--- a/documentation/NOVA_Informe_Tecnico.docx
+++ b/documentation/NOVA_Informe_Tecnico.docx
@@ -63,7 +63,7 @@
                 <w:sz w:val="56"/>
                 <w:szCs w:val="56"/>
               </w:rPr>
-              <w:t>NOVA</w:t>
+              <w:t>NOVA v</w:t>
             </w:r>
             <w:r>
               <w:rPr>
@@ -73,7 +73,17 @@
                 <w:sz w:val="56"/>
                 <w:szCs w:val="56"/>
               </w:rPr>
-              <w:t xml:space="preserve"> V1.0</w:t>
+              <w:t>1</w:t>
+            </w:r>
+            <w:r>
+              <w:rPr>
+                <w:b/>
+                <w:bCs/>
+                <w:color w:val="FFFFFF"/>
+                <w:sz w:val="56"/>
+                <w:szCs w:val="56"/>
+              </w:rPr>
+              <w:t>.0</w:t>
             </w:r>
           </w:p>
           <w:p>
@@ -84,55 +94,56 @@
             <w:r>
               <w:rPr>
                 <w:color w:val="C4B5FD"/>
-                <w:sz w:val="28"/>
-                <w:szCs w:val="28"/>
+                <w:sz w:val="26"/>
+                <w:szCs w:val="26"/>
               </w:rPr>
               <w:t xml:space="preserve">Informe </w:t>
             </w:r>
+            <w:proofErr w:type="spellStart"/>
             <w:r>
               <w:rPr>
                 <w:color w:val="C4B5FD"/>
-                <w:sz w:val="28"/>
-                <w:szCs w:val="28"/>
-              </w:rPr>
-              <w:t>técnico</w:t>
-            </w:r>
+                <w:sz w:val="26"/>
+                <w:szCs w:val="26"/>
+              </w:rPr>
+              <w:t>Tecnico</w:t>
+            </w:r>
+            <w:proofErr w:type="spellEnd"/>
             <w:r>
               <w:rPr>
                 <w:color w:val="C4B5FD"/>
-                <w:sz w:val="28"/>
-                <w:szCs w:val="28"/>
-              </w:rPr>
-              <w:t xml:space="preserve"> — Arquitectura, Stack y Decisiones de Dise</w:t>
-            </w:r>
+                <w:sz w:val="26"/>
+                <w:szCs w:val="26"/>
+              </w:rPr>
+              <w:t xml:space="preserve"> — Arquitectura, Stack y Decisiones de </w:t>
+            </w:r>
+            <w:proofErr w:type="spellStart"/>
             <w:r>
               <w:rPr>
                 <w:color w:val="C4B5FD"/>
-                <w:sz w:val="28"/>
-                <w:szCs w:val="28"/>
-              </w:rPr>
-              <w:t>ñ</w:t>
-            </w:r>
-            <w:r>
-              <w:rPr>
-                <w:color w:val="C4B5FD"/>
-                <w:sz w:val="28"/>
-                <w:szCs w:val="28"/>
-              </w:rPr>
-              <w:t>o</w:t>
-            </w:r>
+                <w:sz w:val="26"/>
+                <w:szCs w:val="26"/>
+              </w:rPr>
+              <w:t>Diseno</w:t>
+            </w:r>
+            <w:proofErr w:type="spellEnd"/>
           </w:p>
           <w:p>
             <w:pPr>
               <w:spacing w:before="80"/>
               <w:jc w:val="center"/>
+              <w:rPr>
+                <w:u w:val="single"/>
+              </w:rPr>
             </w:pPr>
+            <w:proofErr w:type="spellStart"/>
             <w:r>
               <w:rPr>
                 <w:color w:val="DDD6FE"/>
               </w:rPr>
-              <w:t>versión</w:t>
-            </w:r>
+              <w:t>Version</w:t>
+            </w:r>
+            <w:proofErr w:type="spellEnd"/>
             <w:r>
               <w:rPr>
                 <w:color w:val="DDD6FE"/>
@@ -157,19 +168,33 @@
               <w:rPr>
                 <w:color w:val="DDD6FE"/>
               </w:rPr>
-              <w:t xml:space="preserve">  202</w:t>
-            </w:r>
+              <w:t xml:space="preserve">  </w:t>
+            </w:r>
+            <w:proofErr w:type="gramStart"/>
             <w:r>
               <w:rPr>
                 <w:color w:val="DDD6FE"/>
               </w:rPr>
+              <w:t>202</w:t>
+            </w:r>
+            <w:r>
+              <w:rPr>
+                <w:color w:val="DDD6FE"/>
+              </w:rPr>
               <w:t>6</w:t>
             </w:r>
             <w:r>
               <w:rPr>
                 <w:color w:val="DDD6FE"/>
               </w:rPr>
-              <w:t xml:space="preserve"> </w:t>
+              <w:t xml:space="preserve">  |</w:t>
+            </w:r>
+            <w:proofErr w:type="gramEnd"/>
+            <w:r>
+              <w:rPr>
+                <w:color w:val="DDD6FE"/>
+              </w:rPr>
+              <w:t xml:space="preserve">  Confidencial</w:t>
             </w:r>
           </w:p>
         </w:tc>
@@ -198,8 +223,9 @@
         <w:tblLook w:val="04A0" w:firstRow="1" w:lastRow="0" w:firstColumn="1" w:lastColumn="0" w:noHBand="0" w:noVBand="1"/>
       </w:tblPr>
       <w:tblGrid>
-        <w:gridCol w:w="4880"/>
-        <w:gridCol w:w="4880"/>
+        <w:gridCol w:w="3253"/>
+        <w:gridCol w:w="3253"/>
+        <w:gridCol w:w="3254"/>
       </w:tblGrid>
       <w:tr>
         <w:tblPrEx>
@@ -210,91 +236,163 @@
         </w:tblPrEx>
         <w:tc>
           <w:tcPr>
-            <w:tcW w:w="4880" w:type="dxa"/>
+            <w:tcW w:w="3253" w:type="dxa"/>
             <w:tcBorders>
               <w:top w:val="none" w:sz="0" w:space="0" w:color="FFFFFF"/>
               <w:left w:val="none" w:sz="0" w:space="0" w:color="FFFFFF"/>
               <w:bottom w:val="none" w:sz="0" w:space="0" w:color="FFFFFF"/>
               <w:right w:val="none" w:sz="0" w:space="0" w:color="FFFFFF"/>
             </w:tcBorders>
-            <w:tcMar>
-              <w:top w:w="80" w:type="dxa"/>
-              <w:left w:w="0" w:type="dxa"/>
-              <w:bottom w:w="80" w:type="dxa"/>
-              <w:right w:w="200" w:type="dxa"/>
-            </w:tcMar>
-          </w:tcPr>
-          <w:p>
-            <w:r>
-              <w:rPr>
-                <w:color w:val="6B7280"/>
-                <w:sz w:val="18"/>
-                <w:szCs w:val="18"/>
-              </w:rPr>
-              <w:t>Tipo de documento</w:t>
-            </w:r>
-          </w:p>
-          <w:p>
+            <w:shd w:val="clear" w:color="auto" w:fill="EDE9FE"/>
+            <w:tcMar>
+              <w:top w:w="120" w:type="dxa"/>
+              <w:left w:w="160" w:type="dxa"/>
+              <w:bottom w:w="120" w:type="dxa"/>
+              <w:right w:w="160" w:type="dxa"/>
+            </w:tcMar>
+          </w:tcPr>
+          <w:p>
+            <w:pPr>
+              <w:spacing w:before="80" w:after="80"/>
+              <w:jc w:val="center"/>
+            </w:pPr>
             <w:r>
               <w:rPr>
                 <w:b/>
                 <w:bCs/>
-                <w:color w:val="111827"/>
-              </w:rPr>
-              <w:t xml:space="preserve">Informe </w:t>
-            </w:r>
+                <w:color w:val="6D28D9"/>
+                <w:sz w:val="20"/>
+                <w:szCs w:val="20"/>
+              </w:rPr>
+              <w:t>Plataforma</w:t>
+            </w:r>
+          </w:p>
+          <w:p>
+            <w:pPr>
+              <w:spacing w:before="80" w:after="80"/>
+              <w:jc w:val="center"/>
+            </w:pPr>
             <w:r>
               <w:rPr>
                 <w:b/>
                 <w:bCs/>
-                <w:color w:val="111827"/>
-              </w:rPr>
-              <w:t>técnico</w:t>
-            </w:r>
-            <w:r>
-              <w:rPr>
-                <w:b/>
-                <w:bCs/>
-                <w:color w:val="111827"/>
-              </w:rPr>
-              <w:t xml:space="preserve"> interno</w:t>
-            </w:r>
-          </w:p>
-        </w:tc>
-        <w:tc>
-          <w:tcPr>
-            <w:tcW w:w="4880" w:type="dxa"/>
+                <w:color w:val="6D28D9"/>
+                <w:sz w:val="26"/>
+                <w:szCs w:val="26"/>
+              </w:rPr>
+              <w:t>Render Starter</w:t>
+            </w:r>
+          </w:p>
+        </w:tc>
+        <w:tc>
+          <w:tcPr>
+            <w:tcW w:w="3253" w:type="dxa"/>
             <w:tcBorders>
               <w:top w:val="none" w:sz="0" w:space="0" w:color="FFFFFF"/>
               <w:left w:val="none" w:sz="0" w:space="0" w:color="FFFFFF"/>
               <w:bottom w:val="none" w:sz="0" w:space="0" w:color="FFFFFF"/>
               <w:right w:val="none" w:sz="0" w:space="0" w:color="FFFFFF"/>
             </w:tcBorders>
-            <w:tcMar>
-              <w:top w:w="80" w:type="dxa"/>
-              <w:left w:w="200" w:type="dxa"/>
-              <w:bottom w:w="80" w:type="dxa"/>
-              <w:right w:w="0" w:type="dxa"/>
-            </w:tcMar>
-          </w:tcPr>
-          <w:p>
-            <w:r>
-              <w:rPr>
-                <w:color w:val="6B7280"/>
-                <w:sz w:val="18"/>
-                <w:szCs w:val="18"/>
-              </w:rPr>
-              <w:t>Plataforma de despliegue</w:t>
-            </w:r>
-          </w:p>
-          <w:p>
+            <w:shd w:val="clear" w:color="auto" w:fill="D1FAE5"/>
+            <w:tcMar>
+              <w:top w:w="120" w:type="dxa"/>
+              <w:left w:w="160" w:type="dxa"/>
+              <w:bottom w:w="120" w:type="dxa"/>
+              <w:right w:w="160" w:type="dxa"/>
+            </w:tcMar>
+          </w:tcPr>
+          <w:p>
+            <w:pPr>
+              <w:spacing w:before="80" w:after="80"/>
+              <w:jc w:val="center"/>
+            </w:pPr>
             <w:r>
               <w:rPr>
                 <w:b/>
                 <w:bCs/>
-                <w:color w:val="111827"/>
-              </w:rPr>
-              <w:t>Render (plan gratuito)</w:t>
+                <w:color w:val="065F46"/>
+                <w:sz w:val="20"/>
+                <w:szCs w:val="20"/>
+              </w:rPr>
+              <w:t>Email</w:t>
+            </w:r>
+          </w:p>
+          <w:p>
+            <w:pPr>
+              <w:spacing w:before="80" w:after="80"/>
+              <w:jc w:val="center"/>
+            </w:pPr>
+            <w:r>
+              <w:rPr>
+                <w:b/>
+                <w:bCs/>
+                <w:color w:val="065F46"/>
+                <w:sz w:val="26"/>
+                <w:szCs w:val="26"/>
+              </w:rPr>
+              <w:t>SMTP + Gmail</w:t>
+            </w:r>
+          </w:p>
+        </w:tc>
+        <w:tc>
+          <w:tcPr>
+            <w:tcW w:w="3254" w:type="dxa"/>
+            <w:tcBorders>
+              <w:top w:val="none" w:sz="0" w:space="0" w:color="FFFFFF"/>
+              <w:left w:val="none" w:sz="0" w:space="0" w:color="FFFFFF"/>
+              <w:bottom w:val="none" w:sz="0" w:space="0" w:color="FFFFFF"/>
+              <w:right w:val="none" w:sz="0" w:space="0" w:color="FFFFFF"/>
+            </w:tcBorders>
+            <w:shd w:val="clear" w:color="auto" w:fill="DBEAFE"/>
+            <w:tcMar>
+              <w:top w:w="120" w:type="dxa"/>
+              <w:left w:w="160" w:type="dxa"/>
+              <w:bottom w:w="120" w:type="dxa"/>
+              <w:right w:w="160" w:type="dxa"/>
+            </w:tcMar>
+          </w:tcPr>
+          <w:p>
+            <w:pPr>
+              <w:spacing w:before="80" w:after="80"/>
+              <w:jc w:val="center"/>
+            </w:pPr>
+            <w:r>
+              <w:rPr>
+                <w:b/>
+                <w:bCs/>
+                <w:color w:val="1E40AF"/>
+                <w:sz w:val="20"/>
+                <w:szCs w:val="20"/>
+              </w:rPr>
+              <w:t>IA</w:t>
+            </w:r>
+          </w:p>
+          <w:p>
+            <w:pPr>
+              <w:spacing w:before="80" w:after="80"/>
+              <w:jc w:val="center"/>
+            </w:pPr>
+            <w:proofErr w:type="spellStart"/>
+            <w:r>
+              <w:rPr>
+                <w:b/>
+                <w:bCs/>
+                <w:color w:val="1E40AF"/>
+                <w:sz w:val="26"/>
+                <w:szCs w:val="26"/>
+              </w:rPr>
+              <w:t>LLaMA</w:t>
+            </w:r>
+            <w:proofErr w:type="spellEnd"/>
+            <w:r>
+              <w:rPr>
+                <w:b/>
+                <w:bCs/>
+                <w:color w:val="1E40AF"/>
+                <w:sz w:val="26"/>
+                <w:szCs w:val="26"/>
+              </w:rPr>
+              <w:t xml:space="preserve"> 3.3 70B</w:t>
             </w:r>
           </w:p>
         </w:tc>
@@ -302,7 +400,7 @@
     </w:tbl>
     <w:p>
       <w:pPr>
-        <w:spacing w:before="480"/>
+        <w:spacing w:before="400"/>
       </w:pPr>
     </w:p>
     <w:p>
@@ -318,9 +416,11 @@
         <w:lastRenderedPageBreak/>
         <w:t xml:space="preserve">1. Resumen </w:t>
       </w:r>
-      <w:r>
-        <w:t>técnico</w:t>
-      </w:r>
+      <w:proofErr w:type="spellStart"/>
+      <w:r>
+        <w:t>tecnico</w:t>
+      </w:r>
+      <w:proofErr w:type="spellEnd"/>
     </w:p>
     <w:p>
       <w:pPr>
@@ -456,7 +556,7 @@
         <w:rPr>
           <w:color w:val="111827"/>
         </w:rPr>
-        <w:t xml:space="preserve">, lo que simplifica el despliegue a un </w:t>
+        <w:t xml:space="preserve">, simplificando el despliegue a un </w:t>
       </w:r>
       <w:proofErr w:type="spellStart"/>
       <w:r>
@@ -484,7 +584,7 @@
         <w:rPr>
           <w:color w:val="111827"/>
         </w:rPr>
-        <w:t xml:space="preserve"> sin necesidad de un servidor web independiente.</w:t>
+        <w:t>.</w:t>
       </w:r>
     </w:p>
     <w:p>
@@ -495,14 +595,14 @@
         <w:rPr>
           <w:color w:val="111827"/>
         </w:rPr>
-        <w:t xml:space="preserve">La </w:t>
+        <w:t xml:space="preserve">Esta desplegado en Render plan Starter ($7/mes), lo que garantiza servidor siempre encendido sin </w:t>
       </w:r>
       <w:proofErr w:type="spellStart"/>
       <w:r>
         <w:rPr>
           <w:color w:val="111827"/>
         </w:rPr>
-        <w:t>aplicacion</w:t>
+        <w:t>cold</w:t>
       </w:r>
       <w:proofErr w:type="spellEnd"/>
       <w:r>
@@ -516,20 +616,48 @@
         <w:rPr>
           <w:color w:val="111827"/>
         </w:rPr>
-        <w:t>esta</w:t>
+        <w:t>start</w:t>
       </w:r>
       <w:proofErr w:type="spellEnd"/>
       <w:r>
         <w:rPr>
           <w:color w:val="111827"/>
         </w:rPr>
-        <w:t xml:space="preserve"> desplegada en Render (plan gratuito) y delega en servicios externos especializados todo lo que requiere infraestructura dedicada: MySQL relacional para datos transaccionales, MongoDB Atlas para trazabilidad de acciones, </w:t>
+        <w:t xml:space="preserve"> y puertos SMTP desbloqueados para el </w:t>
       </w:r>
       <w:proofErr w:type="spellStart"/>
       <w:r>
         <w:rPr>
           <w:color w:val="111827"/>
         </w:rPr>
+        <w:t>envio</w:t>
+      </w:r>
+      <w:proofErr w:type="spellEnd"/>
+      <w:r>
+        <w:rPr>
+          <w:color w:val="111827"/>
+        </w:rPr>
+        <w:t xml:space="preserve"> de emails </w:t>
+      </w:r>
+      <w:proofErr w:type="spellStart"/>
+      <w:r>
+        <w:rPr>
+          <w:color w:val="111827"/>
+        </w:rPr>
+        <w:t>via</w:t>
+      </w:r>
+      <w:proofErr w:type="spellEnd"/>
+      <w:r>
+        <w:rPr>
+          <w:color w:val="111827"/>
+        </w:rPr>
+        <w:t xml:space="preserve"> Gmail. Delega en servicios externos especializados: MySQL para datos relacionales, MongoDB Atlas para auditoria, </w:t>
+      </w:r>
+      <w:proofErr w:type="spellStart"/>
+      <w:r>
+        <w:rPr>
+          <w:color w:val="111827"/>
+        </w:rPr>
         <w:t>Cloudinary</w:t>
       </w:r>
       <w:proofErr w:type="spellEnd"/>
@@ -537,63 +665,21 @@
         <w:rPr>
           <w:color w:val="111827"/>
         </w:rPr>
-        <w:t xml:space="preserve"> para almacenamiento de archivos, </w:t>
+        <w:t xml:space="preserve"> para archivos, Gmail/SMTP para correo transaccional y </w:t>
       </w:r>
       <w:proofErr w:type="spellStart"/>
       <w:r>
         <w:rPr>
           <w:color w:val="111827"/>
         </w:rPr>
-        <w:t>Resend</w:t>
+        <w:t>Groq</w:t>
       </w:r>
       <w:proofErr w:type="spellEnd"/>
       <w:r>
         <w:rPr>
           <w:color w:val="111827"/>
         </w:rPr>
-        <w:t xml:space="preserve"> para correo transaccional </w:t>
-      </w:r>
-      <w:proofErr w:type="spellStart"/>
-      <w:r>
-        <w:rPr>
-          <w:color w:val="111827"/>
-        </w:rPr>
-        <w:t>via</w:t>
-      </w:r>
-      <w:proofErr w:type="spellEnd"/>
-      <w:r>
-        <w:rPr>
-          <w:color w:val="111827"/>
-        </w:rPr>
-        <w:t xml:space="preserve"> HTTPS y </w:t>
-      </w:r>
-      <w:proofErr w:type="spellStart"/>
-      <w:r>
-        <w:rPr>
-          <w:color w:val="111827"/>
-        </w:rPr>
-        <w:t>Groq</w:t>
-      </w:r>
-      <w:proofErr w:type="spellEnd"/>
-      <w:r>
-        <w:rPr>
-          <w:color w:val="111827"/>
-        </w:rPr>
-        <w:t xml:space="preserve"> Cloud para procesamiento de lenguaje natural con el modelo </w:t>
-      </w:r>
-      <w:proofErr w:type="spellStart"/>
-      <w:r>
-        <w:rPr>
-          <w:color w:val="111827"/>
-        </w:rPr>
-        <w:t>LLaMA</w:t>
-      </w:r>
-      <w:proofErr w:type="spellEnd"/>
-      <w:r>
-        <w:rPr>
-          <w:color w:val="111827"/>
-        </w:rPr>
-        <w:t xml:space="preserve"> 3.3 70B.</w:t>
+        <w:t xml:space="preserve"> Cloud para IA.</w:t>
       </w:r>
     </w:p>
     <w:p>
@@ -1042,7 +1128,7 @@
                 <w:sz w:val="20"/>
                 <w:szCs w:val="20"/>
               </w:rPr>
-              <w:t xml:space="preserve">API REST + servidor de archivos </w:t>
+              <w:t xml:space="preserve">API REST + archivos </w:t>
             </w:r>
             <w:proofErr w:type="spellStart"/>
             <w:r>
@@ -1052,6 +1138,24 @@
                 <w:szCs w:val="20"/>
               </w:rPr>
               <w:t>estaticos</w:t>
+            </w:r>
+            <w:proofErr w:type="spellEnd"/>
+            <w:r>
+              <w:rPr>
+                <w:color w:val="111827"/>
+                <w:sz w:val="20"/>
+                <w:szCs w:val="20"/>
+              </w:rPr>
+              <w:t xml:space="preserve"> del </w:t>
+            </w:r>
+            <w:proofErr w:type="spellStart"/>
+            <w:r>
+              <w:rPr>
+                <w:color w:val="111827"/>
+                <w:sz w:val="20"/>
+                <w:szCs w:val="20"/>
+              </w:rPr>
+              <w:t>frontend</w:t>
             </w:r>
             <w:proofErr w:type="spellEnd"/>
           </w:p>
@@ -1566,7 +1670,7 @@
                 <w:sz w:val="20"/>
                 <w:szCs w:val="20"/>
               </w:rPr>
-              <w:t>6.x (M0)</w:t>
+              <w:t>6.x M0</w:t>
             </w:r>
           </w:p>
         </w:tc>
@@ -1726,6 +1830,24 @@
               <w:t>Promises</w:t>
             </w:r>
             <w:proofErr w:type="spellEnd"/>
+            <w:r>
+              <w:rPr>
+                <w:color w:val="111827"/>
+                <w:sz w:val="20"/>
+                <w:szCs w:val="20"/>
+              </w:rPr>
+              <w:t>/</w:t>
+            </w:r>
+            <w:proofErr w:type="spellStart"/>
+            <w:r>
+              <w:rPr>
+                <w:color w:val="111827"/>
+                <w:sz w:val="20"/>
+                <w:szCs w:val="20"/>
+              </w:rPr>
+              <w:t>async</w:t>
+            </w:r>
+            <w:proofErr w:type="spellEnd"/>
           </w:p>
         </w:tc>
       </w:tr>
@@ -2004,7 +2126,7 @@
                 <w:szCs w:val="20"/>
                 <w:lang w:val="en-US"/>
               </w:rPr>
-              <w:t xml:space="preserve"> memoria</w:t>
+              <w:t xml:space="preserve"> memoria RAM</w:t>
             </w:r>
           </w:p>
         </w:tc>
@@ -2264,7 +2386,7 @@
                 <w:szCs w:val="20"/>
                 <w:lang w:val="en-US"/>
               </w:rPr>
-              <w:t xml:space="preserve">Buffer to stream para </w:t>
+              <w:t xml:space="preserve">Buffer a stream para </w:t>
             </w:r>
             <w:proofErr w:type="spellStart"/>
             <w:r>
@@ -2349,17 +2471,9 @@
                 <w:sz w:val="20"/>
                 <w:szCs w:val="20"/>
               </w:rPr>
-              <w:t>Resend</w:t>
-            </w:r>
-            <w:proofErr w:type="spellEnd"/>
-            <w:r>
-              <w:rPr>
-                <w:color w:val="111827"/>
-                <w:sz w:val="20"/>
-                <w:szCs w:val="20"/>
-              </w:rPr>
-              <w:t xml:space="preserve"> SDK</w:t>
-            </w:r>
+              <w:t>nodemailer</w:t>
+            </w:r>
+            <w:proofErr w:type="spellEnd"/>
           </w:p>
         </w:tc>
         <w:tc>
@@ -2380,16 +2494,14 @@
             </w:tcMar>
           </w:tcPr>
           <w:p>
-            <w:proofErr w:type="spellStart"/>
-            <w:r>
-              <w:rPr>
-                <w:color w:val="111827"/>
-                <w:sz w:val="20"/>
-                <w:szCs w:val="20"/>
-              </w:rPr>
-              <w:t>latest</w:t>
-            </w:r>
-            <w:proofErr w:type="spellEnd"/>
+            <w:r>
+              <w:rPr>
+                <w:color w:val="111827"/>
+                <w:sz w:val="20"/>
+                <w:szCs w:val="20"/>
+              </w:rPr>
+              <w:t>6.9.x</w:t>
+            </w:r>
           </w:p>
         </w:tc>
         <w:tc>
@@ -2410,13 +2522,23 @@
             </w:tcMar>
           </w:tcPr>
           <w:p>
-            <w:r>
-              <w:rPr>
-                <w:color w:val="111827"/>
-                <w:sz w:val="20"/>
-                <w:szCs w:val="20"/>
-              </w:rPr>
-              <w:t xml:space="preserve">Correo transaccional </w:t>
+            <w:proofErr w:type="spellStart"/>
+            <w:r>
+              <w:rPr>
+                <w:color w:val="111827"/>
+                <w:sz w:val="20"/>
+                <w:szCs w:val="20"/>
+              </w:rPr>
+              <w:t>Envio</w:t>
+            </w:r>
+            <w:proofErr w:type="spellEnd"/>
+            <w:r>
+              <w:rPr>
+                <w:color w:val="111827"/>
+                <w:sz w:val="20"/>
+                <w:szCs w:val="20"/>
+              </w:rPr>
+              <w:t xml:space="preserve"> de emails </w:t>
             </w:r>
             <w:proofErr w:type="spellStart"/>
             <w:r>
@@ -2434,7 +2556,7 @@
                 <w:sz w:val="20"/>
                 <w:szCs w:val="20"/>
               </w:rPr>
-              <w:t xml:space="preserve"> API HTTPS</w:t>
+              <w:t xml:space="preserve"> SMTP (Gmail)</w:t>
             </w:r>
           </w:p>
         </w:tc>
@@ -2470,7 +2592,7 @@
                 <w:sz w:val="20"/>
                 <w:szCs w:val="20"/>
               </w:rPr>
-              <w:t>IA</w:t>
+              <w:t>Email protocolo</w:t>
             </w:r>
           </w:p>
         </w:tc>
@@ -2492,41 +2614,13 @@
             </w:tcMar>
           </w:tcPr>
           <w:p>
-            <w:proofErr w:type="spellStart"/>
-            <w:r>
-              <w:rPr>
-                <w:color w:val="111827"/>
-                <w:sz w:val="20"/>
-                <w:szCs w:val="20"/>
-              </w:rPr>
-              <w:t>groq-sdk</w:t>
-            </w:r>
-            <w:proofErr w:type="spellEnd"/>
-            <w:r>
-              <w:rPr>
-                <w:color w:val="111827"/>
-                <w:sz w:val="20"/>
-                <w:szCs w:val="20"/>
-              </w:rPr>
-              <w:t xml:space="preserve"> (</w:t>
-            </w:r>
-            <w:proofErr w:type="spellStart"/>
-            <w:r>
-              <w:rPr>
-                <w:color w:val="111827"/>
-                <w:sz w:val="20"/>
-                <w:szCs w:val="20"/>
-              </w:rPr>
-              <w:t>LLaMA</w:t>
-            </w:r>
-            <w:proofErr w:type="spellEnd"/>
-            <w:r>
-              <w:rPr>
-                <w:color w:val="111827"/>
-                <w:sz w:val="20"/>
-                <w:szCs w:val="20"/>
-              </w:rPr>
-              <w:t xml:space="preserve"> 3.3)</w:t>
+            <w:r>
+              <w:rPr>
+                <w:color w:val="111827"/>
+                <w:sz w:val="20"/>
+                <w:szCs w:val="20"/>
+              </w:rPr>
+              <w:t>SMTP / Gmail</w:t>
             </w:r>
           </w:p>
         </w:tc>
@@ -2554,7 +2648,7 @@
                 <w:sz w:val="20"/>
                 <w:szCs w:val="20"/>
               </w:rPr>
-              <w:t>0.5.x</w:t>
+              <w:t>TLS 587</w:t>
             </w:r>
           </w:p>
         </w:tc>
@@ -2582,44 +2676,36 @@
                 <w:sz w:val="20"/>
                 <w:szCs w:val="20"/>
               </w:rPr>
-              <w:t xml:space="preserve">Prioridad </w:t>
-            </w:r>
-            <w:proofErr w:type="spellStart"/>
-            <w:r>
-              <w:rPr>
-                <w:color w:val="111827"/>
-                <w:sz w:val="20"/>
-                <w:szCs w:val="20"/>
-              </w:rPr>
-              <w:t>automatica</w:t>
-            </w:r>
-            <w:proofErr w:type="spellEnd"/>
-            <w:r>
-              <w:rPr>
-                <w:color w:val="111827"/>
-                <w:sz w:val="20"/>
-                <w:szCs w:val="20"/>
-              </w:rPr>
-              <w:t xml:space="preserve"> y </w:t>
-            </w:r>
-            <w:proofErr w:type="spellStart"/>
-            <w:r>
-              <w:rPr>
-                <w:color w:val="111827"/>
-                <w:sz w:val="20"/>
-                <w:szCs w:val="20"/>
-              </w:rPr>
-              <w:t>analisis</w:t>
-            </w:r>
-            <w:proofErr w:type="spellEnd"/>
-            <w:r>
-              <w:rPr>
-                <w:color w:val="111827"/>
-                <w:sz w:val="20"/>
-                <w:szCs w:val="20"/>
-              </w:rPr>
-              <w:t xml:space="preserve"> de novedades</w:t>
-            </w:r>
+              <w:t xml:space="preserve">Transporte de correo con </w:t>
+            </w:r>
+            <w:proofErr w:type="spellStart"/>
+            <w:r>
+              <w:rPr>
+                <w:color w:val="111827"/>
+                <w:sz w:val="20"/>
+                <w:szCs w:val="20"/>
+              </w:rPr>
+              <w:t>autenticacion</w:t>
+            </w:r>
+            <w:proofErr w:type="spellEnd"/>
+            <w:r>
+              <w:rPr>
+                <w:color w:val="111827"/>
+                <w:sz w:val="20"/>
+                <w:szCs w:val="20"/>
+              </w:rPr>
+              <w:t xml:space="preserve"> OAuth-</w:t>
+            </w:r>
+            <w:proofErr w:type="spellStart"/>
+            <w:r>
+              <w:rPr>
+                <w:color w:val="111827"/>
+                <w:sz w:val="20"/>
+                <w:szCs w:val="20"/>
+              </w:rPr>
+              <w:t>like</w:t>
+            </w:r>
+            <w:proofErr w:type="spellEnd"/>
           </w:p>
         </w:tc>
       </w:tr>
@@ -2648,16 +2734,14 @@
             </w:tcMar>
           </w:tcPr>
           <w:p>
-            <w:proofErr w:type="spellStart"/>
-            <w:r>
-              <w:rPr>
-                <w:color w:val="111827"/>
-                <w:sz w:val="20"/>
-                <w:szCs w:val="20"/>
-              </w:rPr>
-              <w:t>Validacion</w:t>
-            </w:r>
-            <w:proofErr w:type="spellEnd"/>
+            <w:r>
+              <w:rPr>
+                <w:color w:val="111827"/>
+                <w:sz w:val="20"/>
+                <w:szCs w:val="20"/>
+              </w:rPr>
+              <w:t>IA</w:t>
+            </w:r>
           </w:p>
         </w:tc>
         <w:tc>
@@ -2685,9 +2769,35 @@
                 <w:sz w:val="20"/>
                 <w:szCs w:val="20"/>
               </w:rPr>
-              <w:t>express-validator</w:t>
-            </w:r>
-            <w:proofErr w:type="spellEnd"/>
+              <w:t>groq-sdk</w:t>
+            </w:r>
+            <w:proofErr w:type="spellEnd"/>
+            <w:r>
+              <w:rPr>
+                <w:color w:val="111827"/>
+                <w:sz w:val="20"/>
+                <w:szCs w:val="20"/>
+              </w:rPr>
+              <w:t xml:space="preserve"> (</w:t>
+            </w:r>
+            <w:proofErr w:type="spellStart"/>
+            <w:r>
+              <w:rPr>
+                <w:color w:val="111827"/>
+                <w:sz w:val="20"/>
+                <w:szCs w:val="20"/>
+              </w:rPr>
+              <w:t>LLaMA</w:t>
+            </w:r>
+            <w:proofErr w:type="spellEnd"/>
+            <w:r>
+              <w:rPr>
+                <w:color w:val="111827"/>
+                <w:sz w:val="20"/>
+                <w:szCs w:val="20"/>
+              </w:rPr>
+              <w:t xml:space="preserve"> 3.3)</w:t>
+            </w:r>
           </w:p>
         </w:tc>
         <w:tc>
@@ -2714,7 +2824,7 @@
                 <w:sz w:val="20"/>
                 <w:szCs w:val="20"/>
               </w:rPr>
-              <w:t>7.2.x</w:t>
+              <w:t>0.5.x</w:t>
             </w:r>
           </w:p>
         </w:tc>
@@ -2736,23 +2846,49 @@
             </w:tcMar>
           </w:tcPr>
           <w:p>
-            <w:proofErr w:type="spellStart"/>
-            <w:r>
-              <w:rPr>
-                <w:color w:val="111827"/>
-                <w:sz w:val="20"/>
-                <w:szCs w:val="20"/>
-              </w:rPr>
-              <w:t>Validacion</w:t>
-            </w:r>
-            <w:proofErr w:type="spellEnd"/>
-            <w:r>
-              <w:rPr>
-                <w:color w:val="111827"/>
-                <w:sz w:val="20"/>
-                <w:szCs w:val="20"/>
-              </w:rPr>
-              <w:t xml:space="preserve"> de inputs en controladores</w:t>
+            <w:r>
+              <w:rPr>
+                <w:color w:val="111827"/>
+                <w:sz w:val="20"/>
+                <w:szCs w:val="20"/>
+              </w:rPr>
+              <w:t xml:space="preserve">Prioridad </w:t>
+            </w:r>
+            <w:proofErr w:type="spellStart"/>
+            <w:r>
+              <w:rPr>
+                <w:color w:val="111827"/>
+                <w:sz w:val="20"/>
+                <w:szCs w:val="20"/>
+              </w:rPr>
+              <w:t>automatica</w:t>
+            </w:r>
+            <w:proofErr w:type="spellEnd"/>
+            <w:r>
+              <w:rPr>
+                <w:color w:val="111827"/>
+                <w:sz w:val="20"/>
+                <w:szCs w:val="20"/>
+              </w:rPr>
+              <w:t xml:space="preserve"> y </w:t>
+            </w:r>
+            <w:proofErr w:type="spellStart"/>
+            <w:r>
+              <w:rPr>
+                <w:color w:val="111827"/>
+                <w:sz w:val="20"/>
+                <w:szCs w:val="20"/>
+              </w:rPr>
+              <w:t>analisis</w:t>
+            </w:r>
+            <w:proofErr w:type="spellEnd"/>
+            <w:r>
+              <w:rPr>
+                <w:color w:val="111827"/>
+                <w:sz w:val="20"/>
+                <w:szCs w:val="20"/>
+              </w:rPr>
+              <w:t xml:space="preserve"> de novedades</w:t>
             </w:r>
           </w:p>
         </w:tc>
@@ -2782,6 +2918,7 @@
             </w:tcMar>
           </w:tcPr>
           <w:p>
+            <w:proofErr w:type="spellStart"/>
             <w:r>
               <w:rPr>
                 <w:color w:val="111827"/>
@@ -2789,8 +2926,9 @@
                 <w:szCs w:val="20"/>
               </w:rPr>
               <w:lastRenderedPageBreak/>
-              <w:t>CORS</w:t>
-            </w:r>
+              <w:t>Validacion</w:t>
+            </w:r>
+            <w:proofErr w:type="spellEnd"/>
           </w:p>
         </w:tc>
         <w:tc>
@@ -2818,7 +2956,7 @@
                 <w:sz w:val="20"/>
                 <w:szCs w:val="20"/>
               </w:rPr>
-              <w:t>cors</w:t>
+              <w:t>express-validator</w:t>
             </w:r>
             <w:proofErr w:type="spellEnd"/>
           </w:p>
@@ -2847,7 +2985,7 @@
                 <w:sz w:val="20"/>
                 <w:szCs w:val="20"/>
               </w:rPr>
-              <w:t>2.8.x</w:t>
+              <w:t>7.2.x</w:t>
             </w:r>
           </w:p>
         </w:tc>
@@ -2869,31 +3007,23 @@
             </w:tcMar>
           </w:tcPr>
           <w:p>
-            <w:r>
-              <w:rPr>
-                <w:color w:val="111827"/>
-                <w:sz w:val="20"/>
-                <w:szCs w:val="20"/>
-              </w:rPr>
-              <w:t xml:space="preserve">Lista blanca de </w:t>
-            </w:r>
-            <w:proofErr w:type="spellStart"/>
-            <w:r>
-              <w:rPr>
-                <w:color w:val="111827"/>
-                <w:sz w:val="20"/>
-                <w:szCs w:val="20"/>
-              </w:rPr>
-              <w:t>origenes</w:t>
-            </w:r>
-            <w:proofErr w:type="spellEnd"/>
-            <w:r>
-              <w:rPr>
-                <w:color w:val="111827"/>
-                <w:sz w:val="20"/>
-                <w:szCs w:val="20"/>
-              </w:rPr>
-              <w:t xml:space="preserve"> permitidos</w:t>
+            <w:proofErr w:type="spellStart"/>
+            <w:r>
+              <w:rPr>
+                <w:color w:val="111827"/>
+                <w:sz w:val="20"/>
+                <w:szCs w:val="20"/>
+              </w:rPr>
+              <w:t>Validacion</w:t>
+            </w:r>
+            <w:proofErr w:type="spellEnd"/>
+            <w:r>
+              <w:rPr>
+                <w:color w:val="111827"/>
+                <w:sz w:val="20"/>
+                <w:szCs w:val="20"/>
+              </w:rPr>
+              <w:t xml:space="preserve"> de inputs en controladores</w:t>
             </w:r>
           </w:p>
         </w:tc>
@@ -2929,7 +3059,7 @@
                 <w:sz w:val="20"/>
                 <w:szCs w:val="20"/>
               </w:rPr>
-              <w:t>Variables entorno</w:t>
+              <w:t>CORS</w:t>
             </w:r>
           </w:p>
         </w:tc>
@@ -2958,7 +3088,7 @@
                 <w:sz w:val="20"/>
                 <w:szCs w:val="20"/>
               </w:rPr>
-              <w:t>dotenv</w:t>
+              <w:t>cors</w:t>
             </w:r>
             <w:proofErr w:type="spellEnd"/>
           </w:p>
@@ -2987,7 +3117,7 @@
                 <w:sz w:val="20"/>
                 <w:szCs w:val="20"/>
               </w:rPr>
-              <w:t>16.4.x</w:t>
+              <w:t>2.8.x</w:t>
             </w:r>
           </w:p>
         </w:tc>
@@ -3015,35 +3145,25 @@
                 <w:sz w:val="20"/>
                 <w:szCs w:val="20"/>
               </w:rPr>
-              <w:t xml:space="preserve">Carga </w:t>
-            </w:r>
-            <w:proofErr w:type="gramStart"/>
-            <w:r>
-              <w:rPr>
-                <w:color w:val="111827"/>
-                <w:sz w:val="20"/>
-                <w:szCs w:val="20"/>
-              </w:rPr>
-              <w:t>de .</w:t>
-            </w:r>
-            <w:proofErr w:type="spellStart"/>
-            <w:r>
-              <w:rPr>
-                <w:color w:val="111827"/>
-                <w:sz w:val="20"/>
-                <w:szCs w:val="20"/>
-              </w:rPr>
-              <w:t>env</w:t>
-            </w:r>
-            <w:proofErr w:type="spellEnd"/>
-            <w:proofErr w:type="gramEnd"/>
-            <w:r>
-              <w:rPr>
-                <w:color w:val="111827"/>
-                <w:sz w:val="20"/>
-                <w:szCs w:val="20"/>
-              </w:rPr>
-              <w:t xml:space="preserve"> en desarrollo</w:t>
+              <w:t xml:space="preserve">Lista blanca de </w:t>
+            </w:r>
+            <w:proofErr w:type="spellStart"/>
+            <w:r>
+              <w:rPr>
+                <w:color w:val="111827"/>
+                <w:sz w:val="20"/>
+                <w:szCs w:val="20"/>
+              </w:rPr>
+              <w:t>origenes</w:t>
+            </w:r>
+            <w:proofErr w:type="spellEnd"/>
+            <w:r>
+              <w:rPr>
+                <w:color w:val="111827"/>
+                <w:sz w:val="20"/>
+                <w:szCs w:val="20"/>
+              </w:rPr>
+              <w:t xml:space="preserve"> permitidos</w:t>
             </w:r>
           </w:p>
         </w:tc>
@@ -3080,7 +3200,7 @@
                 <w:sz w:val="20"/>
                 <w:szCs w:val="20"/>
               </w:rPr>
-              <w:t>Frontend</w:t>
+              <w:t>Config</w:t>
             </w:r>
             <w:proofErr w:type="spellEnd"/>
           </w:p>
@@ -3103,14 +3223,16 @@
             </w:tcMar>
           </w:tcPr>
           <w:p>
-            <w:r>
-              <w:rPr>
-                <w:color w:val="111827"/>
-                <w:sz w:val="20"/>
-                <w:szCs w:val="20"/>
-              </w:rPr>
-              <w:t>HTML5 / CSS3 / JS</w:t>
-            </w:r>
+            <w:proofErr w:type="spellStart"/>
+            <w:r>
+              <w:rPr>
+                <w:color w:val="111827"/>
+                <w:sz w:val="20"/>
+                <w:szCs w:val="20"/>
+              </w:rPr>
+              <w:t>dotenv</w:t>
+            </w:r>
+            <w:proofErr w:type="spellEnd"/>
           </w:p>
         </w:tc>
         <w:tc>
@@ -3137,7 +3259,7 @@
                 <w:sz w:val="20"/>
                 <w:szCs w:val="20"/>
               </w:rPr>
-              <w:t>Vanilla</w:t>
+              <w:t>16.4.x</w:t>
             </w:r>
           </w:p>
         </w:tc>
@@ -3165,53 +3287,7 @@
                 <w:sz w:val="20"/>
                 <w:szCs w:val="20"/>
               </w:rPr>
-              <w:t xml:space="preserve">Sin </w:t>
-            </w:r>
-            <w:proofErr w:type="spellStart"/>
-            <w:r>
-              <w:rPr>
-                <w:color w:val="111827"/>
-                <w:sz w:val="20"/>
-                <w:szCs w:val="20"/>
-              </w:rPr>
-              <w:t>framework</w:t>
-            </w:r>
-            <w:proofErr w:type="spellEnd"/>
-            <w:r>
-              <w:rPr>
-                <w:color w:val="111827"/>
-                <w:sz w:val="20"/>
-                <w:szCs w:val="20"/>
-              </w:rPr>
-              <w:t xml:space="preserve">, SPA manual con </w:t>
-            </w:r>
-            <w:proofErr w:type="spellStart"/>
-            <w:proofErr w:type="gramStart"/>
-            <w:r>
-              <w:rPr>
-                <w:color w:val="111827"/>
-                <w:sz w:val="20"/>
-                <w:szCs w:val="20"/>
-              </w:rPr>
-              <w:t>fetch</w:t>
-            </w:r>
-            <w:proofErr w:type="spellEnd"/>
-            <w:r>
-              <w:rPr>
-                <w:color w:val="111827"/>
-                <w:sz w:val="20"/>
-                <w:szCs w:val="20"/>
-              </w:rPr>
-              <w:t>(</w:t>
-            </w:r>
-            <w:proofErr w:type="gramEnd"/>
-            <w:r>
-              <w:rPr>
-                <w:color w:val="111827"/>
-                <w:sz w:val="20"/>
-                <w:szCs w:val="20"/>
-              </w:rPr>
-              <w:t>)</w:t>
+              <w:t>Carga de variables de entorno en desarrollo</w:t>
             </w:r>
           </w:p>
         </w:tc>
@@ -3241,14 +3317,16 @@
             </w:tcMar>
           </w:tcPr>
           <w:p>
-            <w:r>
-              <w:rPr>
-                <w:color w:val="111827"/>
-                <w:sz w:val="20"/>
-                <w:szCs w:val="20"/>
-              </w:rPr>
-              <w:t>Iconos</w:t>
-            </w:r>
+            <w:proofErr w:type="spellStart"/>
+            <w:r>
+              <w:rPr>
+                <w:color w:val="111827"/>
+                <w:sz w:val="20"/>
+                <w:szCs w:val="20"/>
+              </w:rPr>
+              <w:t>Frontend</w:t>
+            </w:r>
+            <w:proofErr w:type="spellEnd"/>
           </w:p>
         </w:tc>
         <w:tc>
@@ -3275,18 +3353,8 @@
                 <w:sz w:val="20"/>
                 <w:szCs w:val="20"/>
               </w:rPr>
-              <w:t xml:space="preserve">Bootstrap </w:t>
-            </w:r>
-            <w:proofErr w:type="spellStart"/>
-            <w:r>
-              <w:rPr>
-                <w:color w:val="111827"/>
-                <w:sz w:val="20"/>
-                <w:szCs w:val="20"/>
-              </w:rPr>
-              <w:t>Icons</w:t>
-            </w:r>
-            <w:proofErr w:type="spellEnd"/>
+              <w:t>HTML5 / CSS3 / JS</w:t>
+            </w:r>
           </w:p>
         </w:tc>
         <w:tc>
@@ -3313,7 +3381,7 @@
                 <w:sz w:val="20"/>
                 <w:szCs w:val="20"/>
               </w:rPr>
-              <w:t>1.11.3 CDN</w:t>
+              <w:t>Vanilla</w:t>
             </w:r>
           </w:p>
         </w:tc>
@@ -3335,41 +3403,59 @@
             </w:tcMar>
           </w:tcPr>
           <w:p>
-            <w:proofErr w:type="spellStart"/>
-            <w:r>
-              <w:rPr>
-                <w:color w:val="111827"/>
-                <w:sz w:val="20"/>
-                <w:szCs w:val="20"/>
-              </w:rPr>
-              <w:t>Libreria</w:t>
-            </w:r>
-            <w:proofErr w:type="spellEnd"/>
-            <w:r>
-              <w:rPr>
-                <w:color w:val="111827"/>
-                <w:sz w:val="20"/>
-                <w:szCs w:val="20"/>
-              </w:rPr>
-              <w:t xml:space="preserve"> de iconos </w:t>
-            </w:r>
-            <w:proofErr w:type="spellStart"/>
-            <w:r>
-              <w:rPr>
-                <w:color w:val="111827"/>
-                <w:sz w:val="20"/>
-                <w:szCs w:val="20"/>
-              </w:rPr>
-              <w:t>via</w:t>
-            </w:r>
-            <w:proofErr w:type="spellEnd"/>
-            <w:r>
-              <w:rPr>
-                <w:color w:val="111827"/>
-                <w:sz w:val="20"/>
-                <w:szCs w:val="20"/>
-              </w:rPr>
-              <w:t xml:space="preserve"> CDN</w:t>
+            <w:r>
+              <w:rPr>
+                <w:color w:val="111827"/>
+                <w:sz w:val="20"/>
+                <w:szCs w:val="20"/>
+              </w:rPr>
+              <w:t xml:space="preserve">Sin </w:t>
+            </w:r>
+            <w:proofErr w:type="spellStart"/>
+            <w:r>
+              <w:rPr>
+                <w:color w:val="111827"/>
+                <w:sz w:val="20"/>
+                <w:szCs w:val="20"/>
+              </w:rPr>
+              <w:t>framework</w:t>
+            </w:r>
+            <w:proofErr w:type="spellEnd"/>
+            <w:r>
+              <w:rPr>
+                <w:color w:val="111827"/>
+                <w:sz w:val="20"/>
+                <w:szCs w:val="20"/>
+              </w:rPr>
+              <w:t xml:space="preserve">, SPA manual con </w:t>
+            </w:r>
+            <w:proofErr w:type="spellStart"/>
+            <w:proofErr w:type="gramStart"/>
+            <w:r>
+              <w:rPr>
+                <w:color w:val="111827"/>
+                <w:sz w:val="20"/>
+                <w:szCs w:val="20"/>
+              </w:rPr>
+              <w:t>fetch</w:t>
+            </w:r>
+            <w:proofErr w:type="spellEnd"/>
+            <w:r>
+              <w:rPr>
+                <w:color w:val="111827"/>
+                <w:sz w:val="20"/>
+                <w:szCs w:val="20"/>
+              </w:rPr>
+              <w:t>(</w:t>
+            </w:r>
+            <w:proofErr w:type="gramEnd"/>
+            <w:r>
+              <w:rPr>
+                <w:color w:val="111827"/>
+                <w:sz w:val="20"/>
+                <w:szCs w:val="20"/>
+              </w:rPr>
+              <w:t>) nativo</w:t>
             </w:r>
           </w:p>
         </w:tc>
@@ -3405,7 +3491,7 @@
                 <w:sz w:val="20"/>
                 <w:szCs w:val="20"/>
               </w:rPr>
-              <w:t>Despliegue</w:t>
+              <w:t>Iconos</w:t>
             </w:r>
           </w:p>
         </w:tc>
@@ -3433,8 +3519,18 @@
                 <w:sz w:val="20"/>
                 <w:szCs w:val="20"/>
               </w:rPr>
-              <w:t>Render</w:t>
-            </w:r>
+              <w:t xml:space="preserve">Bootstrap </w:t>
+            </w:r>
+            <w:proofErr w:type="spellStart"/>
+            <w:r>
+              <w:rPr>
+                <w:color w:val="111827"/>
+                <w:sz w:val="20"/>
+                <w:szCs w:val="20"/>
+              </w:rPr>
+              <w:t>Icons</w:t>
+            </w:r>
+            <w:proofErr w:type="spellEnd"/>
           </w:p>
         </w:tc>
         <w:tc>
@@ -3461,7 +3557,7 @@
                 <w:sz w:val="20"/>
                 <w:szCs w:val="20"/>
               </w:rPr>
-              <w:t>Plan Free</w:t>
+              <w:t>1.11.3</w:t>
             </w:r>
           </w:p>
         </w:tc>
@@ -3483,42 +3579,42 @@
             </w:tcMar>
           </w:tcPr>
           <w:p>
-            <w:r>
-              <w:rPr>
-                <w:color w:val="111827"/>
-                <w:sz w:val="20"/>
-                <w:szCs w:val="20"/>
-              </w:rPr>
-              <w:t xml:space="preserve">PaaS para Node.js con </w:t>
-            </w:r>
-            <w:proofErr w:type="spellStart"/>
-            <w:r>
-              <w:rPr>
-                <w:color w:val="111827"/>
-                <w:sz w:val="20"/>
-                <w:szCs w:val="20"/>
-              </w:rPr>
-              <w:t>auto-deploy</w:t>
-            </w:r>
-            <w:proofErr w:type="spellEnd"/>
-            <w:r>
-              <w:rPr>
-                <w:color w:val="111827"/>
-                <w:sz w:val="20"/>
-                <w:szCs w:val="20"/>
-              </w:rPr>
-              <w:t xml:space="preserve"> en </w:t>
-            </w:r>
-            <w:proofErr w:type="spellStart"/>
-            <w:r>
-              <w:rPr>
-                <w:color w:val="111827"/>
-                <w:sz w:val="20"/>
-                <w:szCs w:val="20"/>
-              </w:rPr>
-              <w:t>push</w:t>
-            </w:r>
-            <w:proofErr w:type="spellEnd"/>
+            <w:proofErr w:type="spellStart"/>
+            <w:r>
+              <w:rPr>
+                <w:color w:val="111827"/>
+                <w:sz w:val="20"/>
+                <w:szCs w:val="20"/>
+              </w:rPr>
+              <w:t>Libreria</w:t>
+            </w:r>
+            <w:proofErr w:type="spellEnd"/>
+            <w:r>
+              <w:rPr>
+                <w:color w:val="111827"/>
+                <w:sz w:val="20"/>
+                <w:szCs w:val="20"/>
+              </w:rPr>
+              <w:t xml:space="preserve"> de iconos </w:t>
+            </w:r>
+            <w:proofErr w:type="spellStart"/>
+            <w:r>
+              <w:rPr>
+                <w:color w:val="111827"/>
+                <w:sz w:val="20"/>
+                <w:szCs w:val="20"/>
+              </w:rPr>
+              <w:t>via</w:t>
+            </w:r>
+            <w:proofErr w:type="spellEnd"/>
+            <w:r>
+              <w:rPr>
+                <w:color w:val="111827"/>
+                <w:sz w:val="20"/>
+                <w:szCs w:val="20"/>
+              </w:rPr>
+              <w:t xml:space="preserve"> CDN</w:t>
+            </w:r>
           </w:p>
         </w:tc>
       </w:tr>
@@ -3553,6 +3649,136 @@
                 <w:sz w:val="20"/>
                 <w:szCs w:val="20"/>
               </w:rPr>
+              <w:t>Despliegue</w:t>
+            </w:r>
+          </w:p>
+        </w:tc>
+        <w:tc>
+          <w:tcPr>
+            <w:tcW w:w="2300" w:type="dxa"/>
+            <w:tcBorders>
+              <w:top w:val="single" w:sz="1" w:space="0" w:color="D1D5DB"/>
+              <w:left w:val="single" w:sz="1" w:space="0" w:color="D1D5DB"/>
+              <w:bottom w:val="single" w:sz="1" w:space="0" w:color="D1D5DB"/>
+              <w:right w:val="single" w:sz="1" w:space="0" w:color="D1D5DB"/>
+            </w:tcBorders>
+            <w:shd w:val="clear" w:color="auto" w:fill="F9FAFB"/>
+            <w:tcMar>
+              <w:top w:w="100" w:type="dxa"/>
+              <w:left w:w="140" w:type="dxa"/>
+              <w:bottom w:w="100" w:type="dxa"/>
+              <w:right w:w="140" w:type="dxa"/>
+            </w:tcMar>
+          </w:tcPr>
+          <w:p>
+            <w:r>
+              <w:rPr>
+                <w:color w:val="111827"/>
+                <w:sz w:val="20"/>
+                <w:szCs w:val="20"/>
+              </w:rPr>
+              <w:t>Render</w:t>
+            </w:r>
+          </w:p>
+        </w:tc>
+        <w:tc>
+          <w:tcPr>
+            <w:tcW w:w="1460" w:type="dxa"/>
+            <w:tcBorders>
+              <w:top w:val="single" w:sz="1" w:space="0" w:color="D1D5DB"/>
+              <w:left w:val="single" w:sz="1" w:space="0" w:color="D1D5DB"/>
+              <w:bottom w:val="single" w:sz="1" w:space="0" w:color="D1D5DB"/>
+              <w:right w:val="single" w:sz="1" w:space="0" w:color="D1D5DB"/>
+            </w:tcBorders>
+            <w:shd w:val="clear" w:color="auto" w:fill="F9FAFB"/>
+            <w:tcMar>
+              <w:top w:w="100" w:type="dxa"/>
+              <w:left w:w="140" w:type="dxa"/>
+              <w:bottom w:w="100" w:type="dxa"/>
+              <w:right w:w="140" w:type="dxa"/>
+            </w:tcMar>
+          </w:tcPr>
+          <w:p>
+            <w:r>
+              <w:rPr>
+                <w:color w:val="111827"/>
+                <w:sz w:val="20"/>
+                <w:szCs w:val="20"/>
+              </w:rPr>
+              <w:t>Starter</w:t>
+            </w:r>
+          </w:p>
+        </w:tc>
+        <w:tc>
+          <w:tcPr>
+            <w:tcW w:w="4000" w:type="dxa"/>
+            <w:tcBorders>
+              <w:top w:val="single" w:sz="1" w:space="0" w:color="D1D5DB"/>
+              <w:left w:val="single" w:sz="1" w:space="0" w:color="D1D5DB"/>
+              <w:bottom w:val="single" w:sz="1" w:space="0" w:color="D1D5DB"/>
+              <w:right w:val="single" w:sz="1" w:space="0" w:color="D1D5DB"/>
+            </w:tcBorders>
+            <w:shd w:val="clear" w:color="auto" w:fill="F9FAFB"/>
+            <w:tcMar>
+              <w:top w:w="100" w:type="dxa"/>
+              <w:left w:w="140" w:type="dxa"/>
+              <w:bottom w:w="100" w:type="dxa"/>
+              <w:right w:w="140" w:type="dxa"/>
+            </w:tcMar>
+          </w:tcPr>
+          <w:p>
+            <w:r>
+              <w:rPr>
+                <w:color w:val="111827"/>
+                <w:sz w:val="20"/>
+                <w:szCs w:val="20"/>
+              </w:rPr>
+              <w:t xml:space="preserve">PaaS Node.js con SMTP habilitado y </w:t>
+            </w:r>
+            <w:proofErr w:type="spellStart"/>
+            <w:r>
+              <w:rPr>
+                <w:color w:val="111827"/>
+                <w:sz w:val="20"/>
+                <w:szCs w:val="20"/>
+              </w:rPr>
+              <w:t>auto-deploy</w:t>
+            </w:r>
+            <w:proofErr w:type="spellEnd"/>
+          </w:p>
+        </w:tc>
+      </w:tr>
+      <w:tr>
+        <w:tblPrEx>
+          <w:tblCellMar>
+            <w:top w:w="0" w:type="dxa"/>
+            <w:bottom w:w="0" w:type="dxa"/>
+          </w:tblCellMar>
+        </w:tblPrEx>
+        <w:tc>
+          <w:tcPr>
+            <w:tcW w:w="2000" w:type="dxa"/>
+            <w:tcBorders>
+              <w:top w:val="single" w:sz="1" w:space="0" w:color="D1D5DB"/>
+              <w:left w:val="single" w:sz="1" w:space="0" w:color="D1D5DB"/>
+              <w:bottom w:val="single" w:sz="1" w:space="0" w:color="D1D5DB"/>
+              <w:right w:val="single" w:sz="1" w:space="0" w:color="D1D5DB"/>
+            </w:tcBorders>
+            <w:shd w:val="clear" w:color="auto" w:fill="FFFFFF"/>
+            <w:tcMar>
+              <w:top w:w="100" w:type="dxa"/>
+              <w:left w:w="140" w:type="dxa"/>
+              <w:bottom w:w="100" w:type="dxa"/>
+              <w:right w:w="140" w:type="dxa"/>
+            </w:tcMar>
+          </w:tcPr>
+          <w:p>
+            <w:r>
+              <w:rPr>
+                <w:color w:val="111827"/>
+                <w:sz w:val="20"/>
+                <w:szCs w:val="20"/>
+              </w:rPr>
               <w:t>Zona horaria</w:t>
             </w:r>
           </w:p>
@@ -3566,7 +3792,7 @@
               <w:bottom w:val="single" w:sz="1" w:space="0" w:color="D1D5DB"/>
               <w:right w:val="single" w:sz="1" w:space="0" w:color="D1D5DB"/>
             </w:tcBorders>
-            <w:shd w:val="clear" w:color="auto" w:fill="F9FAFB"/>
+            <w:shd w:val="clear" w:color="auto" w:fill="FFFFFF"/>
             <w:tcMar>
               <w:top w:w="100" w:type="dxa"/>
               <w:left w:w="140" w:type="dxa"/>
@@ -3604,7 +3830,7 @@
               <w:bottom w:val="single" w:sz="1" w:space="0" w:color="D1D5DB"/>
               <w:right w:val="single" w:sz="1" w:space="0" w:color="D1D5DB"/>
             </w:tcBorders>
-            <w:shd w:val="clear" w:color="auto" w:fill="F9FAFB"/>
+            <w:shd w:val="clear" w:color="auto" w:fill="FFFFFF"/>
             <w:tcMar>
               <w:top w:w="100" w:type="dxa"/>
               <w:left w:w="140" w:type="dxa"/>
@@ -3632,22 +3858,22 @@
               <w:bottom w:val="single" w:sz="1" w:space="0" w:color="D1D5DB"/>
               <w:right w:val="single" w:sz="1" w:space="0" w:color="D1D5DB"/>
             </w:tcBorders>
-            <w:shd w:val="clear" w:color="auto" w:fill="F9FAFB"/>
-            <w:tcMar>
-              <w:top w:w="100" w:type="dxa"/>
-              <w:left w:w="140" w:type="dxa"/>
-              <w:bottom w:w="100" w:type="dxa"/>
-              <w:right w:w="140" w:type="dxa"/>
-            </w:tcMar>
-          </w:tcPr>
-          <w:p>
-            <w:r>
-              <w:rPr>
-                <w:color w:val="111827"/>
-                <w:sz w:val="20"/>
-                <w:szCs w:val="20"/>
-              </w:rPr>
-              <w:t>Configurada a nivel de proceso Node.js</w:t>
+            <w:shd w:val="clear" w:color="auto" w:fill="FFFFFF"/>
+            <w:tcMar>
+              <w:top w:w="100" w:type="dxa"/>
+              <w:left w:w="140" w:type="dxa"/>
+              <w:bottom w:w="100" w:type="dxa"/>
+              <w:right w:w="140" w:type="dxa"/>
+            </w:tcMar>
+          </w:tcPr>
+          <w:p>
+            <w:r>
+              <w:rPr>
+                <w:color w:val="111827"/>
+                <w:sz w:val="20"/>
+                <w:szCs w:val="20"/>
+              </w:rPr>
+              <w:t>Configurada en process.env.TZ al arrancar</w:t>
             </w:r>
           </w:p>
         </w:tc>
@@ -3679,60 +3905,7 @@
         <w:pStyle w:val="Ttulo2"/>
       </w:pPr>
       <w:r>
-        <w:t>3.1 Patron general</w:t>
-      </w:r>
-    </w:p>
-    <w:p>
-      <w:pPr>
-        <w:spacing w:before="60" w:after="80"/>
-      </w:pPr>
-      <w:r>
-        <w:rPr>
-          <w:color w:val="111827"/>
-        </w:rPr>
-        <w:t xml:space="preserve">La </w:t>
-      </w:r>
-      <w:proofErr w:type="spellStart"/>
-      <w:r>
-        <w:rPr>
-          <w:color w:val="111827"/>
-        </w:rPr>
-        <w:t>aplicacion</w:t>
-      </w:r>
-      <w:proofErr w:type="spellEnd"/>
-      <w:r>
-        <w:rPr>
-          <w:color w:val="111827"/>
-        </w:rPr>
-        <w:t xml:space="preserve"> sigue el </w:t>
-      </w:r>
-      <w:proofErr w:type="spellStart"/>
-      <w:r>
-        <w:rPr>
-          <w:color w:val="111827"/>
-        </w:rPr>
-        <w:t>patron</w:t>
-      </w:r>
-      <w:proofErr w:type="spellEnd"/>
-      <w:r>
-        <w:rPr>
-          <w:color w:val="111827"/>
-        </w:rPr>
-        <w:t xml:space="preserve"> MVC (Model-View-</w:t>
-      </w:r>
-      <w:proofErr w:type="spellStart"/>
-      <w:r>
-        <w:rPr>
-          <w:color w:val="111827"/>
-        </w:rPr>
-        <w:t>Controller</w:t>
-      </w:r>
-      <w:proofErr w:type="spellEnd"/>
-      <w:r>
-        <w:rPr>
-          <w:color w:val="111827"/>
-        </w:rPr>
-        <w:t>) adaptado para API REST con las siguientes capas:</w:t>
+        <w:t>3.1 Patron general MVC</w:t>
       </w:r>
     </w:p>
     <w:p>
@@ -3756,7 +3929,7 @@
         <w:rPr>
           <w:color w:val="111827"/>
         </w:rPr>
-        <w:t xml:space="preserve"> — definen los </w:t>
+        <w:t xml:space="preserve"> — definen los 28 </w:t>
       </w:r>
       <w:proofErr w:type="spellStart"/>
       <w:r>
@@ -3816,7 +3989,7 @@
         <w:rPr>
           <w:color w:val="111827"/>
         </w:rPr>
-        <w:t xml:space="preserve"> — contienen toda la </w:t>
+        <w:t xml:space="preserve"> — </w:t>
       </w:r>
       <w:proofErr w:type="spellStart"/>
       <w:r>
@@ -3830,7 +4003,7 @@
         <w:rPr>
           <w:color w:val="111827"/>
         </w:rPr>
-        <w:t xml:space="preserve"> de negocio, consultan MySQL y llaman a servicios externos</w:t>
+        <w:t xml:space="preserve"> de negocio, consultas MySQL y llamadas a servicios externos</w:t>
       </w:r>
     </w:p>
     <w:p>
@@ -3882,7 +4055,7 @@
         <w:rPr>
           <w:color w:val="111827"/>
         </w:rPr>
-        <w:t xml:space="preserve"> para MongoDB; MySQL se consulta directamente con pool de conexiones</w:t>
+        <w:t>; MySQL se consulta con pool de conexiones directamente</w:t>
       </w:r>
     </w:p>
     <w:p>
@@ -3934,7 +4107,7 @@
         <w:rPr>
           <w:color w:val="111827"/>
         </w:rPr>
-        <w:t xml:space="preserve"> para cada servicio externo (</w:t>
+        <w:t xml:space="preserve"> para </w:t>
       </w:r>
       <w:proofErr w:type="spellStart"/>
       <w:r>
@@ -3962,7 +4135,7 @@
         <w:rPr>
           <w:color w:val="111827"/>
         </w:rPr>
-        <w:t xml:space="preserve">, mongo, </w:t>
+        <w:t xml:space="preserve">, mongo y </w:t>
       </w:r>
       <w:proofErr w:type="spellStart"/>
       <w:r>
@@ -3972,12 +4145,6 @@
         <w:t>mysql</w:t>
       </w:r>
       <w:proofErr w:type="spellEnd"/>
-      <w:r>
-        <w:rPr>
-          <w:color w:val="111827"/>
-        </w:rPr>
-        <w:t>)</w:t>
-      </w:r>
     </w:p>
     <w:p>
       <w:pPr>
@@ -4036,7 +4203,7 @@
         <w:rPr>
           <w:color w:val="111827"/>
         </w:rPr>
-        <w:t>) nativo del navegador</w:t>
+        <w:t>) nativo</w:t>
       </w:r>
     </w:p>
     <w:p>
@@ -4049,19 +4216,121 @@
         <w:pStyle w:val="Ttulo2"/>
       </w:pPr>
       <w:r>
-        <w:t xml:space="preserve">3.2 Flujo de una </w:t>
+        <w:t xml:space="preserve">3.2 Flujo de </w:t>
       </w:r>
       <w:proofErr w:type="spellStart"/>
       <w:r>
-        <w:t>peticion</w:t>
+        <w:t>envio</w:t>
       </w:r>
       <w:proofErr w:type="spellEnd"/>
       <w:r>
-        <w:t xml:space="preserve"> </w:t>
+        <w:t xml:space="preserve"> de email (SMTP)</w:t>
+      </w:r>
+    </w:p>
+    <w:p>
+      <w:pPr>
+        <w:spacing w:before="60" w:after="80"/>
+      </w:pPr>
+      <w:r>
+        <w:rPr>
+          <w:color w:val="111827"/>
+        </w:rPr>
+        <w:t xml:space="preserve">A diferencia de </w:t>
       </w:r>
       <w:proofErr w:type="spellStart"/>
       <w:r>
-        <w:t>tipica</w:t>
+        <w:rPr>
+          <w:color w:val="111827"/>
+        </w:rPr>
+        <w:t>APIs</w:t>
+      </w:r>
+      <w:proofErr w:type="spellEnd"/>
+      <w:r>
+        <w:rPr>
+          <w:color w:val="111827"/>
+        </w:rPr>
+        <w:t xml:space="preserve"> de email por HTTPS, </w:t>
+      </w:r>
+      <w:proofErr w:type="spellStart"/>
+      <w:r>
+        <w:rPr>
+          <w:color w:val="111827"/>
+        </w:rPr>
+        <w:t>nodemailer</w:t>
+      </w:r>
+      <w:proofErr w:type="spellEnd"/>
+      <w:r>
+        <w:rPr>
+          <w:color w:val="111827"/>
+        </w:rPr>
+        <w:t xml:space="preserve"> abre una </w:t>
+      </w:r>
+      <w:proofErr w:type="spellStart"/>
+      <w:r>
+        <w:rPr>
+          <w:color w:val="111827"/>
+        </w:rPr>
+        <w:t>conexion</w:t>
+      </w:r>
+      <w:proofErr w:type="spellEnd"/>
+      <w:r>
+        <w:rPr>
+          <w:color w:val="111827"/>
+        </w:rPr>
+        <w:t xml:space="preserve"> TCP directa al servidor SMTP de Gmail en el puerto 587 con STARTTLS. Por eso requiere el plan Starter de Render que desbloquea estos puertos.</w:t>
+      </w:r>
+    </w:p>
+    <w:p>
+      <w:pPr>
+        <w:pStyle w:val="Prrafodelista"/>
+        <w:numPr>
+          <w:ilvl w:val="0"/>
+          <w:numId w:val="3"/>
+        </w:numPr>
+        <w:spacing w:before="50" w:after="50"/>
+      </w:pPr>
+      <w:r>
+        <w:rPr>
+          <w:color w:val="111827"/>
+        </w:rPr>
+        <w:t xml:space="preserve">El </w:t>
+      </w:r>
+      <w:proofErr w:type="spellStart"/>
+      <w:r>
+        <w:rPr>
+          <w:color w:val="111827"/>
+        </w:rPr>
+        <w:t>backend</w:t>
+      </w:r>
+      <w:proofErr w:type="spellEnd"/>
+      <w:r>
+        <w:rPr>
+          <w:color w:val="111827"/>
+        </w:rPr>
+        <w:t xml:space="preserve"> llama a </w:t>
+      </w:r>
+      <w:proofErr w:type="spellStart"/>
+      <w:proofErr w:type="gramStart"/>
+      <w:r>
+        <w:rPr>
+          <w:color w:val="111827"/>
+        </w:rPr>
+        <w:t>transporter.sendMail</w:t>
+      </w:r>
+      <w:proofErr w:type="spellEnd"/>
+      <w:proofErr w:type="gramEnd"/>
+      <w:r>
+        <w:rPr>
+          <w:color w:val="111827"/>
+        </w:rPr>
+        <w:t xml:space="preserve">() de </w:t>
+      </w:r>
+      <w:proofErr w:type="spellStart"/>
+      <w:r>
+        <w:rPr>
+          <w:color w:val="111827"/>
+        </w:rPr>
+        <w:t>nodemailer</w:t>
       </w:r>
       <w:proofErr w:type="spellEnd"/>
     </w:p>
@@ -4074,54 +4343,56 @@
         </w:numPr>
         <w:spacing w:before="50" w:after="50"/>
       </w:pPr>
-      <w:r>
-        <w:rPr>
-          <w:color w:val="111827"/>
-        </w:rPr>
-        <w:t xml:space="preserve">El navegador ejecuta </w:t>
-      </w:r>
       <w:proofErr w:type="spellStart"/>
-      <w:proofErr w:type="gramStart"/>
-      <w:r>
-        <w:rPr>
-          <w:color w:val="111827"/>
-        </w:rPr>
-        <w:t>fetch</w:t>
+      <w:r>
+        <w:rPr>
+          <w:color w:val="111827"/>
+        </w:rPr>
+        <w:t>Nodemailer</w:t>
       </w:r>
       <w:proofErr w:type="spellEnd"/>
       <w:r>
         <w:rPr>
           <w:color w:val="111827"/>
         </w:rPr>
-        <w:t>(</w:t>
-      </w:r>
-      <w:proofErr w:type="gramEnd"/>
-      <w:r>
-        <w:rPr>
-          <w:color w:val="111827"/>
-        </w:rPr>
-        <w:t xml:space="preserve">) hacia /api/[recurso] con el JWT en </w:t>
+        <w:t xml:space="preserve"> abre </w:t>
       </w:r>
       <w:proofErr w:type="spellStart"/>
       <w:r>
         <w:rPr>
           <w:color w:val="111827"/>
         </w:rPr>
-        <w:t>Authorization</w:t>
+        <w:t>conexion</w:t>
       </w:r>
       <w:proofErr w:type="spellEnd"/>
       <w:r>
         <w:rPr>
           <w:color w:val="111827"/>
         </w:rPr>
-        <w:t xml:space="preserve"> </w:t>
+        <w:t xml:space="preserve"> TCP al puerto 587 de smtp.gmail.com</w:t>
+      </w:r>
+    </w:p>
+    <w:p>
+      <w:pPr>
+        <w:pStyle w:val="Prrafodelista"/>
+        <w:numPr>
+          <w:ilvl w:val="0"/>
+          <w:numId w:val="3"/>
+        </w:numPr>
+        <w:spacing w:before="50" w:after="50"/>
+      </w:pPr>
+      <w:r>
+        <w:rPr>
+          <w:color w:val="111827"/>
+        </w:rPr>
+        <w:t xml:space="preserve">Se negocia STARTTLS para cifrar la </w:t>
       </w:r>
       <w:proofErr w:type="spellStart"/>
       <w:r>
         <w:rPr>
           <w:color w:val="111827"/>
         </w:rPr>
-        <w:t>header</w:t>
+        <w:t>conexion</w:t>
       </w:r>
       <w:proofErr w:type="spellEnd"/>
     </w:p>
@@ -4138,7 +4409,35 @@
         <w:rPr>
           <w:color w:val="111827"/>
         </w:rPr>
-        <w:t>El middleware CORS valida que el origen este en la lista blanca de ALLOWED_ORIGINS</w:t>
+        <w:t>Se autentica con SMTP_USER y SMTP_PASS (</w:t>
+      </w:r>
+      <w:proofErr w:type="spellStart"/>
+      <w:r>
+        <w:rPr>
+          <w:color w:val="111827"/>
+        </w:rPr>
+        <w:t>contrasena</w:t>
+      </w:r>
+      <w:proofErr w:type="spellEnd"/>
+      <w:r>
+        <w:rPr>
+          <w:color w:val="111827"/>
+        </w:rPr>
+        <w:t xml:space="preserve"> de </w:t>
+      </w:r>
+      <w:proofErr w:type="spellStart"/>
+      <w:r>
+        <w:rPr>
+          <w:color w:val="111827"/>
+        </w:rPr>
+        <w:t>aplicacion</w:t>
+      </w:r>
+      <w:proofErr w:type="spellEnd"/>
+      <w:r>
+        <w:rPr>
+          <w:color w:val="111827"/>
+        </w:rPr>
+        <w:t>)</w:t>
       </w:r>
     </w:p>
     <w:p>
@@ -4154,43 +4453,21 @@
         <w:rPr>
           <w:color w:val="111827"/>
         </w:rPr>
-        <w:t xml:space="preserve">El middleware </w:t>
+        <w:t xml:space="preserve">Gmail entrega el email al destinatario sin </w:t>
       </w:r>
       <w:proofErr w:type="spellStart"/>
-      <w:proofErr w:type="gramStart"/>
-      <w:r>
-        <w:rPr>
-          <w:color w:val="111827"/>
-        </w:rPr>
-        <w:t>authMiddleware</w:t>
+      <w:r>
+        <w:rPr>
+          <w:color w:val="111827"/>
+        </w:rPr>
+        <w:t>restriccion</w:t>
       </w:r>
       <w:proofErr w:type="spellEnd"/>
       <w:r>
         <w:rPr>
           <w:color w:val="111827"/>
         </w:rPr>
-        <w:t>(</w:t>
-      </w:r>
-      <w:proofErr w:type="gramEnd"/>
-      <w:r>
-        <w:rPr>
-          <w:color w:val="111827"/>
-        </w:rPr>
-        <w:t xml:space="preserve">) verifica la firma del JWT y extrae el </w:t>
-      </w:r>
-      <w:proofErr w:type="spellStart"/>
-      <w:r>
-        <w:rPr>
-          <w:color w:val="111827"/>
-        </w:rPr>
-        <w:t>payload</w:t>
-      </w:r>
-      <w:proofErr w:type="spellEnd"/>
-      <w:r>
-        <w:rPr>
-          <w:color w:val="111827"/>
-        </w:rPr>
-        <w:t xml:space="preserve"> del usuario</w:t>
+        <w:t xml:space="preserve"> de dominio</w:t>
       </w:r>
     </w:p>
     <w:p>
@@ -4206,214 +4483,8 @@
         <w:rPr>
           <w:color w:val="111827"/>
         </w:rPr>
-        <w:t xml:space="preserve">Para rutas </w:t>
-      </w:r>
-      <w:proofErr w:type="spellStart"/>
-      <w:r>
-        <w:rPr>
-          <w:color w:val="111827"/>
-        </w:rPr>
-        <w:t>admin</w:t>
-      </w:r>
-      <w:proofErr w:type="spellEnd"/>
-      <w:r>
-        <w:rPr>
-          <w:color w:val="111827"/>
-        </w:rPr>
-        <w:t xml:space="preserve">, </w:t>
-      </w:r>
-      <w:proofErr w:type="spellStart"/>
-      <w:proofErr w:type="gramStart"/>
-      <w:r>
-        <w:rPr>
-          <w:color w:val="111827"/>
-        </w:rPr>
-        <w:t>requireAdmin</w:t>
-      </w:r>
-      <w:proofErr w:type="spellEnd"/>
-      <w:r>
-        <w:rPr>
-          <w:color w:val="111827"/>
-        </w:rPr>
-        <w:t>(</w:t>
-      </w:r>
-      <w:proofErr w:type="gramEnd"/>
-      <w:r>
-        <w:rPr>
-          <w:color w:val="111827"/>
-        </w:rPr>
-        <w:t>) comprueba que el rol sea Administrador</w:t>
-      </w:r>
-    </w:p>
-    <w:p>
-      <w:pPr>
-        <w:pStyle w:val="Prrafodelista"/>
-        <w:numPr>
-          <w:ilvl w:val="0"/>
-          <w:numId w:val="3"/>
-        </w:numPr>
-        <w:spacing w:before="50" w:after="50"/>
-      </w:pPr>
-      <w:r>
-        <w:rPr>
-          <w:color w:val="111827"/>
-        </w:rPr>
-        <w:t xml:space="preserve">El </w:t>
-      </w:r>
-      <w:proofErr w:type="spellStart"/>
-      <w:r>
-        <w:rPr>
-          <w:color w:val="111827"/>
-        </w:rPr>
-        <w:t>controller</w:t>
-      </w:r>
-      <w:proofErr w:type="spellEnd"/>
-      <w:r>
-        <w:rPr>
-          <w:color w:val="111827"/>
-        </w:rPr>
-        <w:t xml:space="preserve"> correspondiente ejecuta la </w:t>
-      </w:r>
-      <w:proofErr w:type="spellStart"/>
-      <w:r>
-        <w:rPr>
-          <w:color w:val="111827"/>
-        </w:rPr>
-        <w:t>logica</w:t>
-      </w:r>
-      <w:proofErr w:type="spellEnd"/>
-      <w:r>
-        <w:rPr>
-          <w:color w:val="111827"/>
-        </w:rPr>
-        <w:t xml:space="preserve"> de negocio</w:t>
-      </w:r>
-    </w:p>
-    <w:p>
-      <w:pPr>
-        <w:pStyle w:val="Prrafodelista"/>
-        <w:numPr>
-          <w:ilvl w:val="0"/>
-          <w:numId w:val="3"/>
-        </w:numPr>
-        <w:spacing w:before="50" w:after="50"/>
-      </w:pPr>
-      <w:r>
-        <w:rPr>
-          <w:color w:val="111827"/>
-        </w:rPr>
-        <w:t xml:space="preserve">Se consulta MySQL con el pool de conexiones y opcionalmente se sube archivo a </w:t>
-      </w:r>
-      <w:proofErr w:type="spellStart"/>
-      <w:r>
-        <w:rPr>
-          <w:color w:val="111827"/>
-        </w:rPr>
-        <w:t>Cloudinary</w:t>
-      </w:r>
-      <w:proofErr w:type="spellEnd"/>
-    </w:p>
-    <w:p>
-      <w:pPr>
-        <w:pStyle w:val="Prrafodelista"/>
-        <w:numPr>
-          <w:ilvl w:val="0"/>
-          <w:numId w:val="3"/>
-        </w:numPr>
-        <w:spacing w:before="50" w:after="50"/>
-      </w:pPr>
-      <w:r>
-        <w:rPr>
-          <w:color w:val="111827"/>
-        </w:rPr>
-        <w:t xml:space="preserve">Se registra la </w:t>
-      </w:r>
-      <w:proofErr w:type="spellStart"/>
-      <w:r>
-        <w:rPr>
-          <w:color w:val="111827"/>
-        </w:rPr>
-        <w:t>accion</w:t>
-      </w:r>
-      <w:proofErr w:type="spellEnd"/>
-      <w:r>
-        <w:rPr>
-          <w:color w:val="111827"/>
-        </w:rPr>
-        <w:t xml:space="preserve"> en MongoDB Atlas </w:t>
-      </w:r>
-      <w:proofErr w:type="spellStart"/>
-      <w:r>
-        <w:rPr>
-          <w:color w:val="111827"/>
-        </w:rPr>
-        <w:t>via</w:t>
-      </w:r>
-      <w:proofErr w:type="spellEnd"/>
-      <w:r>
-        <w:rPr>
-          <w:color w:val="111827"/>
-        </w:rPr>
-        <w:t xml:space="preserve"> </w:t>
-      </w:r>
-      <w:proofErr w:type="spellStart"/>
-      <w:proofErr w:type="gramStart"/>
-      <w:r>
-        <w:rPr>
-          <w:color w:val="111827"/>
-        </w:rPr>
-        <w:t>audit</w:t>
-      </w:r>
-      <w:proofErr w:type="spellEnd"/>
-      <w:r>
-        <w:rPr>
-          <w:color w:val="111827"/>
-        </w:rPr>
-        <w:t>(</w:t>
-      </w:r>
-      <w:proofErr w:type="gramEnd"/>
-      <w:r>
-        <w:rPr>
-          <w:color w:val="111827"/>
-        </w:rPr>
-        <w:t>) de forma no bloqueante</w:t>
-      </w:r>
-    </w:p>
-    <w:p>
-      <w:pPr>
-        <w:pStyle w:val="Prrafodelista"/>
-        <w:numPr>
-          <w:ilvl w:val="0"/>
-          <w:numId w:val="3"/>
-        </w:numPr>
-        <w:spacing w:before="50" w:after="50"/>
-      </w:pPr>
-      <w:r>
-        <w:rPr>
-          <w:color w:val="111827"/>
-        </w:rPr>
-        <w:t xml:space="preserve">La respuesta JSON regresa al </w:t>
-      </w:r>
-      <w:proofErr w:type="spellStart"/>
-      <w:r>
-        <w:rPr>
-          <w:color w:val="111827"/>
-        </w:rPr>
-        <w:t>frontend</w:t>
-      </w:r>
-      <w:proofErr w:type="spellEnd"/>
-      <w:r>
-        <w:rPr>
-          <w:color w:val="111827"/>
-        </w:rPr>
-        <w:t xml:space="preserve"> con el resultado</w:t>
-      </w:r>
-    </w:p>
-    <w:p>
-      <w:pPr>
-        <w:spacing w:before="50" w:after="50"/>
-        <w:ind w:left="360"/>
-      </w:pPr>
+        <w:t>Cualquier correo del mundo puede recibir notificaciones del sistema</w:t>
+      </w:r>
     </w:p>
     <w:p>
       <w:pPr>
@@ -4425,7 +4496,6 @@
         <w:pStyle w:val="Ttulo2"/>
       </w:pPr>
       <w:r>
-        <w:lastRenderedPageBreak/>
         <w:t xml:space="preserve">3.3 </w:t>
       </w:r>
       <w:proofErr w:type="spellStart"/>
@@ -4450,130 +4520,78 @@
         <w:rPr>
           <w:color w:val="111827"/>
         </w:rPr>
-        <w:t xml:space="preserve">El sistema implementa </w:t>
+        <w:lastRenderedPageBreak/>
+        <w:t xml:space="preserve">JWT </w:t>
       </w:r>
       <w:proofErr w:type="spellStart"/>
       <w:r>
         <w:rPr>
           <w:color w:val="111827"/>
         </w:rPr>
-        <w:t>autenticacion</w:t>
+        <w:t>stateless</w:t>
       </w:r>
       <w:proofErr w:type="spellEnd"/>
       <w:r>
         <w:rPr>
           <w:color w:val="111827"/>
         </w:rPr>
-        <w:t xml:space="preserve"> </w:t>
+        <w:t xml:space="preserve"> firmado con HS256 usando JWT_SECRET. El token se almacena en </w:t>
       </w:r>
       <w:proofErr w:type="spellStart"/>
       <w:r>
         <w:rPr>
           <w:color w:val="111827"/>
         </w:rPr>
-        <w:t>stateless</w:t>
+        <w:t>localStorage</w:t>
       </w:r>
       <w:proofErr w:type="spellEnd"/>
       <w:r>
         <w:rPr>
           <w:color w:val="111827"/>
         </w:rPr>
-        <w:t xml:space="preserve"> con JWT (JSON Web Tokens). El token se firma con el algoritmo HS256 usando JWT_SECRET y expira </w:t>
+        <w:t xml:space="preserve"> del navegador y se </w:t>
       </w:r>
       <w:proofErr w:type="spellStart"/>
       <w:r>
         <w:rPr>
           <w:color w:val="111827"/>
         </w:rPr>
-        <w:t>segun</w:t>
+        <w:t>envia</w:t>
       </w:r>
       <w:proofErr w:type="spellEnd"/>
       <w:r>
         <w:rPr>
           <w:color w:val="111827"/>
         </w:rPr>
-        <w:t xml:space="preserve"> JWT_EXPIRES_IN (default 7 </w:t>
+        <w:t xml:space="preserve"> en cada </w:t>
       </w:r>
       <w:proofErr w:type="spellStart"/>
       <w:r>
         <w:rPr>
           <w:color w:val="111827"/>
         </w:rPr>
-        <w:t>dias</w:t>
+        <w:t>peticion</w:t>
       </w:r>
       <w:proofErr w:type="spellEnd"/>
       <w:r>
         <w:rPr>
           <w:color w:val="111827"/>
         </w:rPr>
-        <w:t xml:space="preserve">). El </w:t>
+        <w:t xml:space="preserve"> como </w:t>
       </w:r>
       <w:proofErr w:type="spellStart"/>
       <w:r>
         <w:rPr>
           <w:color w:val="111827"/>
         </w:rPr>
-        <w:t>frontend</w:t>
+        <w:t>Authorization</w:t>
       </w:r>
       <w:proofErr w:type="spellEnd"/>
       <w:r>
         <w:rPr>
           <w:color w:val="111827"/>
         </w:rPr>
-        <w:t xml:space="preserve"> lo almacena en </w:t>
-      </w:r>
-      <w:proofErr w:type="spellStart"/>
-      <w:r>
-        <w:rPr>
-          <w:color w:val="111827"/>
-        </w:rPr>
-        <w:t>localStorage</w:t>
-      </w:r>
-      <w:proofErr w:type="spellEnd"/>
-      <w:r>
-        <w:rPr>
-          <w:color w:val="111827"/>
-        </w:rPr>
-        <w:t xml:space="preserve"> y lo </w:t>
-      </w:r>
-      <w:proofErr w:type="spellStart"/>
-      <w:r>
-        <w:rPr>
-          <w:color w:val="111827"/>
-        </w:rPr>
-        <w:t>envia</w:t>
-      </w:r>
-      <w:proofErr w:type="spellEnd"/>
-      <w:r>
-        <w:rPr>
-          <w:color w:val="111827"/>
-        </w:rPr>
-        <w:t xml:space="preserve"> en cada </w:t>
-      </w:r>
-      <w:proofErr w:type="spellStart"/>
-      <w:r>
-        <w:rPr>
-          <w:color w:val="111827"/>
-        </w:rPr>
-        <w:t>peticion</w:t>
-      </w:r>
-      <w:proofErr w:type="spellEnd"/>
-      <w:r>
-        <w:rPr>
-          <w:color w:val="111827"/>
-        </w:rPr>
-        <w:t xml:space="preserve"> como Bearer token.</w:t>
-      </w:r>
-    </w:p>
-    <w:p>
-      <w:pPr>
-        <w:spacing w:before="60" w:after="80"/>
-      </w:pPr>
-      <w:r>
-        <w:rPr>
-          <w:color w:val="111827"/>
-        </w:rPr>
-        <w:t xml:space="preserve">Existen dos roles: Administrador con acceso total y Coder con acceso solo a sus propias novedades. El middleware </w:t>
+        <w:t xml:space="preserve">: Bearer &lt;token&gt;. Dos roles: Administrador (acceso total) y Coder (solo sus propias novedades). El middleware </w:t>
       </w:r>
       <w:proofErr w:type="spellStart"/>
       <w:proofErr w:type="gramStart"/>
@@ -4595,7 +4613,7 @@
         <w:rPr>
           <w:color w:val="111827"/>
         </w:rPr>
-        <w:t>) rechaza con 403 cualquier intento de acceso a rutas administrativas con rol incorrecto.</w:t>
+        <w:t>) rechaza con 403 cualquier acceso no autorizado.</w:t>
       </w:r>
     </w:p>
     <w:p>
@@ -4692,7 +4710,6 @@
             </w:tcMar>
           </w:tcPr>
           <w:p>
-            <w:proofErr w:type="spellStart"/>
             <w:r>
               <w:rPr>
                 <w:b/>
@@ -4701,18 +4718,7 @@
                 <w:sz w:val="20"/>
                 <w:szCs w:val="20"/>
               </w:rPr>
-              <w:t>Descripcion</w:t>
-            </w:r>
-            <w:proofErr w:type="spellEnd"/>
-            <w:r>
-              <w:rPr>
-                <w:b/>
-                <w:bCs/>
-                <w:color w:val="FFFFFF"/>
-                <w:sz w:val="20"/>
-                <w:szCs w:val="20"/>
-              </w:rPr>
-              <w:t xml:space="preserve"> y campos principales</w:t>
+              <w:t>Campos principales</w:t>
             </w:r>
           </w:p>
         </w:tc>
@@ -5076,27 +5082,7 @@
                 <w:szCs w:val="20"/>
                 <w:lang w:val="en-US"/>
               </w:rPr>
-              <w:t xml:space="preserve"> (FK </w:t>
-            </w:r>
-            <w:proofErr w:type="spellStart"/>
-            <w:r>
-              <w:rPr>
-                <w:color w:val="111827"/>
-                <w:sz w:val="20"/>
-                <w:szCs w:val="20"/>
-                <w:lang w:val="en-US"/>
-              </w:rPr>
-              <w:t>usuarios</w:t>
-            </w:r>
-            <w:proofErr w:type="spellEnd"/>
-            <w:r>
-              <w:rPr>
-                <w:color w:val="111827"/>
-                <w:sz w:val="20"/>
-                <w:szCs w:val="20"/>
-                <w:lang w:val="en-US"/>
-              </w:rPr>
-              <w:t xml:space="preserve">), </w:t>
+              <w:t xml:space="preserve"> (FK), </w:t>
             </w:r>
             <w:proofErr w:type="spellStart"/>
             <w:r>
@@ -5501,25 +5487,7 @@
                 <w:sz w:val="20"/>
                 <w:szCs w:val="20"/>
               </w:rPr>
-              <w:t xml:space="preserve">Grupos de </w:t>
-            </w:r>
-            <w:proofErr w:type="spellStart"/>
-            <w:r>
-              <w:rPr>
-                <w:color w:val="111827"/>
-                <w:sz w:val="20"/>
-                <w:szCs w:val="20"/>
-              </w:rPr>
-              <w:t>coders</w:t>
-            </w:r>
-            <w:proofErr w:type="spellEnd"/>
-            <w:r>
-              <w:rPr>
-                <w:color w:val="111827"/>
-                <w:sz w:val="20"/>
-                <w:szCs w:val="20"/>
-              </w:rPr>
-              <w:t xml:space="preserve"> con nombre (</w:t>
+              <w:t>Grupos con nombre (</w:t>
             </w:r>
             <w:proofErr w:type="spellStart"/>
             <w:r>
@@ -5537,7 +5505,7 @@
                 <w:sz w:val="20"/>
                 <w:szCs w:val="20"/>
               </w:rPr>
-              <w:t>: Tesla, Turing, Curie)</w:t>
+              <w:t>: Tesla, Turing)</w:t>
             </w:r>
           </w:p>
         </w:tc>
@@ -5601,25 +5569,7 @@
                 <w:sz w:val="20"/>
                 <w:szCs w:val="20"/>
               </w:rPr>
-              <w:t>Generaciones numeradas como entero (</w:t>
-            </w:r>
-            <w:proofErr w:type="spellStart"/>
-            <w:r>
-              <w:rPr>
-                <w:color w:val="111827"/>
-                <w:sz w:val="20"/>
-                <w:szCs w:val="20"/>
-              </w:rPr>
-              <w:t>numero</w:t>
-            </w:r>
-            <w:proofErr w:type="spellEnd"/>
-            <w:r>
-              <w:rPr>
-                <w:color w:val="111827"/>
-                <w:sz w:val="20"/>
-                <w:szCs w:val="20"/>
-              </w:rPr>
-              <w:t xml:space="preserve"> </w:t>
+              <w:t xml:space="preserve">Generaciones numeradas como entero </w:t>
             </w:r>
             <w:proofErr w:type="spellStart"/>
             <w:r>
@@ -5631,14 +5581,6 @@
               <w:t>unico</w:t>
             </w:r>
             <w:proofErr w:type="spellEnd"/>
-            <w:r>
-              <w:rPr>
-                <w:color w:val="111827"/>
-                <w:sz w:val="20"/>
-                <w:szCs w:val="20"/>
-              </w:rPr>
-              <w:t>)</w:t>
-            </w:r>
           </w:p>
         </w:tc>
       </w:tr>
@@ -5701,18 +5643,8 @@
                 <w:sz w:val="20"/>
                 <w:szCs w:val="20"/>
               </w:rPr>
-              <w:t xml:space="preserve">Franjas horarias asignables a </w:t>
-            </w:r>
-            <w:proofErr w:type="spellStart"/>
-            <w:r>
-              <w:rPr>
-                <w:color w:val="111827"/>
-                <w:sz w:val="20"/>
-                <w:szCs w:val="20"/>
-              </w:rPr>
-              <w:t>coders</w:t>
-            </w:r>
-            <w:proofErr w:type="spellEnd"/>
+              <w:t>Franjas horarias asignables a usuarios</w:t>
+            </w:r>
           </w:p>
         </w:tc>
       </w:tr>
@@ -5778,838 +5710,6 @@
                 <w:szCs w:val="20"/>
               </w:rPr>
               <w:t>CC, TI, Pasaporte, CE, PEP, etc.</w:t>
-            </w:r>
-          </w:p>
-        </w:tc>
-      </w:tr>
-    </w:tbl>
-    <w:p>
-      <w:pPr>
-        <w:spacing w:before="80"/>
-      </w:pPr>
-    </w:p>
-    <w:p>
-      <w:pPr>
-        <w:pStyle w:val="Ttulo2"/>
-      </w:pPr>
-      <w:r>
-        <w:t>3.5 Modelo de auditoria MongoDB</w:t>
-      </w:r>
-    </w:p>
-    <w:p>
-      <w:pPr>
-        <w:spacing w:before="60" w:after="80"/>
-      </w:pPr>
-      <w:r>
-        <w:rPr>
-          <w:color w:val="111827"/>
-        </w:rPr>
-        <w:t xml:space="preserve">Cada </w:t>
-      </w:r>
-      <w:proofErr w:type="spellStart"/>
-      <w:r>
-        <w:rPr>
-          <w:color w:val="111827"/>
-        </w:rPr>
-        <w:t>accion</w:t>
-      </w:r>
-      <w:proofErr w:type="spellEnd"/>
-      <w:r>
-        <w:rPr>
-          <w:color w:val="111827"/>
-        </w:rPr>
-        <w:t xml:space="preserve"> del sistema genera un documento </w:t>
-      </w:r>
-      <w:proofErr w:type="spellStart"/>
-      <w:r>
-        <w:rPr>
-          <w:color w:val="111827"/>
-        </w:rPr>
-        <w:t>AuditLog</w:t>
-      </w:r>
-      <w:proofErr w:type="spellEnd"/>
-      <w:r>
-        <w:rPr>
-          <w:color w:val="111827"/>
-        </w:rPr>
-        <w:t xml:space="preserve"> en MongoDB Atlas con los campos: </w:t>
-      </w:r>
-      <w:proofErr w:type="spellStart"/>
-      <w:r>
-        <w:rPr>
-          <w:color w:val="111827"/>
-        </w:rPr>
-        <w:t>action</w:t>
-      </w:r>
-      <w:proofErr w:type="spellEnd"/>
-      <w:r>
-        <w:rPr>
-          <w:color w:val="111827"/>
-        </w:rPr>
-        <w:t xml:space="preserve"> (tipo de </w:t>
-      </w:r>
-      <w:proofErr w:type="spellStart"/>
-      <w:r>
-        <w:rPr>
-          <w:color w:val="111827"/>
-        </w:rPr>
-        <w:t>accion</w:t>
-      </w:r>
-      <w:proofErr w:type="spellEnd"/>
-      <w:r>
-        <w:rPr>
-          <w:color w:val="111827"/>
-        </w:rPr>
-        <w:t xml:space="preserve">), </w:t>
-      </w:r>
-      <w:proofErr w:type="spellStart"/>
-      <w:r>
-        <w:rPr>
-          <w:color w:val="111827"/>
-        </w:rPr>
-        <w:t>entity</w:t>
-      </w:r>
-      <w:proofErr w:type="spellEnd"/>
-      <w:r>
-        <w:rPr>
-          <w:color w:val="111827"/>
-        </w:rPr>
-        <w:t xml:space="preserve"> (usuario/novedad), </w:t>
-      </w:r>
-      <w:proofErr w:type="spellStart"/>
-      <w:r>
-        <w:rPr>
-          <w:color w:val="111827"/>
-        </w:rPr>
-        <w:t>entityId</w:t>
-      </w:r>
-      <w:proofErr w:type="spellEnd"/>
-      <w:r>
-        <w:rPr>
-          <w:color w:val="111827"/>
-        </w:rPr>
-        <w:t xml:space="preserve">, </w:t>
-      </w:r>
-      <w:proofErr w:type="spellStart"/>
-      <w:r>
-        <w:rPr>
-          <w:color w:val="111827"/>
-        </w:rPr>
-        <w:t>performedBy</w:t>
-      </w:r>
-      <w:proofErr w:type="spellEnd"/>
-      <w:r>
-        <w:rPr>
-          <w:color w:val="111827"/>
-        </w:rPr>
-        <w:t xml:space="preserve"> (id, nombre, correo, role), </w:t>
-      </w:r>
-      <w:proofErr w:type="spellStart"/>
-      <w:r>
-        <w:rPr>
-          <w:color w:val="111827"/>
-        </w:rPr>
-        <w:t>changes</w:t>
-      </w:r>
-      <w:proofErr w:type="spellEnd"/>
-      <w:r>
-        <w:rPr>
-          <w:color w:val="111827"/>
-        </w:rPr>
-        <w:t xml:space="preserve"> (</w:t>
-      </w:r>
-      <w:proofErr w:type="spellStart"/>
-      <w:r>
-        <w:rPr>
-          <w:color w:val="111827"/>
-        </w:rPr>
-        <w:t>metadata</w:t>
-      </w:r>
-      <w:proofErr w:type="spellEnd"/>
-      <w:r>
-        <w:rPr>
-          <w:color w:val="111827"/>
-        </w:rPr>
-        <w:t xml:space="preserve"> del cambio), </w:t>
-      </w:r>
-      <w:proofErr w:type="spellStart"/>
-      <w:r>
-        <w:rPr>
-          <w:color w:val="111827"/>
-        </w:rPr>
-        <w:t>ip</w:t>
-      </w:r>
-      <w:proofErr w:type="spellEnd"/>
-      <w:r>
-        <w:rPr>
-          <w:color w:val="111827"/>
-        </w:rPr>
-        <w:t xml:space="preserve"> y </w:t>
-      </w:r>
-      <w:proofErr w:type="spellStart"/>
-      <w:r>
-        <w:rPr>
-          <w:color w:val="111827"/>
-        </w:rPr>
-        <w:t>timestamp</w:t>
-      </w:r>
-      <w:proofErr w:type="spellEnd"/>
-      <w:r>
-        <w:rPr>
-          <w:color w:val="111827"/>
-        </w:rPr>
-        <w:t xml:space="preserve">. El </w:t>
-      </w:r>
-      <w:proofErr w:type="spellStart"/>
-      <w:r>
-        <w:rPr>
-          <w:color w:val="111827"/>
-        </w:rPr>
-        <w:t>modulo</w:t>
-      </w:r>
-      <w:proofErr w:type="spellEnd"/>
-      <w:r>
-        <w:rPr>
-          <w:color w:val="111827"/>
-        </w:rPr>
-        <w:t xml:space="preserve"> falla silenciosamente si MongoDB no </w:t>
-      </w:r>
-      <w:proofErr w:type="spellStart"/>
-      <w:r>
-        <w:rPr>
-          <w:color w:val="111827"/>
-        </w:rPr>
-        <w:t>esta</w:t>
-      </w:r>
-      <w:proofErr w:type="spellEnd"/>
-      <w:r>
-        <w:rPr>
-          <w:color w:val="111827"/>
-        </w:rPr>
-        <w:t xml:space="preserve"> disponible, sin afectar el funcionamiento del sistema.</w:t>
-      </w:r>
-    </w:p>
-    <w:p>
-      <w:pPr>
-        <w:spacing w:before="80"/>
-      </w:pPr>
-    </w:p>
-    <w:tbl>
-      <w:tblPr>
-        <w:tblW w:w="9760" w:type="dxa"/>
-        <w:tblBorders>
-          <w:top w:val="single" w:sz="4" w:space="0" w:color="auto"/>
-          <w:left w:val="single" w:sz="4" w:space="0" w:color="auto"/>
-          <w:bottom w:val="single" w:sz="4" w:space="0" w:color="auto"/>
-          <w:right w:val="single" w:sz="4" w:space="0" w:color="auto"/>
-          <w:insideH w:val="single" w:sz="4" w:space="0" w:color="auto"/>
-          <w:insideV w:val="single" w:sz="4" w:space="0" w:color="auto"/>
-        </w:tblBorders>
-        <w:tblCellMar>
-          <w:left w:w="10" w:type="dxa"/>
-          <w:right w:w="10" w:type="dxa"/>
-        </w:tblCellMar>
-        <w:tblLook w:val="04A0" w:firstRow="1" w:lastRow="0" w:firstColumn="1" w:lastColumn="0" w:noHBand="0" w:noVBand="1"/>
-      </w:tblPr>
-      <w:tblGrid>
-        <w:gridCol w:w="4880"/>
-        <w:gridCol w:w="4880"/>
-      </w:tblGrid>
-      <w:tr>
-        <w:tblPrEx>
-          <w:tblCellMar>
-            <w:top w:w="0" w:type="dxa"/>
-            <w:bottom w:w="0" w:type="dxa"/>
-          </w:tblCellMar>
-        </w:tblPrEx>
-        <w:tc>
-          <w:tcPr>
-            <w:tcW w:w="4880" w:type="dxa"/>
-            <w:tcBorders>
-              <w:top w:val="single" w:sz="1" w:space="0" w:color="D1D5DB"/>
-              <w:left w:val="single" w:sz="1" w:space="0" w:color="D1D5DB"/>
-              <w:bottom w:val="single" w:sz="1" w:space="0" w:color="D1D5DB"/>
-              <w:right w:val="single" w:sz="1" w:space="0" w:color="D1D5DB"/>
-            </w:tcBorders>
-            <w:shd w:val="clear" w:color="auto" w:fill="6D28D9"/>
-            <w:tcMar>
-              <w:top w:w="100" w:type="dxa"/>
-              <w:left w:w="140" w:type="dxa"/>
-              <w:bottom w:w="100" w:type="dxa"/>
-              <w:right w:w="140" w:type="dxa"/>
-            </w:tcMar>
-          </w:tcPr>
-          <w:p>
-            <w:proofErr w:type="spellStart"/>
-            <w:r>
-              <w:rPr>
-                <w:b/>
-                <w:bCs/>
-                <w:color w:val="FFFFFF"/>
-                <w:sz w:val="20"/>
-                <w:szCs w:val="20"/>
-              </w:rPr>
-              <w:t>Accion</w:t>
-            </w:r>
-            <w:proofErr w:type="spellEnd"/>
-            <w:r>
-              <w:rPr>
-                <w:b/>
-                <w:bCs/>
-                <w:color w:val="FFFFFF"/>
-                <w:sz w:val="20"/>
-                <w:szCs w:val="20"/>
-              </w:rPr>
-              <w:t xml:space="preserve"> registrada</w:t>
-            </w:r>
-          </w:p>
-        </w:tc>
-        <w:tc>
-          <w:tcPr>
-            <w:tcW w:w="4880" w:type="dxa"/>
-            <w:tcBorders>
-              <w:top w:val="single" w:sz="1" w:space="0" w:color="D1D5DB"/>
-              <w:left w:val="single" w:sz="1" w:space="0" w:color="D1D5DB"/>
-              <w:bottom w:val="single" w:sz="1" w:space="0" w:color="D1D5DB"/>
-              <w:right w:val="single" w:sz="1" w:space="0" w:color="D1D5DB"/>
-            </w:tcBorders>
-            <w:shd w:val="clear" w:color="auto" w:fill="6D28D9"/>
-            <w:tcMar>
-              <w:top w:w="100" w:type="dxa"/>
-              <w:left w:w="140" w:type="dxa"/>
-              <w:bottom w:w="100" w:type="dxa"/>
-              <w:right w:w="140" w:type="dxa"/>
-            </w:tcMar>
-          </w:tcPr>
-          <w:p>
-            <w:r>
-              <w:rPr>
-                <w:b/>
-                <w:bCs/>
-                <w:color w:val="FFFFFF"/>
-                <w:sz w:val="20"/>
-                <w:szCs w:val="20"/>
-              </w:rPr>
-              <w:t>Trigger</w:t>
-            </w:r>
-          </w:p>
-        </w:tc>
-      </w:tr>
-      <w:tr>
-        <w:tblPrEx>
-          <w:tblCellMar>
-            <w:top w:w="0" w:type="dxa"/>
-            <w:bottom w:w="0" w:type="dxa"/>
-          </w:tblCellMar>
-        </w:tblPrEx>
-        <w:tc>
-          <w:tcPr>
-            <w:tcW w:w="4880" w:type="dxa"/>
-            <w:tcBorders>
-              <w:top w:val="single" w:sz="1" w:space="0" w:color="D1D5DB"/>
-              <w:left w:val="single" w:sz="1" w:space="0" w:color="D1D5DB"/>
-              <w:bottom w:val="single" w:sz="1" w:space="0" w:color="D1D5DB"/>
-              <w:right w:val="single" w:sz="1" w:space="0" w:color="D1D5DB"/>
-            </w:tcBorders>
-            <w:shd w:val="clear" w:color="auto" w:fill="FFFFFF"/>
-            <w:tcMar>
-              <w:top w:w="100" w:type="dxa"/>
-              <w:left w:w="140" w:type="dxa"/>
-              <w:bottom w:w="100" w:type="dxa"/>
-              <w:right w:w="140" w:type="dxa"/>
-            </w:tcMar>
-          </w:tcPr>
-          <w:p>
-            <w:r>
-              <w:rPr>
-                <w:color w:val="111827"/>
-                <w:sz w:val="20"/>
-                <w:szCs w:val="20"/>
-              </w:rPr>
-              <w:t>CREATE_USER</w:t>
-            </w:r>
-          </w:p>
-        </w:tc>
-        <w:tc>
-          <w:tcPr>
-            <w:tcW w:w="4880" w:type="dxa"/>
-            <w:tcBorders>
-              <w:top w:val="single" w:sz="1" w:space="0" w:color="D1D5DB"/>
-              <w:left w:val="single" w:sz="1" w:space="0" w:color="D1D5DB"/>
-              <w:bottom w:val="single" w:sz="1" w:space="0" w:color="D1D5DB"/>
-              <w:right w:val="single" w:sz="1" w:space="0" w:color="D1D5DB"/>
-            </w:tcBorders>
-            <w:shd w:val="clear" w:color="auto" w:fill="FFFFFF"/>
-            <w:tcMar>
-              <w:top w:w="100" w:type="dxa"/>
-              <w:left w:w="140" w:type="dxa"/>
-              <w:bottom w:w="100" w:type="dxa"/>
-              <w:right w:w="140" w:type="dxa"/>
-            </w:tcMar>
-          </w:tcPr>
-          <w:p>
-            <w:proofErr w:type="spellStart"/>
-            <w:r>
-              <w:rPr>
-                <w:color w:val="111827"/>
-                <w:sz w:val="20"/>
-                <w:szCs w:val="20"/>
-              </w:rPr>
-              <w:t>Admin</w:t>
-            </w:r>
-            <w:proofErr w:type="spellEnd"/>
-            <w:r>
-              <w:rPr>
-                <w:color w:val="111827"/>
-                <w:sz w:val="20"/>
-                <w:szCs w:val="20"/>
-              </w:rPr>
-              <w:t xml:space="preserve"> crea un nuevo usuario</w:t>
-            </w:r>
-          </w:p>
-        </w:tc>
-      </w:tr>
-      <w:tr>
-        <w:tblPrEx>
-          <w:tblCellMar>
-            <w:top w:w="0" w:type="dxa"/>
-            <w:bottom w:w="0" w:type="dxa"/>
-          </w:tblCellMar>
-        </w:tblPrEx>
-        <w:tc>
-          <w:tcPr>
-            <w:tcW w:w="4880" w:type="dxa"/>
-            <w:tcBorders>
-              <w:top w:val="single" w:sz="1" w:space="0" w:color="D1D5DB"/>
-              <w:left w:val="single" w:sz="1" w:space="0" w:color="D1D5DB"/>
-              <w:bottom w:val="single" w:sz="1" w:space="0" w:color="D1D5DB"/>
-              <w:right w:val="single" w:sz="1" w:space="0" w:color="D1D5DB"/>
-            </w:tcBorders>
-            <w:shd w:val="clear" w:color="auto" w:fill="F9FAFB"/>
-            <w:tcMar>
-              <w:top w:w="100" w:type="dxa"/>
-              <w:left w:w="140" w:type="dxa"/>
-              <w:bottom w:w="100" w:type="dxa"/>
-              <w:right w:w="140" w:type="dxa"/>
-            </w:tcMar>
-          </w:tcPr>
-          <w:p>
-            <w:r>
-              <w:rPr>
-                <w:color w:val="111827"/>
-                <w:sz w:val="20"/>
-                <w:szCs w:val="20"/>
-              </w:rPr>
-              <w:t>UPDATE_USER</w:t>
-            </w:r>
-          </w:p>
-        </w:tc>
-        <w:tc>
-          <w:tcPr>
-            <w:tcW w:w="4880" w:type="dxa"/>
-            <w:tcBorders>
-              <w:top w:val="single" w:sz="1" w:space="0" w:color="D1D5DB"/>
-              <w:left w:val="single" w:sz="1" w:space="0" w:color="D1D5DB"/>
-              <w:bottom w:val="single" w:sz="1" w:space="0" w:color="D1D5DB"/>
-              <w:right w:val="single" w:sz="1" w:space="0" w:color="D1D5DB"/>
-            </w:tcBorders>
-            <w:shd w:val="clear" w:color="auto" w:fill="F9FAFB"/>
-            <w:tcMar>
-              <w:top w:w="100" w:type="dxa"/>
-              <w:left w:w="140" w:type="dxa"/>
-              <w:bottom w:w="100" w:type="dxa"/>
-              <w:right w:w="140" w:type="dxa"/>
-            </w:tcMar>
-          </w:tcPr>
-          <w:p>
-            <w:proofErr w:type="spellStart"/>
-            <w:r>
-              <w:rPr>
-                <w:color w:val="111827"/>
-                <w:sz w:val="20"/>
-                <w:szCs w:val="20"/>
-              </w:rPr>
-              <w:t>Admin</w:t>
-            </w:r>
-            <w:proofErr w:type="spellEnd"/>
-            <w:r>
-              <w:rPr>
-                <w:color w:val="111827"/>
-                <w:sz w:val="20"/>
-                <w:szCs w:val="20"/>
-              </w:rPr>
-              <w:t xml:space="preserve"> edita datos de un usuario</w:t>
-            </w:r>
-          </w:p>
-        </w:tc>
-      </w:tr>
-      <w:tr>
-        <w:tblPrEx>
-          <w:tblCellMar>
-            <w:top w:w="0" w:type="dxa"/>
-            <w:bottom w:w="0" w:type="dxa"/>
-          </w:tblCellMar>
-        </w:tblPrEx>
-        <w:tc>
-          <w:tcPr>
-            <w:tcW w:w="4880" w:type="dxa"/>
-            <w:tcBorders>
-              <w:top w:val="single" w:sz="1" w:space="0" w:color="D1D5DB"/>
-              <w:left w:val="single" w:sz="1" w:space="0" w:color="D1D5DB"/>
-              <w:bottom w:val="single" w:sz="1" w:space="0" w:color="D1D5DB"/>
-              <w:right w:val="single" w:sz="1" w:space="0" w:color="D1D5DB"/>
-            </w:tcBorders>
-            <w:shd w:val="clear" w:color="auto" w:fill="FFFFFF"/>
-            <w:tcMar>
-              <w:top w:w="100" w:type="dxa"/>
-              <w:left w:w="140" w:type="dxa"/>
-              <w:bottom w:w="100" w:type="dxa"/>
-              <w:right w:w="140" w:type="dxa"/>
-            </w:tcMar>
-          </w:tcPr>
-          <w:p>
-            <w:r>
-              <w:rPr>
-                <w:color w:val="111827"/>
-                <w:sz w:val="20"/>
-                <w:szCs w:val="20"/>
-              </w:rPr>
-              <w:t>DELETE_USER</w:t>
-            </w:r>
-          </w:p>
-        </w:tc>
-        <w:tc>
-          <w:tcPr>
-            <w:tcW w:w="4880" w:type="dxa"/>
-            <w:tcBorders>
-              <w:top w:val="single" w:sz="1" w:space="0" w:color="D1D5DB"/>
-              <w:left w:val="single" w:sz="1" w:space="0" w:color="D1D5DB"/>
-              <w:bottom w:val="single" w:sz="1" w:space="0" w:color="D1D5DB"/>
-              <w:right w:val="single" w:sz="1" w:space="0" w:color="D1D5DB"/>
-            </w:tcBorders>
-            <w:shd w:val="clear" w:color="auto" w:fill="FFFFFF"/>
-            <w:tcMar>
-              <w:top w:w="100" w:type="dxa"/>
-              <w:left w:w="140" w:type="dxa"/>
-              <w:bottom w:w="100" w:type="dxa"/>
-              <w:right w:w="140" w:type="dxa"/>
-            </w:tcMar>
-          </w:tcPr>
-          <w:p>
-            <w:proofErr w:type="spellStart"/>
-            <w:r>
-              <w:rPr>
-                <w:color w:val="111827"/>
-                <w:sz w:val="20"/>
-                <w:szCs w:val="20"/>
-              </w:rPr>
-              <w:t>Admin</w:t>
-            </w:r>
-            <w:proofErr w:type="spellEnd"/>
-            <w:r>
-              <w:rPr>
-                <w:color w:val="111827"/>
-                <w:sz w:val="20"/>
-                <w:szCs w:val="20"/>
-              </w:rPr>
-              <w:t xml:space="preserve"> elimina un usuario</w:t>
-            </w:r>
-          </w:p>
-        </w:tc>
-      </w:tr>
-      <w:tr>
-        <w:tblPrEx>
-          <w:tblCellMar>
-            <w:top w:w="0" w:type="dxa"/>
-            <w:bottom w:w="0" w:type="dxa"/>
-          </w:tblCellMar>
-        </w:tblPrEx>
-        <w:tc>
-          <w:tcPr>
-            <w:tcW w:w="4880" w:type="dxa"/>
-            <w:tcBorders>
-              <w:top w:val="single" w:sz="1" w:space="0" w:color="D1D5DB"/>
-              <w:left w:val="single" w:sz="1" w:space="0" w:color="D1D5DB"/>
-              <w:bottom w:val="single" w:sz="1" w:space="0" w:color="D1D5DB"/>
-              <w:right w:val="single" w:sz="1" w:space="0" w:color="D1D5DB"/>
-            </w:tcBorders>
-            <w:shd w:val="clear" w:color="auto" w:fill="F9FAFB"/>
-            <w:tcMar>
-              <w:top w:w="100" w:type="dxa"/>
-              <w:left w:w="140" w:type="dxa"/>
-              <w:bottom w:w="100" w:type="dxa"/>
-              <w:right w:w="140" w:type="dxa"/>
-            </w:tcMar>
-          </w:tcPr>
-          <w:p>
-            <w:r>
-              <w:rPr>
-                <w:color w:val="111827"/>
-                <w:sz w:val="20"/>
-                <w:szCs w:val="20"/>
-              </w:rPr>
-              <w:lastRenderedPageBreak/>
-              <w:t>REGISTER</w:t>
-            </w:r>
-          </w:p>
-        </w:tc>
-        <w:tc>
-          <w:tcPr>
-            <w:tcW w:w="4880" w:type="dxa"/>
-            <w:tcBorders>
-              <w:top w:val="single" w:sz="1" w:space="0" w:color="D1D5DB"/>
-              <w:left w:val="single" w:sz="1" w:space="0" w:color="D1D5DB"/>
-              <w:bottom w:val="single" w:sz="1" w:space="0" w:color="D1D5DB"/>
-              <w:right w:val="single" w:sz="1" w:space="0" w:color="D1D5DB"/>
-            </w:tcBorders>
-            <w:shd w:val="clear" w:color="auto" w:fill="F9FAFB"/>
-            <w:tcMar>
-              <w:top w:w="100" w:type="dxa"/>
-              <w:left w:w="140" w:type="dxa"/>
-              <w:bottom w:w="100" w:type="dxa"/>
-              <w:right w:w="140" w:type="dxa"/>
-            </w:tcMar>
-          </w:tcPr>
-          <w:p>
-            <w:r>
-              <w:rPr>
-                <w:color w:val="111827"/>
-                <w:sz w:val="20"/>
-                <w:szCs w:val="20"/>
-              </w:rPr>
-              <w:t xml:space="preserve">Usuario se registra </w:t>
-            </w:r>
-            <w:proofErr w:type="spellStart"/>
-            <w:r>
-              <w:rPr>
-                <w:color w:val="111827"/>
-                <w:sz w:val="20"/>
-                <w:szCs w:val="20"/>
-              </w:rPr>
-              <w:t>publicamente</w:t>
-            </w:r>
-            <w:proofErr w:type="spellEnd"/>
-          </w:p>
-        </w:tc>
-      </w:tr>
-      <w:tr>
-        <w:tblPrEx>
-          <w:tblCellMar>
-            <w:top w:w="0" w:type="dxa"/>
-            <w:bottom w:w="0" w:type="dxa"/>
-          </w:tblCellMar>
-        </w:tblPrEx>
-        <w:tc>
-          <w:tcPr>
-            <w:tcW w:w="4880" w:type="dxa"/>
-            <w:tcBorders>
-              <w:top w:val="single" w:sz="1" w:space="0" w:color="D1D5DB"/>
-              <w:left w:val="single" w:sz="1" w:space="0" w:color="D1D5DB"/>
-              <w:bottom w:val="single" w:sz="1" w:space="0" w:color="D1D5DB"/>
-              <w:right w:val="single" w:sz="1" w:space="0" w:color="D1D5DB"/>
-            </w:tcBorders>
-            <w:shd w:val="clear" w:color="auto" w:fill="FFFFFF"/>
-            <w:tcMar>
-              <w:top w:w="100" w:type="dxa"/>
-              <w:left w:w="140" w:type="dxa"/>
-              <w:bottom w:w="100" w:type="dxa"/>
-              <w:right w:w="140" w:type="dxa"/>
-            </w:tcMar>
-          </w:tcPr>
-          <w:p>
-            <w:r>
-              <w:rPr>
-                <w:color w:val="111827"/>
-                <w:sz w:val="20"/>
-                <w:szCs w:val="20"/>
-              </w:rPr>
-              <w:t>CREATE_NOVEDAD</w:t>
-            </w:r>
-          </w:p>
-        </w:tc>
-        <w:tc>
-          <w:tcPr>
-            <w:tcW w:w="4880" w:type="dxa"/>
-            <w:tcBorders>
-              <w:top w:val="single" w:sz="1" w:space="0" w:color="D1D5DB"/>
-              <w:left w:val="single" w:sz="1" w:space="0" w:color="D1D5DB"/>
-              <w:bottom w:val="single" w:sz="1" w:space="0" w:color="D1D5DB"/>
-              <w:right w:val="single" w:sz="1" w:space="0" w:color="D1D5DB"/>
-            </w:tcBorders>
-            <w:shd w:val="clear" w:color="auto" w:fill="FFFFFF"/>
-            <w:tcMar>
-              <w:top w:w="100" w:type="dxa"/>
-              <w:left w:w="140" w:type="dxa"/>
-              <w:bottom w:w="100" w:type="dxa"/>
-              <w:right w:w="140" w:type="dxa"/>
-            </w:tcMar>
-          </w:tcPr>
-          <w:p>
-            <w:r>
-              <w:rPr>
-                <w:color w:val="111827"/>
-                <w:sz w:val="20"/>
-                <w:szCs w:val="20"/>
-              </w:rPr>
-              <w:t>Coder registra una nueva novedad</w:t>
-            </w:r>
-          </w:p>
-        </w:tc>
-      </w:tr>
-      <w:tr>
-        <w:tblPrEx>
-          <w:tblCellMar>
-            <w:top w:w="0" w:type="dxa"/>
-            <w:bottom w:w="0" w:type="dxa"/>
-          </w:tblCellMar>
-        </w:tblPrEx>
-        <w:tc>
-          <w:tcPr>
-            <w:tcW w:w="4880" w:type="dxa"/>
-            <w:tcBorders>
-              <w:top w:val="single" w:sz="1" w:space="0" w:color="D1D5DB"/>
-              <w:left w:val="single" w:sz="1" w:space="0" w:color="D1D5DB"/>
-              <w:bottom w:val="single" w:sz="1" w:space="0" w:color="D1D5DB"/>
-              <w:right w:val="single" w:sz="1" w:space="0" w:color="D1D5DB"/>
-            </w:tcBorders>
-            <w:shd w:val="clear" w:color="auto" w:fill="F9FAFB"/>
-            <w:tcMar>
-              <w:top w:w="100" w:type="dxa"/>
-              <w:left w:w="140" w:type="dxa"/>
-              <w:bottom w:w="100" w:type="dxa"/>
-              <w:right w:w="140" w:type="dxa"/>
-            </w:tcMar>
-          </w:tcPr>
-          <w:p>
-            <w:r>
-              <w:rPr>
-                <w:color w:val="111827"/>
-                <w:sz w:val="20"/>
-                <w:szCs w:val="20"/>
-              </w:rPr>
-              <w:t>UPDATE_NOVEDAD_</w:t>
-            </w:r>
-            <w:proofErr w:type="gramStart"/>
-            <w:r>
-              <w:rPr>
-                <w:color w:val="111827"/>
-                <w:sz w:val="20"/>
-                <w:szCs w:val="20"/>
-              </w:rPr>
-              <w:t>STATUS</w:t>
-            </w:r>
-            <w:proofErr w:type="gramEnd"/>
-          </w:p>
-        </w:tc>
-        <w:tc>
-          <w:tcPr>
-            <w:tcW w:w="4880" w:type="dxa"/>
-            <w:tcBorders>
-              <w:top w:val="single" w:sz="1" w:space="0" w:color="D1D5DB"/>
-              <w:left w:val="single" w:sz="1" w:space="0" w:color="D1D5DB"/>
-              <w:bottom w:val="single" w:sz="1" w:space="0" w:color="D1D5DB"/>
-              <w:right w:val="single" w:sz="1" w:space="0" w:color="D1D5DB"/>
-            </w:tcBorders>
-            <w:shd w:val="clear" w:color="auto" w:fill="F9FAFB"/>
-            <w:tcMar>
-              <w:top w:w="100" w:type="dxa"/>
-              <w:left w:w="140" w:type="dxa"/>
-              <w:bottom w:w="100" w:type="dxa"/>
-              <w:right w:w="140" w:type="dxa"/>
-            </w:tcMar>
-          </w:tcPr>
-          <w:p>
-            <w:proofErr w:type="spellStart"/>
-            <w:r>
-              <w:rPr>
-                <w:color w:val="111827"/>
-                <w:sz w:val="20"/>
-                <w:szCs w:val="20"/>
-              </w:rPr>
-              <w:t>Admin</w:t>
-            </w:r>
-            <w:proofErr w:type="spellEnd"/>
-            <w:r>
-              <w:rPr>
-                <w:color w:val="111827"/>
-                <w:sz w:val="20"/>
-                <w:szCs w:val="20"/>
-              </w:rPr>
-              <w:t xml:space="preserve"> aprueba o rechaza una novedad</w:t>
-            </w:r>
-          </w:p>
-        </w:tc>
-      </w:tr>
-      <w:tr>
-        <w:tblPrEx>
-          <w:tblCellMar>
-            <w:top w:w="0" w:type="dxa"/>
-            <w:bottom w:w="0" w:type="dxa"/>
-          </w:tblCellMar>
-        </w:tblPrEx>
-        <w:tc>
-          <w:tcPr>
-            <w:tcW w:w="4880" w:type="dxa"/>
-            <w:tcBorders>
-              <w:top w:val="single" w:sz="1" w:space="0" w:color="D1D5DB"/>
-              <w:left w:val="single" w:sz="1" w:space="0" w:color="D1D5DB"/>
-              <w:bottom w:val="single" w:sz="1" w:space="0" w:color="D1D5DB"/>
-              <w:right w:val="single" w:sz="1" w:space="0" w:color="D1D5DB"/>
-            </w:tcBorders>
-            <w:shd w:val="clear" w:color="auto" w:fill="FFFFFF"/>
-            <w:tcMar>
-              <w:top w:w="100" w:type="dxa"/>
-              <w:left w:w="140" w:type="dxa"/>
-              <w:bottom w:w="100" w:type="dxa"/>
-              <w:right w:w="140" w:type="dxa"/>
-            </w:tcMar>
-          </w:tcPr>
-          <w:p>
-            <w:r>
-              <w:rPr>
-                <w:color w:val="111827"/>
-                <w:sz w:val="20"/>
-                <w:szCs w:val="20"/>
-              </w:rPr>
-              <w:t>DELETE_NOVEDAD</w:t>
-            </w:r>
-          </w:p>
-        </w:tc>
-        <w:tc>
-          <w:tcPr>
-            <w:tcW w:w="4880" w:type="dxa"/>
-            <w:tcBorders>
-              <w:top w:val="single" w:sz="1" w:space="0" w:color="D1D5DB"/>
-              <w:left w:val="single" w:sz="1" w:space="0" w:color="D1D5DB"/>
-              <w:bottom w:val="single" w:sz="1" w:space="0" w:color="D1D5DB"/>
-              <w:right w:val="single" w:sz="1" w:space="0" w:color="D1D5DB"/>
-            </w:tcBorders>
-            <w:shd w:val="clear" w:color="auto" w:fill="FFFFFF"/>
-            <w:tcMar>
-              <w:top w:w="100" w:type="dxa"/>
-              <w:left w:w="140" w:type="dxa"/>
-              <w:bottom w:w="100" w:type="dxa"/>
-              <w:right w:w="140" w:type="dxa"/>
-            </w:tcMar>
-          </w:tcPr>
-          <w:p>
-            <w:proofErr w:type="spellStart"/>
-            <w:r>
-              <w:rPr>
-                <w:color w:val="111827"/>
-                <w:sz w:val="20"/>
-                <w:szCs w:val="20"/>
-              </w:rPr>
-              <w:t>Admin</w:t>
-            </w:r>
-            <w:proofErr w:type="spellEnd"/>
-            <w:r>
-              <w:rPr>
-                <w:color w:val="111827"/>
-                <w:sz w:val="20"/>
-                <w:szCs w:val="20"/>
-              </w:rPr>
-              <w:t xml:space="preserve"> elimina una novedad</w:t>
             </w:r>
           </w:p>
         </w:tc>
@@ -6666,8 +5766,8 @@
       <w:tblGrid>
         <w:gridCol w:w="1069"/>
         <w:gridCol w:w="2493"/>
-        <w:gridCol w:w="3295"/>
-        <w:gridCol w:w="2903"/>
+        <w:gridCol w:w="3774"/>
+        <w:gridCol w:w="2424"/>
       </w:tblGrid>
       <w:tr>
         <w:tblPrEx>
@@ -6710,7 +5810,7 @@
         </w:tc>
         <w:tc>
           <w:tcPr>
-            <w:tcW w:w="1400" w:type="dxa"/>
+            <w:tcW w:w="1600" w:type="dxa"/>
             <w:tcBorders>
               <w:top w:val="single" w:sz="1" w:space="0" w:color="D1D5DB"/>
               <w:left w:val="single" w:sz="1" w:space="0" w:color="D1D5DB"/>
@@ -6740,7 +5840,7 @@
         </w:tc>
         <w:tc>
           <w:tcPr>
-            <w:tcW w:w="3800" w:type="dxa"/>
+            <w:tcW w:w="4160" w:type="dxa"/>
             <w:tcBorders>
               <w:top w:val="single" w:sz="1" w:space="0" w:color="D1D5DB"/>
               <w:left w:val="single" w:sz="1" w:space="0" w:color="D1D5DB"/>
@@ -6772,7 +5872,7 @@
         </w:tc>
         <w:tc>
           <w:tcPr>
-            <w:tcW w:w="3760" w:type="dxa"/>
+            <w:tcW w:w="3200" w:type="dxa"/>
             <w:tcBorders>
               <w:top w:val="single" w:sz="1" w:space="0" w:color="D1D5DB"/>
               <w:left w:val="single" w:sz="1" w:space="0" w:color="D1D5DB"/>
@@ -6840,7 +5940,7 @@
         </w:tc>
         <w:tc>
           <w:tcPr>
-            <w:tcW w:w="1400" w:type="dxa"/>
+            <w:tcW w:w="1600" w:type="dxa"/>
             <w:tcBorders>
               <w:top w:val="single" w:sz="1" w:space="0" w:color="D1D5DB"/>
               <w:left w:val="single" w:sz="1" w:space="0" w:color="D1D5DB"/>
@@ -6896,7 +5996,7 @@
         </w:tc>
         <w:tc>
           <w:tcPr>
-            <w:tcW w:w="3800" w:type="dxa"/>
+            <w:tcW w:w="4160" w:type="dxa"/>
             <w:tcBorders>
               <w:top w:val="single" w:sz="1" w:space="0" w:color="D1D5DB"/>
               <w:left w:val="single" w:sz="1" w:space="0" w:color="D1D5DB"/>
@@ -6934,7 +6034,7 @@
         </w:tc>
         <w:tc>
           <w:tcPr>
-            <w:tcW w:w="3760" w:type="dxa"/>
+            <w:tcW w:w="3200" w:type="dxa"/>
             <w:tcBorders>
               <w:top w:val="single" w:sz="1" w:space="0" w:color="D1D5DB"/>
               <w:left w:val="single" w:sz="1" w:space="0" w:color="D1D5DB"/>
@@ -7000,7 +6100,7 @@
         </w:tc>
         <w:tc>
           <w:tcPr>
-            <w:tcW w:w="1400" w:type="dxa"/>
+            <w:tcW w:w="1600" w:type="dxa"/>
             <w:tcBorders>
               <w:top w:val="single" w:sz="1" w:space="0" w:color="D1D5DB"/>
               <w:left w:val="single" w:sz="1" w:space="0" w:color="D1D5DB"/>
@@ -7056,7 +6156,7 @@
         </w:tc>
         <w:tc>
           <w:tcPr>
-            <w:tcW w:w="3800" w:type="dxa"/>
+            <w:tcW w:w="4160" w:type="dxa"/>
             <w:tcBorders>
               <w:top w:val="single" w:sz="1" w:space="0" w:color="D1D5DB"/>
               <w:left w:val="single" w:sz="1" w:space="0" w:color="D1D5DB"/>
@@ -7078,31 +6178,13 @@
                 <w:sz w:val="20"/>
                 <w:szCs w:val="20"/>
               </w:rPr>
-              <w:t xml:space="preserve">Registro de nuevo </w:t>
-            </w:r>
-            <w:proofErr w:type="spellStart"/>
-            <w:r>
-              <w:rPr>
-                <w:color w:val="111827"/>
-                <w:sz w:val="20"/>
-                <w:szCs w:val="20"/>
-              </w:rPr>
-              <w:t>coder</w:t>
-            </w:r>
-            <w:proofErr w:type="spellEnd"/>
-            <w:r>
-              <w:rPr>
-                <w:color w:val="111827"/>
-                <w:sz w:val="20"/>
-                <w:szCs w:val="20"/>
-              </w:rPr>
-              <w:t xml:space="preserve"> (estado Inactivo)</w:t>
-            </w:r>
-          </w:p>
-        </w:tc>
-        <w:tc>
-          <w:tcPr>
-            <w:tcW w:w="3760" w:type="dxa"/>
+              <w:t>Registro nuevo usuario (estado Inactivo)</w:t>
+            </w:r>
+          </w:p>
+        </w:tc>
+        <w:tc>
+          <w:tcPr>
+            <w:tcW w:w="3200" w:type="dxa"/>
             <w:tcBorders>
               <w:top w:val="single" w:sz="1" w:space="0" w:color="D1D5DB"/>
               <w:left w:val="single" w:sz="1" w:space="0" w:color="D1D5DB"/>
@@ -7168,7 +6250,7 @@
         </w:tc>
         <w:tc>
           <w:tcPr>
-            <w:tcW w:w="1400" w:type="dxa"/>
+            <w:tcW w:w="1600" w:type="dxa"/>
             <w:tcBorders>
               <w:top w:val="single" w:sz="1" w:space="0" w:color="D1D5DB"/>
               <w:left w:val="single" w:sz="1" w:space="0" w:color="D1D5DB"/>
@@ -7214,7 +6296,7 @@
         </w:tc>
         <w:tc>
           <w:tcPr>
-            <w:tcW w:w="3800" w:type="dxa"/>
+            <w:tcW w:w="4160" w:type="dxa"/>
             <w:tcBorders>
               <w:top w:val="single" w:sz="1" w:space="0" w:color="D1D5DB"/>
               <w:left w:val="single" w:sz="1" w:space="0" w:color="D1D5DB"/>
@@ -7242,7 +6324,7 @@
         </w:tc>
         <w:tc>
           <w:tcPr>
-            <w:tcW w:w="3760" w:type="dxa"/>
+            <w:tcW w:w="3200" w:type="dxa"/>
             <w:tcBorders>
               <w:top w:val="single" w:sz="1" w:space="0" w:color="D1D5DB"/>
               <w:left w:val="single" w:sz="1" w:space="0" w:color="D1D5DB"/>
@@ -7308,7 +6390,7 @@
         </w:tc>
         <w:tc>
           <w:tcPr>
-            <w:tcW w:w="1400" w:type="dxa"/>
+            <w:tcW w:w="1600" w:type="dxa"/>
             <w:tcBorders>
               <w:top w:val="single" w:sz="1" w:space="0" w:color="D1D5DB"/>
               <w:left w:val="single" w:sz="1" w:space="0" w:color="D1D5DB"/>
@@ -7374,7 +6456,7 @@
         </w:tc>
         <w:tc>
           <w:tcPr>
-            <w:tcW w:w="3800" w:type="dxa"/>
+            <w:tcW w:w="4160" w:type="dxa"/>
             <w:tcBorders>
               <w:top w:val="single" w:sz="1" w:space="0" w:color="D1D5DB"/>
               <w:left w:val="single" w:sz="1" w:space="0" w:color="D1D5DB"/>
@@ -7420,7 +6502,7 @@
         </w:tc>
         <w:tc>
           <w:tcPr>
-            <w:tcW w:w="3760" w:type="dxa"/>
+            <w:tcW w:w="3200" w:type="dxa"/>
             <w:tcBorders>
               <w:top w:val="single" w:sz="1" w:space="0" w:color="D1D5DB"/>
               <w:left w:val="single" w:sz="1" w:space="0" w:color="D1D5DB"/>
@@ -7486,7 +6568,7 @@
         </w:tc>
         <w:tc>
           <w:tcPr>
-            <w:tcW w:w="1400" w:type="dxa"/>
+            <w:tcW w:w="1600" w:type="dxa"/>
             <w:tcBorders>
               <w:top w:val="single" w:sz="1" w:space="0" w:color="D1D5DB"/>
               <w:left w:val="single" w:sz="1" w:space="0" w:color="D1D5DB"/>
@@ -7552,7 +6634,7 @@
         </w:tc>
         <w:tc>
           <w:tcPr>
-            <w:tcW w:w="3800" w:type="dxa"/>
+            <w:tcW w:w="4160" w:type="dxa"/>
             <w:tcBorders>
               <w:top w:val="single" w:sz="1" w:space="0" w:color="D1D5DB"/>
               <w:left w:val="single" w:sz="1" w:space="0" w:color="D1D5DB"/>
@@ -7592,13 +6674,13 @@
                 <w:sz w:val="20"/>
                 <w:szCs w:val="20"/>
               </w:rPr>
-              <w:t xml:space="preserve"> con token</w:t>
-            </w:r>
-          </w:p>
-        </w:tc>
-        <w:tc>
-          <w:tcPr>
-            <w:tcW w:w="3760" w:type="dxa"/>
+              <w:t xml:space="preserve"> con token seguro</w:t>
+            </w:r>
+          </w:p>
+        </w:tc>
+        <w:tc>
+          <w:tcPr>
+            <w:tcW w:w="3200" w:type="dxa"/>
             <w:tcBorders>
               <w:top w:val="single" w:sz="1" w:space="0" w:color="D1D5DB"/>
               <w:left w:val="single" w:sz="1" w:space="0" w:color="D1D5DB"/>
@@ -7658,13 +6740,14 @@
                 <w:sz w:val="20"/>
                 <w:szCs w:val="20"/>
               </w:rPr>
+              <w:lastRenderedPageBreak/>
               <w:t>GET</w:t>
             </w:r>
           </w:p>
         </w:tc>
         <w:tc>
           <w:tcPr>
-            <w:tcW w:w="1400" w:type="dxa"/>
+            <w:tcW w:w="1600" w:type="dxa"/>
             <w:tcBorders>
               <w:top w:val="single" w:sz="1" w:space="0" w:color="D1D5DB"/>
               <w:left w:val="single" w:sz="1" w:space="0" w:color="D1D5DB"/>
@@ -7692,7 +6775,7 @@
         </w:tc>
         <w:tc>
           <w:tcPr>
-            <w:tcW w:w="3800" w:type="dxa"/>
+            <w:tcW w:w="4160" w:type="dxa"/>
             <w:tcBorders>
               <w:top w:val="single" w:sz="1" w:space="0" w:color="D1D5DB"/>
               <w:left w:val="single" w:sz="1" w:space="0" w:color="D1D5DB"/>
@@ -7720,7 +6803,7 @@
         </w:tc>
         <w:tc>
           <w:tcPr>
-            <w:tcW w:w="3760" w:type="dxa"/>
+            <w:tcW w:w="3200" w:type="dxa"/>
             <w:tcBorders>
               <w:top w:val="single" w:sz="1" w:space="0" w:color="D1D5DB"/>
               <w:left w:val="single" w:sz="1" w:space="0" w:color="D1D5DB"/>
@@ -7788,7 +6871,7 @@
         </w:tc>
         <w:tc>
           <w:tcPr>
-            <w:tcW w:w="1400" w:type="dxa"/>
+            <w:tcW w:w="1600" w:type="dxa"/>
             <w:tcBorders>
               <w:top w:val="single" w:sz="1" w:space="0" w:color="D1D5DB"/>
               <w:left w:val="single" w:sz="1" w:space="0" w:color="D1D5DB"/>
@@ -7826,7 +6909,7 @@
         </w:tc>
         <w:tc>
           <w:tcPr>
-            <w:tcW w:w="3800" w:type="dxa"/>
+            <w:tcW w:w="4160" w:type="dxa"/>
             <w:tcBorders>
               <w:top w:val="single" w:sz="1" w:space="0" w:color="D1D5DB"/>
               <w:left w:val="single" w:sz="1" w:space="0" w:color="D1D5DB"/>
@@ -7865,13 +6948,13 @@
                 <w:szCs w:val="20"/>
                 <w:lang w:val="en-US"/>
               </w:rPr>
-              <w:t>: total, pending, accepted, rejected</w:t>
-            </w:r>
-          </w:p>
-        </w:tc>
-        <w:tc>
-          <w:tcPr>
-            <w:tcW w:w="3760" w:type="dxa"/>
+              <w:t>: total/pending/accepted/rejected</w:t>
+            </w:r>
+          </w:p>
+        </w:tc>
+        <w:tc>
+          <w:tcPr>
+            <w:tcW w:w="3200" w:type="dxa"/>
             <w:tcBorders>
               <w:top w:val="single" w:sz="1" w:space="0" w:color="D1D5DB"/>
               <w:left w:val="single" w:sz="1" w:space="0" w:color="D1D5DB"/>
@@ -7939,7 +7022,7 @@
         </w:tc>
         <w:tc>
           <w:tcPr>
-            <w:tcW w:w="1400" w:type="dxa"/>
+            <w:tcW w:w="1600" w:type="dxa"/>
             <w:tcBorders>
               <w:top w:val="single" w:sz="1" w:space="0" w:color="D1D5DB"/>
               <w:left w:val="single" w:sz="1" w:space="0" w:color="D1D5DB"/>
@@ -7977,7 +7060,7 @@
         </w:tc>
         <w:tc>
           <w:tcPr>
-            <w:tcW w:w="3800" w:type="dxa"/>
+            <w:tcW w:w="4160" w:type="dxa"/>
             <w:tcBorders>
               <w:top w:val="single" w:sz="1" w:space="0" w:color="D1D5DB"/>
               <w:left w:val="single" w:sz="1" w:space="0" w:color="D1D5DB"/>
@@ -8005,7 +7088,7 @@
         </w:tc>
         <w:tc>
           <w:tcPr>
-            <w:tcW w:w="3760" w:type="dxa"/>
+            <w:tcW w:w="3200" w:type="dxa"/>
             <w:tcBorders>
               <w:top w:val="single" w:sz="1" w:space="0" w:color="D1D5DB"/>
               <w:left w:val="single" w:sz="1" w:space="0" w:color="D1D5DB"/>
@@ -8071,7 +7154,7 @@
         </w:tc>
         <w:tc>
           <w:tcPr>
-            <w:tcW w:w="1400" w:type="dxa"/>
+            <w:tcW w:w="1600" w:type="dxa"/>
             <w:tcBorders>
               <w:top w:val="single" w:sz="1" w:space="0" w:color="D1D5DB"/>
               <w:left w:val="single" w:sz="1" w:space="0" w:color="D1D5DB"/>
@@ -8099,7 +7182,7 @@
         </w:tc>
         <w:tc>
           <w:tcPr>
-            <w:tcW w:w="3800" w:type="dxa"/>
+            <w:tcW w:w="4160" w:type="dxa"/>
             <w:tcBorders>
               <w:top w:val="single" w:sz="1" w:space="0" w:color="D1D5DB"/>
               <w:left w:val="single" w:sz="1" w:space="0" w:color="D1D5DB"/>
@@ -8127,7 +7210,7 @@
         </w:tc>
         <w:tc>
           <w:tcPr>
-            <w:tcW w:w="3760" w:type="dxa"/>
+            <w:tcW w:w="3200" w:type="dxa"/>
             <w:tcBorders>
               <w:top w:val="single" w:sz="1" w:space="0" w:color="D1D5DB"/>
               <w:left w:val="single" w:sz="1" w:space="0" w:color="D1D5DB"/>
@@ -8193,7 +7276,7 @@
         </w:tc>
         <w:tc>
           <w:tcPr>
-            <w:tcW w:w="1400" w:type="dxa"/>
+            <w:tcW w:w="1600" w:type="dxa"/>
             <w:tcBorders>
               <w:top w:val="single" w:sz="1" w:space="0" w:color="D1D5DB"/>
               <w:left w:val="single" w:sz="1" w:space="0" w:color="D1D5DB"/>
@@ -8231,7 +7314,7 @@
         </w:tc>
         <w:tc>
           <w:tcPr>
-            <w:tcW w:w="3800" w:type="dxa"/>
+            <w:tcW w:w="4160" w:type="dxa"/>
             <w:tcBorders>
               <w:top w:val="single" w:sz="1" w:space="0" w:color="D1D5DB"/>
               <w:left w:val="single" w:sz="1" w:space="0" w:color="D1D5DB"/>
@@ -8253,43 +7336,7 @@
                 <w:sz w:val="20"/>
                 <w:szCs w:val="20"/>
               </w:rPr>
-              <w:t>Cambiar estado (</w:t>
-            </w:r>
-            <w:proofErr w:type="spellStart"/>
-            <w:r>
-              <w:rPr>
-                <w:color w:val="111827"/>
-                <w:sz w:val="20"/>
-                <w:szCs w:val="20"/>
-              </w:rPr>
-              <w:t>approved</w:t>
-            </w:r>
-            <w:proofErr w:type="spellEnd"/>
-            <w:r>
-              <w:rPr>
-                <w:color w:val="111827"/>
-                <w:sz w:val="20"/>
-                <w:szCs w:val="20"/>
-              </w:rPr>
-              <w:t>/</w:t>
-            </w:r>
-            <w:proofErr w:type="spellStart"/>
-            <w:r>
-              <w:rPr>
-                <w:color w:val="111827"/>
-                <w:sz w:val="20"/>
-                <w:szCs w:val="20"/>
-              </w:rPr>
-              <w:t>rejected</w:t>
-            </w:r>
-            <w:proofErr w:type="spellEnd"/>
-            <w:r>
-              <w:rPr>
-                <w:color w:val="111827"/>
-                <w:sz w:val="20"/>
-                <w:szCs w:val="20"/>
-              </w:rPr>
-              <w:t xml:space="preserve">) con </w:t>
+              <w:t xml:space="preserve">Cambiar estado con </w:t>
             </w:r>
             <w:proofErr w:type="spellStart"/>
             <w:r>
@@ -8305,7 +7352,7 @@
         </w:tc>
         <w:tc>
           <w:tcPr>
-            <w:tcW w:w="3760" w:type="dxa"/>
+            <w:tcW w:w="3200" w:type="dxa"/>
             <w:tcBorders>
               <w:top w:val="single" w:sz="1" w:space="0" w:color="D1D5DB"/>
               <w:left w:val="single" w:sz="1" w:space="0" w:color="D1D5DB"/>
@@ -8373,7 +7420,7 @@
         </w:tc>
         <w:tc>
           <w:tcPr>
-            <w:tcW w:w="1400" w:type="dxa"/>
+            <w:tcW w:w="1600" w:type="dxa"/>
             <w:tcBorders>
               <w:top w:val="single" w:sz="1" w:space="0" w:color="D1D5DB"/>
               <w:left w:val="single" w:sz="1" w:space="0" w:color="D1D5DB"/>
@@ -8411,7 +7458,7 @@
         </w:tc>
         <w:tc>
           <w:tcPr>
-            <w:tcW w:w="3800" w:type="dxa"/>
+            <w:tcW w:w="4160" w:type="dxa"/>
             <w:tcBorders>
               <w:top w:val="single" w:sz="1" w:space="0" w:color="D1D5DB"/>
               <w:left w:val="single" w:sz="1" w:space="0" w:color="D1D5DB"/>
@@ -8449,7 +7496,7 @@
         </w:tc>
         <w:tc>
           <w:tcPr>
-            <w:tcW w:w="3760" w:type="dxa"/>
+            <w:tcW w:w="3200" w:type="dxa"/>
             <w:tcBorders>
               <w:top w:val="single" w:sz="1" w:space="0" w:color="D1D5DB"/>
               <w:left w:val="single" w:sz="1" w:space="0" w:color="D1D5DB"/>
@@ -8517,7 +7564,7 @@
         </w:tc>
         <w:tc>
           <w:tcPr>
-            <w:tcW w:w="1400" w:type="dxa"/>
+            <w:tcW w:w="1600" w:type="dxa"/>
             <w:tcBorders>
               <w:top w:val="single" w:sz="1" w:space="0" w:color="D1D5DB"/>
               <w:left w:val="single" w:sz="1" w:space="0" w:color="D1D5DB"/>
@@ -8545,7 +7592,7 @@
         </w:tc>
         <w:tc>
           <w:tcPr>
-            <w:tcW w:w="3800" w:type="dxa"/>
+            <w:tcW w:w="4160" w:type="dxa"/>
             <w:tcBorders>
               <w:top w:val="single" w:sz="1" w:space="0" w:color="D1D5DB"/>
               <w:left w:val="single" w:sz="1" w:space="0" w:color="D1D5DB"/>
@@ -8573,7 +7620,7 @@
         </w:tc>
         <w:tc>
           <w:tcPr>
-            <w:tcW w:w="3760" w:type="dxa"/>
+            <w:tcW w:w="3200" w:type="dxa"/>
             <w:tcBorders>
               <w:top w:val="single" w:sz="1" w:space="0" w:color="D1D5DB"/>
               <w:left w:val="single" w:sz="1" w:space="0" w:color="D1D5DB"/>
@@ -8641,7 +7688,7 @@
         </w:tc>
         <w:tc>
           <w:tcPr>
-            <w:tcW w:w="1400" w:type="dxa"/>
+            <w:tcW w:w="1600" w:type="dxa"/>
             <w:tcBorders>
               <w:top w:val="single" w:sz="1" w:space="0" w:color="D1D5DB"/>
               <w:left w:val="single" w:sz="1" w:space="0" w:color="D1D5DB"/>
@@ -8679,7 +7726,7 @@
         </w:tc>
         <w:tc>
           <w:tcPr>
-            <w:tcW w:w="3800" w:type="dxa"/>
+            <w:tcW w:w="4160" w:type="dxa"/>
             <w:tcBorders>
               <w:top w:val="single" w:sz="1" w:space="0" w:color="D1D5DB"/>
               <w:left w:val="single" w:sz="1" w:space="0" w:color="D1D5DB"/>
@@ -8707,7 +7754,7 @@
         </w:tc>
         <w:tc>
           <w:tcPr>
-            <w:tcW w:w="3760" w:type="dxa"/>
+            <w:tcW w:w="3200" w:type="dxa"/>
             <w:tcBorders>
               <w:top w:val="single" w:sz="1" w:space="0" w:color="D1D5DB"/>
               <w:left w:val="single" w:sz="1" w:space="0" w:color="D1D5DB"/>
@@ -8775,7 +7822,7 @@
         </w:tc>
         <w:tc>
           <w:tcPr>
-            <w:tcW w:w="1400" w:type="dxa"/>
+            <w:tcW w:w="1600" w:type="dxa"/>
             <w:tcBorders>
               <w:top w:val="single" w:sz="1" w:space="0" w:color="D1D5DB"/>
               <w:left w:val="single" w:sz="1" w:space="0" w:color="D1D5DB"/>
@@ -8831,7 +7878,7 @@
         </w:tc>
         <w:tc>
           <w:tcPr>
-            <w:tcW w:w="3800" w:type="dxa"/>
+            <w:tcW w:w="4160" w:type="dxa"/>
             <w:tcBorders>
               <w:top w:val="single" w:sz="1" w:space="0" w:color="D1D5DB"/>
               <w:left w:val="single" w:sz="1" w:space="0" w:color="D1D5DB"/>
@@ -8863,13 +7910,13 @@
                 <w:sz w:val="20"/>
                 <w:szCs w:val="20"/>
               </w:rPr>
-              <w:t xml:space="preserve"> de usuarios: total/activos/inactivos</w:t>
-            </w:r>
-          </w:p>
-        </w:tc>
-        <w:tc>
-          <w:tcPr>
-            <w:tcW w:w="3760" w:type="dxa"/>
+              <w:t xml:space="preserve"> de usuarios</w:t>
+            </w:r>
+          </w:p>
+        </w:tc>
+        <w:tc>
+          <w:tcPr>
+            <w:tcW w:w="3200" w:type="dxa"/>
             <w:tcBorders>
               <w:top w:val="single" w:sz="1" w:space="0" w:color="D1D5DB"/>
               <w:left w:val="single" w:sz="1" w:space="0" w:color="D1D5DB"/>
@@ -8931,14 +7978,13 @@
                 <w:sz w:val="20"/>
                 <w:szCs w:val="20"/>
               </w:rPr>
-              <w:lastRenderedPageBreak/>
               <w:t>POST</w:t>
             </w:r>
           </w:p>
         </w:tc>
         <w:tc>
           <w:tcPr>
-            <w:tcW w:w="1400" w:type="dxa"/>
+            <w:tcW w:w="1600" w:type="dxa"/>
             <w:tcBorders>
               <w:top w:val="single" w:sz="1" w:space="0" w:color="D1D5DB"/>
               <w:left w:val="single" w:sz="1" w:space="0" w:color="D1D5DB"/>
@@ -8976,7 +8022,7 @@
         </w:tc>
         <w:tc>
           <w:tcPr>
-            <w:tcW w:w="3800" w:type="dxa"/>
+            <w:tcW w:w="4160" w:type="dxa"/>
             <w:tcBorders>
               <w:top w:val="single" w:sz="1" w:space="0" w:color="D1D5DB"/>
               <w:left w:val="single" w:sz="1" w:space="0" w:color="D1D5DB"/>
@@ -9004,7 +8050,7 @@
         </w:tc>
         <w:tc>
           <w:tcPr>
-            <w:tcW w:w="3760" w:type="dxa"/>
+            <w:tcW w:w="3200" w:type="dxa"/>
             <w:tcBorders>
               <w:top w:val="single" w:sz="1" w:space="0" w:color="D1D5DB"/>
               <w:left w:val="single" w:sz="1" w:space="0" w:color="D1D5DB"/>
@@ -9072,7 +8118,7 @@
         </w:tc>
         <w:tc>
           <w:tcPr>
-            <w:tcW w:w="1400" w:type="dxa"/>
+            <w:tcW w:w="1600" w:type="dxa"/>
             <w:tcBorders>
               <w:top w:val="single" w:sz="1" w:space="0" w:color="D1D5DB"/>
               <w:left w:val="single" w:sz="1" w:space="0" w:color="D1D5DB"/>
@@ -9118,7 +8164,7 @@
         </w:tc>
         <w:tc>
           <w:tcPr>
-            <w:tcW w:w="3800" w:type="dxa"/>
+            <w:tcW w:w="4160" w:type="dxa"/>
             <w:tcBorders>
               <w:top w:val="single" w:sz="1" w:space="0" w:color="D1D5DB"/>
               <w:left w:val="single" w:sz="1" w:space="0" w:color="D1D5DB"/>
@@ -9146,7 +8192,7 @@
         </w:tc>
         <w:tc>
           <w:tcPr>
-            <w:tcW w:w="3760" w:type="dxa"/>
+            <w:tcW w:w="3200" w:type="dxa"/>
             <w:tcBorders>
               <w:top w:val="single" w:sz="1" w:space="0" w:color="D1D5DB"/>
               <w:left w:val="single" w:sz="1" w:space="0" w:color="D1D5DB"/>
@@ -9214,7 +8260,7 @@
         </w:tc>
         <w:tc>
           <w:tcPr>
-            <w:tcW w:w="1400" w:type="dxa"/>
+            <w:tcW w:w="1600" w:type="dxa"/>
             <w:tcBorders>
               <w:top w:val="single" w:sz="1" w:space="0" w:color="D1D5DB"/>
               <w:left w:val="single" w:sz="1" w:space="0" w:color="D1D5DB"/>
@@ -9260,7 +8306,7 @@
         </w:tc>
         <w:tc>
           <w:tcPr>
-            <w:tcW w:w="3800" w:type="dxa"/>
+            <w:tcW w:w="4160" w:type="dxa"/>
             <w:tcBorders>
               <w:top w:val="single" w:sz="1" w:space="0" w:color="D1D5DB"/>
               <w:left w:val="single" w:sz="1" w:space="0" w:color="D1D5DB"/>
@@ -9288,7 +8334,7 @@
         </w:tc>
         <w:tc>
           <w:tcPr>
-            <w:tcW w:w="3760" w:type="dxa"/>
+            <w:tcW w:w="3200" w:type="dxa"/>
             <w:tcBorders>
               <w:top w:val="single" w:sz="1" w:space="0" w:color="D1D5DB"/>
               <w:left w:val="single" w:sz="1" w:space="0" w:color="D1D5DB"/>
@@ -9356,7 +8402,7 @@
         </w:tc>
         <w:tc>
           <w:tcPr>
-            <w:tcW w:w="1400" w:type="dxa"/>
+            <w:tcW w:w="1600" w:type="dxa"/>
             <w:tcBorders>
               <w:top w:val="single" w:sz="1" w:space="0" w:color="D1D5DB"/>
               <w:left w:val="single" w:sz="1" w:space="0" w:color="D1D5DB"/>
@@ -9412,7 +8458,7 @@
         </w:tc>
         <w:tc>
           <w:tcPr>
-            <w:tcW w:w="3800" w:type="dxa"/>
+            <w:tcW w:w="4160" w:type="dxa"/>
             <w:tcBorders>
               <w:top w:val="single" w:sz="1" w:space="0" w:color="D1D5DB"/>
               <w:left w:val="single" w:sz="1" w:space="0" w:color="D1D5DB"/>
@@ -9450,7 +8496,7 @@
         </w:tc>
         <w:tc>
           <w:tcPr>
-            <w:tcW w:w="3760" w:type="dxa"/>
+            <w:tcW w:w="3200" w:type="dxa"/>
             <w:tcBorders>
               <w:top w:val="single" w:sz="1" w:space="0" w:color="D1D5DB"/>
               <w:left w:val="single" w:sz="1" w:space="0" w:color="D1D5DB"/>
@@ -9518,7 +8564,7 @@
         </w:tc>
         <w:tc>
           <w:tcPr>
-            <w:tcW w:w="1400" w:type="dxa"/>
+            <w:tcW w:w="1600" w:type="dxa"/>
             <w:tcBorders>
               <w:top w:val="single" w:sz="1" w:space="0" w:color="D1D5DB"/>
               <w:left w:val="single" w:sz="1" w:space="0" w:color="D1D5DB"/>
@@ -9556,7 +8602,7 @@
         </w:tc>
         <w:tc>
           <w:tcPr>
-            <w:tcW w:w="3800" w:type="dxa"/>
+            <w:tcW w:w="4160" w:type="dxa"/>
             <w:tcBorders>
               <w:top w:val="single" w:sz="1" w:space="0" w:color="D1D5DB"/>
               <w:left w:val="single" w:sz="1" w:space="0" w:color="D1D5DB"/>
@@ -9588,13 +8634,13 @@
                 <w:sz w:val="20"/>
                 <w:szCs w:val="20"/>
               </w:rPr>
-              <w:t xml:space="preserve"> completos (roles, estados, clanes, etc.)</w:t>
-            </w:r>
-          </w:p>
-        </w:tc>
-        <w:tc>
-          <w:tcPr>
-            <w:tcW w:w="3760" w:type="dxa"/>
+              <w:t xml:space="preserve"> completos para formularios</w:t>
+            </w:r>
+          </w:p>
+        </w:tc>
+        <w:tc>
+          <w:tcPr>
+            <w:tcW w:w="3200" w:type="dxa"/>
             <w:tcBorders>
               <w:top w:val="single" w:sz="1" w:space="0" w:color="D1D5DB"/>
               <w:left w:val="single" w:sz="1" w:space="0" w:color="D1D5DB"/>
@@ -9660,7 +8706,7 @@
         </w:tc>
         <w:tc>
           <w:tcPr>
-            <w:tcW w:w="1400" w:type="dxa"/>
+            <w:tcW w:w="1600" w:type="dxa"/>
             <w:tcBorders>
               <w:top w:val="single" w:sz="1" w:space="0" w:color="D1D5DB"/>
               <w:left w:val="single" w:sz="1" w:space="0" w:color="D1D5DB"/>
@@ -9706,7 +8752,7 @@
         </w:tc>
         <w:tc>
           <w:tcPr>
-            <w:tcW w:w="3800" w:type="dxa"/>
+            <w:tcW w:w="4160" w:type="dxa"/>
             <w:tcBorders>
               <w:top w:val="single" w:sz="1" w:space="0" w:color="D1D5DB"/>
               <w:left w:val="single" w:sz="1" w:space="0" w:color="D1D5DB"/>
@@ -9734,7 +8780,7 @@
         </w:tc>
         <w:tc>
           <w:tcPr>
-            <w:tcW w:w="3760" w:type="dxa"/>
+            <w:tcW w:w="3200" w:type="dxa"/>
             <w:tcBorders>
               <w:top w:val="single" w:sz="1" w:space="0" w:color="D1D5DB"/>
               <w:left w:val="single" w:sz="1" w:space="0" w:color="D1D5DB"/>
@@ -9800,7 +8846,7 @@
         </w:tc>
         <w:tc>
           <w:tcPr>
-            <w:tcW w:w="1400" w:type="dxa"/>
+            <w:tcW w:w="1600" w:type="dxa"/>
             <w:tcBorders>
               <w:top w:val="single" w:sz="1" w:space="0" w:color="D1D5DB"/>
               <w:left w:val="single" w:sz="1" w:space="0" w:color="D1D5DB"/>
@@ -9846,7 +8892,7 @@
         </w:tc>
         <w:tc>
           <w:tcPr>
-            <w:tcW w:w="3800" w:type="dxa"/>
+            <w:tcW w:w="4160" w:type="dxa"/>
             <w:tcBorders>
               <w:top w:val="single" w:sz="1" w:space="0" w:color="D1D5DB"/>
               <w:left w:val="single" w:sz="1" w:space="0" w:color="D1D5DB"/>
@@ -9874,7 +8920,7 @@
         </w:tc>
         <w:tc>
           <w:tcPr>
-            <w:tcW w:w="3760" w:type="dxa"/>
+            <w:tcW w:w="3200" w:type="dxa"/>
             <w:tcBorders>
               <w:top w:val="single" w:sz="1" w:space="0" w:color="D1D5DB"/>
               <w:left w:val="single" w:sz="1" w:space="0" w:color="D1D5DB"/>
@@ -9942,7 +8988,7 @@
         </w:tc>
         <w:tc>
           <w:tcPr>
-            <w:tcW w:w="1400" w:type="dxa"/>
+            <w:tcW w:w="1600" w:type="dxa"/>
             <w:tcBorders>
               <w:top w:val="single" w:sz="1" w:space="0" w:color="D1D5DB"/>
               <w:left w:val="single" w:sz="1" w:space="0" w:color="D1D5DB"/>
@@ -9988,7 +9034,7 @@
         </w:tc>
         <w:tc>
           <w:tcPr>
-            <w:tcW w:w="3800" w:type="dxa"/>
+            <w:tcW w:w="4160" w:type="dxa"/>
             <w:tcBorders>
               <w:top w:val="single" w:sz="1" w:space="0" w:color="D1D5DB"/>
               <w:left w:val="single" w:sz="1" w:space="0" w:color="D1D5DB"/>
@@ -10016,7 +9062,7 @@
         </w:tc>
         <w:tc>
           <w:tcPr>
-            <w:tcW w:w="3760" w:type="dxa"/>
+            <w:tcW w:w="3200" w:type="dxa"/>
             <w:tcBorders>
               <w:top w:val="single" w:sz="1" w:space="0" w:color="D1D5DB"/>
               <w:left w:val="single" w:sz="1" w:space="0" w:color="D1D5DB"/>
@@ -10084,7 +9130,7 @@
         </w:tc>
         <w:tc>
           <w:tcPr>
-            <w:tcW w:w="1400" w:type="dxa"/>
+            <w:tcW w:w="1600" w:type="dxa"/>
             <w:tcBorders>
               <w:top w:val="single" w:sz="1" w:space="0" w:color="D1D5DB"/>
               <w:left w:val="single" w:sz="1" w:space="0" w:color="D1D5DB"/>
@@ -10130,7 +9176,7 @@
         </w:tc>
         <w:tc>
           <w:tcPr>
-            <w:tcW w:w="3800" w:type="dxa"/>
+            <w:tcW w:w="4160" w:type="dxa"/>
             <w:tcBorders>
               <w:top w:val="single" w:sz="1" w:space="0" w:color="D1D5DB"/>
               <w:left w:val="single" w:sz="1" w:space="0" w:color="D1D5DB"/>
@@ -10158,7 +9204,7 @@
         </w:tc>
         <w:tc>
           <w:tcPr>
-            <w:tcW w:w="3760" w:type="dxa"/>
+            <w:tcW w:w="3200" w:type="dxa"/>
             <w:tcBorders>
               <w:top w:val="single" w:sz="1" w:space="0" w:color="D1D5DB"/>
               <w:left w:val="single" w:sz="1" w:space="0" w:color="D1D5DB"/>
@@ -10226,7 +9272,7 @@
         </w:tc>
         <w:tc>
           <w:tcPr>
-            <w:tcW w:w="1400" w:type="dxa"/>
+            <w:tcW w:w="1600" w:type="dxa"/>
             <w:tcBorders>
               <w:top w:val="single" w:sz="1" w:space="0" w:color="D1D5DB"/>
               <w:left w:val="single" w:sz="1" w:space="0" w:color="D1D5DB"/>
@@ -10272,7 +9318,7 @@
         </w:tc>
         <w:tc>
           <w:tcPr>
-            <w:tcW w:w="3800" w:type="dxa"/>
+            <w:tcW w:w="4160" w:type="dxa"/>
             <w:tcBorders>
               <w:top w:val="single" w:sz="1" w:space="0" w:color="D1D5DB"/>
               <w:left w:val="single" w:sz="1" w:space="0" w:color="D1D5DB"/>
@@ -10300,7 +9346,7 @@
         </w:tc>
         <w:tc>
           <w:tcPr>
-            <w:tcW w:w="3760" w:type="dxa"/>
+            <w:tcW w:w="3200" w:type="dxa"/>
             <w:tcBorders>
               <w:top w:val="single" w:sz="1" w:space="0" w:color="D1D5DB"/>
               <w:left w:val="single" w:sz="1" w:space="0" w:color="D1D5DB"/>
@@ -10366,7 +9412,7 @@
         </w:tc>
         <w:tc>
           <w:tcPr>
-            <w:tcW w:w="1400" w:type="dxa"/>
+            <w:tcW w:w="1600" w:type="dxa"/>
             <w:tcBorders>
               <w:top w:val="single" w:sz="1" w:space="0" w:color="D1D5DB"/>
               <w:left w:val="single" w:sz="1" w:space="0" w:color="D1D5DB"/>
@@ -10412,7 +9458,7 @@
         </w:tc>
         <w:tc>
           <w:tcPr>
-            <w:tcW w:w="3800" w:type="dxa"/>
+            <w:tcW w:w="4160" w:type="dxa"/>
             <w:tcBorders>
               <w:top w:val="single" w:sz="1" w:space="0" w:color="D1D5DB"/>
               <w:left w:val="single" w:sz="1" w:space="0" w:color="D1D5DB"/>
@@ -10440,7 +9486,7 @@
         </w:tc>
         <w:tc>
           <w:tcPr>
-            <w:tcW w:w="3760" w:type="dxa"/>
+            <w:tcW w:w="3200" w:type="dxa"/>
             <w:tcBorders>
               <w:top w:val="single" w:sz="1" w:space="0" w:color="D1D5DB"/>
               <w:left w:val="single" w:sz="1" w:space="0" w:color="D1D5DB"/>
@@ -10508,7 +9554,7 @@
         </w:tc>
         <w:tc>
           <w:tcPr>
-            <w:tcW w:w="1400" w:type="dxa"/>
+            <w:tcW w:w="1600" w:type="dxa"/>
             <w:tcBorders>
               <w:top w:val="single" w:sz="1" w:space="0" w:color="D1D5DB"/>
               <w:left w:val="single" w:sz="1" w:space="0" w:color="D1D5DB"/>
@@ -10554,7 +9600,7 @@
         </w:tc>
         <w:tc>
           <w:tcPr>
-            <w:tcW w:w="3800" w:type="dxa"/>
+            <w:tcW w:w="4160" w:type="dxa"/>
             <w:tcBorders>
               <w:top w:val="single" w:sz="1" w:space="0" w:color="D1D5DB"/>
               <w:left w:val="single" w:sz="1" w:space="0" w:color="D1D5DB"/>
@@ -10582,7 +9628,7 @@
         </w:tc>
         <w:tc>
           <w:tcPr>
-            <w:tcW w:w="3760" w:type="dxa"/>
+            <w:tcW w:w="3200" w:type="dxa"/>
             <w:tcBorders>
               <w:top w:val="single" w:sz="1" w:space="0" w:color="D1D5DB"/>
               <w:left w:val="single" w:sz="1" w:space="0" w:color="D1D5DB"/>
@@ -10650,7 +9696,7 @@
         </w:tc>
         <w:tc>
           <w:tcPr>
-            <w:tcW w:w="1400" w:type="dxa"/>
+            <w:tcW w:w="1600" w:type="dxa"/>
             <w:tcBorders>
               <w:top w:val="single" w:sz="1" w:space="0" w:color="D1D5DB"/>
               <w:left w:val="single" w:sz="1" w:space="0" w:color="D1D5DB"/>
@@ -10696,7 +9742,7 @@
         </w:tc>
         <w:tc>
           <w:tcPr>
-            <w:tcW w:w="3800" w:type="dxa"/>
+            <w:tcW w:w="4160" w:type="dxa"/>
             <w:tcBorders>
               <w:top w:val="single" w:sz="1" w:space="0" w:color="D1D5DB"/>
               <w:left w:val="single" w:sz="1" w:space="0" w:color="D1D5DB"/>
@@ -10724,7 +9770,7 @@
         </w:tc>
         <w:tc>
           <w:tcPr>
-            <w:tcW w:w="3760" w:type="dxa"/>
+            <w:tcW w:w="3200" w:type="dxa"/>
             <w:tcBorders>
               <w:top w:val="single" w:sz="1" w:space="0" w:color="D1D5DB"/>
               <w:left w:val="single" w:sz="1" w:space="0" w:color="D1D5DB"/>
@@ -10792,7 +9838,7 @@
         </w:tc>
         <w:tc>
           <w:tcPr>
-            <w:tcW w:w="1400" w:type="dxa"/>
+            <w:tcW w:w="1600" w:type="dxa"/>
             <w:tcBorders>
               <w:top w:val="single" w:sz="1" w:space="0" w:color="D1D5DB"/>
               <w:left w:val="single" w:sz="1" w:space="0" w:color="D1D5DB"/>
@@ -10830,7 +9876,7 @@
         </w:tc>
         <w:tc>
           <w:tcPr>
-            <w:tcW w:w="3800" w:type="dxa"/>
+            <w:tcW w:w="4160" w:type="dxa"/>
             <w:tcBorders>
               <w:top w:val="single" w:sz="1" w:space="0" w:color="D1D5DB"/>
               <w:left w:val="single" w:sz="1" w:space="0" w:color="D1D5DB"/>
@@ -10858,7 +9904,7 @@
         </w:tc>
         <w:tc>
           <w:tcPr>
-            <w:tcW w:w="3760" w:type="dxa"/>
+            <w:tcW w:w="3200" w:type="dxa"/>
             <w:tcBorders>
               <w:top w:val="single" w:sz="1" w:space="0" w:color="D1D5DB"/>
               <w:left w:val="single" w:sz="1" w:space="0" w:color="D1D5DB"/>
@@ -10926,7 +9972,7 @@
         </w:tc>
         <w:tc>
           <w:tcPr>
-            <w:tcW w:w="1400" w:type="dxa"/>
+            <w:tcW w:w="1600" w:type="dxa"/>
             <w:tcBorders>
               <w:top w:val="single" w:sz="1" w:space="0" w:color="D1D5DB"/>
               <w:left w:val="single" w:sz="1" w:space="0" w:color="D1D5DB"/>
@@ -10964,7 +10010,7 @@
         </w:tc>
         <w:tc>
           <w:tcPr>
-            <w:tcW w:w="3800" w:type="dxa"/>
+            <w:tcW w:w="4160" w:type="dxa"/>
             <w:tcBorders>
               <w:top w:val="single" w:sz="1" w:space="0" w:color="D1D5DB"/>
               <w:left w:val="single" w:sz="1" w:space="0" w:color="D1D5DB"/>
@@ -11010,7 +10056,7 @@
         </w:tc>
         <w:tc>
           <w:tcPr>
-            <w:tcW w:w="3760" w:type="dxa"/>
+            <w:tcW w:w="3200" w:type="dxa"/>
             <w:tcBorders>
               <w:top w:val="single" w:sz="1" w:space="0" w:color="D1D5DB"/>
               <w:left w:val="single" w:sz="1" w:space="0" w:color="D1D5DB"/>
@@ -11064,7 +10110,7 @@
       </w:r>
       <w:proofErr w:type="spellEnd"/>
       <w:r>
-        <w:t xml:space="preserve"> funcionales en detalle</w:t>
+        <w:t xml:space="preserve"> funcionales</w:t>
       </w:r>
     </w:p>
     <w:p>
@@ -11093,6 +10139,7 @@
         <w:rPr>
           <w:color w:val="111827"/>
         </w:rPr>
+        <w:lastRenderedPageBreak/>
         <w:t xml:space="preserve">Login: </w:t>
       </w:r>
       <w:proofErr w:type="spellStart"/>
@@ -11107,18 +10154,16 @@
         <w:rPr>
           <w:color w:val="111827"/>
         </w:rPr>
-        <w:t xml:space="preserve"> de correo/</w:t>
+        <w:t xml:space="preserve"> </w:t>
       </w:r>
       <w:proofErr w:type="spellStart"/>
-      <w:proofErr w:type="gramStart"/>
-      <w:r>
-        <w:rPr>
-          <w:color w:val="111827"/>
-        </w:rPr>
-        <w:t>password</w:t>
+      <w:r>
+        <w:rPr>
+          <w:color w:val="111827"/>
+        </w:rPr>
+        <w:t>bcryptjs</w:t>
       </w:r>
       <w:proofErr w:type="spellEnd"/>
-      <w:proofErr w:type="gramEnd"/>
       <w:r>
         <w:rPr>
           <w:color w:val="111827"/>
@@ -11131,34 +10176,6 @@
           <w:color w:val="111827"/>
         </w:rPr>
         <w:t>verificacion</w:t>
-      </w:r>
-      <w:proofErr w:type="spellEnd"/>
-      <w:r>
-        <w:rPr>
-          <w:color w:val="111827"/>
-        </w:rPr>
-        <w:t xml:space="preserve"> </w:t>
-      </w:r>
-      <w:proofErr w:type="spellStart"/>
-      <w:r>
-        <w:rPr>
-          <w:color w:val="111827"/>
-        </w:rPr>
-        <w:t>bcryptjs</w:t>
-      </w:r>
-      <w:proofErr w:type="spellEnd"/>
-      <w:r>
-        <w:rPr>
-          <w:color w:val="111827"/>
-        </w:rPr>
-        <w:t xml:space="preserve">, </w:t>
-      </w:r>
-      <w:proofErr w:type="spellStart"/>
-      <w:r>
-        <w:rPr>
-          <w:color w:val="111827"/>
-        </w:rPr>
-        <w:t>comprobacion</w:t>
       </w:r>
       <w:proofErr w:type="spellEnd"/>
       <w:r>
@@ -11259,7 +10276,7 @@
         <w:rPr>
           <w:color w:val="111827"/>
         </w:rPr>
-        <w:t xml:space="preserve">: cuenta creada en estado Inactivo, requiere </w:t>
+        <w:t xml:space="preserve">: cuenta en estado Inactivo, requiere </w:t>
       </w:r>
       <w:proofErr w:type="spellStart"/>
       <w:r>
@@ -11297,35 +10314,7 @@
         <w:rPr>
           <w:color w:val="111827"/>
         </w:rPr>
-        <w:t xml:space="preserve"> de </w:t>
-      </w:r>
-      <w:proofErr w:type="spellStart"/>
-      <w:r>
-        <w:rPr>
-          <w:color w:val="111827"/>
-        </w:rPr>
-        <w:t>contrasena</w:t>
-      </w:r>
-      <w:proofErr w:type="spellEnd"/>
-      <w:r>
-        <w:rPr>
-          <w:color w:val="111827"/>
-        </w:rPr>
-        <w:t xml:space="preserve">: token de 32 bytes </w:t>
-      </w:r>
-      <w:proofErr w:type="spellStart"/>
-      <w:r>
-        <w:rPr>
-          <w:color w:val="111827"/>
-        </w:rPr>
-        <w:t>criptograficamente</w:t>
-      </w:r>
-      <w:proofErr w:type="spellEnd"/>
-      <w:r>
-        <w:rPr>
-          <w:color w:val="111827"/>
-        </w:rPr>
-        <w:t xml:space="preserve"> seguro (</w:t>
+        <w:t>: token de 32 bytes (</w:t>
       </w:r>
       <w:proofErr w:type="spellStart"/>
       <w:proofErr w:type="gramStart"/>
@@ -11341,58 +10330,36 @@
         <w:rPr>
           <w:color w:val="111827"/>
         </w:rPr>
-        <w:t xml:space="preserve">), almacenado </w:t>
+        <w:t xml:space="preserve">), </w:t>
       </w:r>
       <w:proofErr w:type="spellStart"/>
       <w:r>
         <w:rPr>
           <w:color w:val="111827"/>
         </w:rPr>
-        <w:t>hasheado</w:t>
+        <w:t>expiracion</w:t>
       </w:r>
       <w:proofErr w:type="spellEnd"/>
       <w:r>
         <w:rPr>
           <w:color w:val="111827"/>
         </w:rPr>
-        <w:t xml:space="preserve">, </w:t>
+        <w:t xml:space="preserve"> de 1 hora, enlace enviado por Gmail </w:t>
       </w:r>
       <w:proofErr w:type="spellStart"/>
       <w:r>
         <w:rPr>
           <w:color w:val="111827"/>
         </w:rPr>
-        <w:t>expiracion</w:t>
+        <w:t>via</w:t>
       </w:r>
       <w:proofErr w:type="spellEnd"/>
       <w:r>
         <w:rPr>
           <w:color w:val="111827"/>
         </w:rPr>
-        <w:t xml:space="preserve"> configurable de 1 hora, enlace enviado </w:t>
-      </w:r>
-      <w:proofErr w:type="spellStart"/>
-      <w:r>
-        <w:rPr>
-          <w:color w:val="111827"/>
-        </w:rPr>
-        <w:t>via</w:t>
-      </w:r>
-      <w:proofErr w:type="spellEnd"/>
-      <w:r>
-        <w:rPr>
-          <w:color w:val="111827"/>
-        </w:rPr>
-        <w:t xml:space="preserve"> </w:t>
-      </w:r>
-      <w:proofErr w:type="spellStart"/>
-      <w:r>
-        <w:rPr>
-          <w:color w:val="111827"/>
-        </w:rPr>
-        <w:t>Resend</w:t>
-      </w:r>
-      <w:proofErr w:type="spellEnd"/>
+        <w:t xml:space="preserve"> SMTP</w:t>
+      </w:r>
     </w:p>
     <w:p>
       <w:pPr>
@@ -11421,7 +10388,7 @@
         <w:rPr>
           <w:color w:val="111827"/>
         </w:rPr>
-        <w:t xml:space="preserve"> del token, </w:t>
+        <w:t xml:space="preserve"> token, </w:t>
       </w:r>
       <w:proofErr w:type="spellStart"/>
       <w:r>
@@ -11435,7 +10402,7 @@
         <w:rPr>
           <w:color w:val="111827"/>
         </w:rPr>
-        <w:t xml:space="preserve"> de </w:t>
+        <w:t xml:space="preserve"> </w:t>
       </w:r>
       <w:proofErr w:type="spellStart"/>
       <w:r>
@@ -11449,7 +10416,7 @@
         <w:rPr>
           <w:color w:val="111827"/>
         </w:rPr>
-        <w:t xml:space="preserve"> manual (</w:t>
+        <w:t xml:space="preserve"> </w:t>
       </w:r>
       <w:proofErr w:type="spellStart"/>
       <w:r>
@@ -11463,40 +10430,8 @@
         <w:rPr>
           <w:color w:val="111827"/>
         </w:rPr>
-        <w:t xml:space="preserve">), hash del </w:t>
-      </w:r>
-      <w:proofErr w:type="gramStart"/>
-      <w:r>
-        <w:rPr>
-          <w:color w:val="111827"/>
-        </w:rPr>
-        <w:t xml:space="preserve">nuevo </w:t>
-      </w:r>
-      <w:proofErr w:type="spellStart"/>
-      <w:r>
-        <w:rPr>
-          <w:color w:val="111827"/>
-        </w:rPr>
-        <w:t>password</w:t>
-      </w:r>
-      <w:proofErr w:type="spellEnd"/>
-      <w:proofErr w:type="gramEnd"/>
-      <w:r>
-        <w:rPr>
-          <w:color w:val="111827"/>
-        </w:rPr>
-        <w:t xml:space="preserve"> y limpieza del token</w:t>
-      </w:r>
-    </w:p>
-    <w:p>
-      <w:pPr>
-        <w:spacing w:before="80"/>
-      </w:pPr>
-    </w:p>
-    <w:p>
-      <w:pPr>
-        <w:spacing w:before="80"/>
-      </w:pPr>
+        <w:t>, limpieza del token tras uso</w:t>
+      </w:r>
     </w:p>
     <w:p>
       <w:pPr>
@@ -11508,8 +10443,7 @@
         <w:pStyle w:val="Ttulo2"/>
       </w:pPr>
       <w:r>
-        <w:lastRenderedPageBreak/>
-        <w:t>5.2 Novedades e inteligencia artificial</w:t>
+        <w:t>5.2 Novedades e IA</w:t>
       </w:r>
     </w:p>
     <w:p>
@@ -11525,7 +10459,7 @@
         <w:rPr>
           <w:color w:val="111827"/>
         </w:rPr>
-        <w:t xml:space="preserve">Tipos de solicitud: Incapacidad </w:t>
+        <w:t xml:space="preserve">Tipos: Incapacidad </w:t>
       </w:r>
       <w:proofErr w:type="spellStart"/>
       <w:r>
@@ -11553,7 +10487,7 @@
         <w:rPr>
           <w:color w:val="111827"/>
         </w:rPr>
-        <w:t>, Solicitud de permiso, Solicitud de egresado, Constancia de entrenamiento</w:t>
+        <w:t>, Permiso, Egresado, Constancia de entrenamiento</w:t>
       </w:r>
     </w:p>
     <w:p>
@@ -11597,7 +10531,7 @@
         <w:rPr>
           <w:color w:val="111827"/>
         </w:rPr>
-        <w:t xml:space="preserve"> Buffer en memoria (sin escritura en disco), formatos JPG/PNG/</w:t>
+        <w:t xml:space="preserve"> Buffer en memoria, formatos JPG/PNG/</w:t>
       </w:r>
       <w:proofErr w:type="spellStart"/>
       <w:r>
@@ -11611,21 +10545,7 @@
         <w:rPr>
           <w:color w:val="111827"/>
         </w:rPr>
-        <w:t xml:space="preserve">/GIF/PDF, </w:t>
-      </w:r>
-      <w:proofErr w:type="spellStart"/>
-      <w:r>
-        <w:rPr>
-          <w:color w:val="111827"/>
-        </w:rPr>
-        <w:t>limite</w:t>
-      </w:r>
-      <w:proofErr w:type="spellEnd"/>
-      <w:r>
-        <w:rPr>
-          <w:color w:val="111827"/>
-        </w:rPr>
-        <w:t xml:space="preserve"> de 10 MB</w:t>
+        <w:t>/GIF/PDF, limite 10 MB</w:t>
       </w:r>
     </w:p>
     <w:p>
@@ -11655,7 +10575,7 @@
         <w:rPr>
           <w:color w:val="111827"/>
         </w:rPr>
-        <w:t xml:space="preserve"> al crear: modelo </w:t>
+        <w:t xml:space="preserve"> al crear: </w:t>
       </w:r>
       <w:proofErr w:type="spellStart"/>
       <w:r>
@@ -11711,21 +10631,7 @@
         <w:rPr>
           <w:color w:val="111827"/>
         </w:rPr>
-        <w:t xml:space="preserve"> estructurado con criterios de RRHH, respuesta JSON </w:t>
-      </w:r>
-      <w:proofErr w:type="spellStart"/>
-      <w:r>
-        <w:rPr>
-          <w:color w:val="111827"/>
-        </w:rPr>
-        <w:t>parseada</w:t>
-      </w:r>
-      <w:proofErr w:type="spellEnd"/>
-      <w:r>
-        <w:rPr>
-          <w:color w:val="111827"/>
-        </w:rPr>
-        <w:t xml:space="preserve">, </w:t>
+        <w:t xml:space="preserve"> estructurado con criterios de RRHH, </w:t>
       </w:r>
       <w:proofErr w:type="spellStart"/>
       <w:r>
@@ -11763,21 +10669,7 @@
         <w:rPr>
           <w:color w:val="111827"/>
         </w:rPr>
-        <w:t xml:space="preserve"> IA avanzado bajo demanda (</w:t>
-      </w:r>
-      <w:proofErr w:type="spellStart"/>
-      <w:r>
-        <w:rPr>
-          <w:color w:val="111827"/>
-        </w:rPr>
-        <w:t>endpoint</w:t>
-      </w:r>
-      <w:proofErr w:type="spellEnd"/>
-      <w:r>
-        <w:rPr>
-          <w:color w:val="111827"/>
-        </w:rPr>
-        <w:t xml:space="preserve"> /</w:t>
+        <w:t xml:space="preserve"> IA avanzado (/</w:t>
       </w:r>
       <w:proofErr w:type="spellStart"/>
       <w:r>
@@ -11837,7 +10729,7 @@
           <w:sz w:val="21"/>
           <w:szCs w:val="21"/>
         </w:rPr>
-        <w:t>Nivel de confianza: entero del 1 al 10</w:t>
+        <w:t>Confianza: entero del 1 al 10</w:t>
       </w:r>
     </w:p>
     <w:p>
@@ -11927,18 +10819,8 @@
           <w:sz w:val="21"/>
           <w:szCs w:val="21"/>
         </w:rPr>
-        <w:t xml:space="preserve">Historial: total de solicitudes previas, aprobadas y rechazadas del </w:t>
-      </w:r>
-      <w:proofErr w:type="spellStart"/>
-      <w:r>
-        <w:rPr>
-          <w:color w:val="6B7280"/>
-          <w:sz w:val="21"/>
-          <w:szCs w:val="21"/>
-        </w:rPr>
-        <w:t>coder</w:t>
-      </w:r>
-      <w:proofErr w:type="spellEnd"/>
+        <w:t>Historial: total de solicitudes previas del usuario, aprobadas y rechazadas</w:t>
+      </w:r>
     </w:p>
     <w:p>
       <w:pPr>
@@ -11955,7 +10837,7 @@
           <w:sz w:val="21"/>
           <w:szCs w:val="21"/>
         </w:rPr>
-        <w:t>Alertas: lista de inconsistencias detectadas en los datos</w:t>
+        <w:t>Alertas: inconsistencias detectadas en los datos</w:t>
       </w:r>
     </w:p>
     <w:p>
@@ -12027,42 +10909,253 @@
         <w:rPr>
           <w:color w:val="111827"/>
         </w:rPr>
-        <w:t xml:space="preserve"> al </w:t>
+        <w:t xml:space="preserve"> al usuario </w:t>
       </w:r>
       <w:proofErr w:type="spellStart"/>
       <w:r>
         <w:rPr>
           <w:color w:val="111827"/>
         </w:rPr>
-        <w:t>coder</w:t>
+        <w:t>via</w:t>
       </w:r>
       <w:proofErr w:type="spellEnd"/>
       <w:r>
         <w:rPr>
           <w:color w:val="111827"/>
         </w:rPr>
-        <w:t xml:space="preserve"> </w:t>
+        <w:t xml:space="preserve"> Gmail/SMTP</w:t>
+      </w:r>
+    </w:p>
+    <w:p>
+      <w:pPr>
+        <w:spacing w:before="80"/>
+      </w:pPr>
+    </w:p>
+    <w:p>
+      <w:pPr>
+        <w:pStyle w:val="Ttulo2"/>
+      </w:pPr>
+      <w:r>
+        <w:t>5.3 Usuarios</w:t>
+      </w:r>
+    </w:p>
+    <w:p>
+      <w:pPr>
+        <w:pStyle w:val="Prrafodelista"/>
+        <w:numPr>
+          <w:ilvl w:val="0"/>
+          <w:numId w:val="2"/>
+        </w:numPr>
+        <w:spacing w:before="50" w:after="50"/>
+      </w:pPr>
+      <w:r>
+        <w:rPr>
+          <w:color w:val="111827"/>
+        </w:rPr>
+        <w:t xml:space="preserve">CRUD completo: rol, estado, clan, cohorte, horario, </w:t>
       </w:r>
       <w:proofErr w:type="spellStart"/>
       <w:r>
         <w:rPr>
           <w:color w:val="111827"/>
         </w:rPr>
-        <w:t>via</w:t>
+        <w:t>telefono</w:t>
       </w:r>
       <w:proofErr w:type="spellEnd"/>
       <w:r>
         <w:rPr>
           <w:color w:val="111827"/>
         </w:rPr>
-        <w:t xml:space="preserve"> </w:t>
+        <w:t>, avatar y observaciones</w:t>
+      </w:r>
+    </w:p>
+    <w:p>
+      <w:pPr>
+        <w:pStyle w:val="Prrafodelista"/>
+        <w:numPr>
+          <w:ilvl w:val="0"/>
+          <w:numId w:val="2"/>
+        </w:numPr>
+        <w:spacing w:before="50" w:after="50"/>
+      </w:pPr>
+      <w:r>
+        <w:rPr>
+          <w:color w:val="111827"/>
+        </w:rPr>
+        <w:t xml:space="preserve">Avatar: URL externa o imagen subida a </w:t>
       </w:r>
       <w:proofErr w:type="spellStart"/>
       <w:r>
         <w:rPr>
           <w:color w:val="111827"/>
         </w:rPr>
-        <w:t>Resend</w:t>
+        <w:t>Cloudinary</w:t>
+      </w:r>
+      <w:proofErr w:type="spellEnd"/>
+      <w:r>
+        <w:rPr>
+          <w:color w:val="111827"/>
+        </w:rPr>
+        <w:t xml:space="preserve"> (folder nova/</w:t>
+      </w:r>
+      <w:proofErr w:type="spellStart"/>
+      <w:r>
+        <w:rPr>
+          <w:color w:val="111827"/>
+        </w:rPr>
+        <w:t>avatars</w:t>
+      </w:r>
+      <w:proofErr w:type="spellEnd"/>
+      <w:r>
+        <w:rPr>
+          <w:color w:val="111827"/>
+        </w:rPr>
+        <w:t>)</w:t>
+      </w:r>
+    </w:p>
+    <w:p>
+      <w:pPr>
+        <w:pStyle w:val="Prrafodelista"/>
+        <w:numPr>
+          <w:ilvl w:val="0"/>
+          <w:numId w:val="2"/>
+        </w:numPr>
+        <w:spacing w:before="50" w:after="50"/>
+      </w:pPr>
+      <w:proofErr w:type="spellStart"/>
+      <w:r>
+        <w:rPr>
+          <w:color w:val="111827"/>
+        </w:rPr>
+        <w:t>Activacion</w:t>
+      </w:r>
+      <w:proofErr w:type="spellEnd"/>
+      <w:r>
+        <w:rPr>
+          <w:color w:val="111827"/>
+        </w:rPr>
+        <w:t xml:space="preserve">: email </w:t>
+      </w:r>
+      <w:proofErr w:type="spellStart"/>
+      <w:r>
+        <w:rPr>
+          <w:color w:val="111827"/>
+        </w:rPr>
+        <w:t>automatico</w:t>
+      </w:r>
+      <w:proofErr w:type="spellEnd"/>
+      <w:r>
+        <w:rPr>
+          <w:color w:val="111827"/>
+        </w:rPr>
+        <w:t xml:space="preserve"> al usuario cuando </w:t>
+      </w:r>
+      <w:proofErr w:type="spellStart"/>
+      <w:r>
+        <w:rPr>
+          <w:color w:val="111827"/>
+        </w:rPr>
+        <w:t>admin</w:t>
+      </w:r>
+      <w:proofErr w:type="spellEnd"/>
+      <w:r>
+        <w:rPr>
+          <w:color w:val="111827"/>
+        </w:rPr>
+        <w:t xml:space="preserve"> cambia estado a Activo</w:t>
+      </w:r>
+    </w:p>
+    <w:p>
+      <w:pPr>
+        <w:pStyle w:val="Prrafodelista"/>
+        <w:numPr>
+          <w:ilvl w:val="0"/>
+          <w:numId w:val="2"/>
+        </w:numPr>
+        <w:spacing w:before="50" w:after="50"/>
+      </w:pPr>
+      <w:r>
+        <w:rPr>
+          <w:color w:val="111827"/>
+        </w:rPr>
+        <w:t xml:space="preserve">CSV: </w:t>
+      </w:r>
+      <w:proofErr w:type="spellStart"/>
+      <w:r>
+        <w:rPr>
+          <w:color w:val="111827"/>
+        </w:rPr>
+        <w:t>deteccion</w:t>
+      </w:r>
+      <w:proofErr w:type="spellEnd"/>
+      <w:r>
+        <w:rPr>
+          <w:color w:val="111827"/>
+        </w:rPr>
+        <w:t xml:space="preserve"> de columnas por nombre, </w:t>
+      </w:r>
+      <w:proofErr w:type="spellStart"/>
+      <w:r>
+        <w:rPr>
+          <w:color w:val="111827"/>
+        </w:rPr>
+        <w:t>validacion</w:t>
+      </w:r>
+      <w:proofErr w:type="spellEnd"/>
+      <w:r>
+        <w:rPr>
+          <w:color w:val="111827"/>
+        </w:rPr>
+        <w:t xml:space="preserve">, vista previa de 10 filas, </w:t>
+      </w:r>
+      <w:proofErr w:type="spellStart"/>
+      <w:r>
+        <w:rPr>
+          <w:color w:val="111827"/>
+        </w:rPr>
+        <w:t>confirmacion</w:t>
+      </w:r>
+      <w:proofErr w:type="spellEnd"/>
+      <w:r>
+        <w:rPr>
+          <w:color w:val="111827"/>
+        </w:rPr>
+        <w:t xml:space="preserve"> explicita, </w:t>
+      </w:r>
+      <w:proofErr w:type="spellStart"/>
+      <w:r>
+        <w:rPr>
+          <w:color w:val="111827"/>
+        </w:rPr>
+        <w:t>skip</w:t>
+      </w:r>
+      <w:proofErr w:type="spellEnd"/>
+      <w:r>
+        <w:rPr>
+          <w:color w:val="111827"/>
+        </w:rPr>
+        <w:t xml:space="preserve"> duplicados, hash </w:t>
+      </w:r>
+      <w:proofErr w:type="spellStart"/>
+      <w:r>
+        <w:rPr>
+          <w:color w:val="111827"/>
+        </w:rPr>
+        <w:t>automatico</w:t>
+      </w:r>
+      <w:proofErr w:type="spellEnd"/>
+      <w:r>
+        <w:rPr>
+          <w:color w:val="111827"/>
+        </w:rPr>
+        <w:t xml:space="preserve"> de </w:t>
+      </w:r>
+      <w:proofErr w:type="spellStart"/>
+      <w:r>
+        <w:rPr>
+          <w:color w:val="111827"/>
+        </w:rPr>
+        <w:t>contrasenas</w:t>
       </w:r>
       <w:proofErr w:type="spellEnd"/>
     </w:p>
@@ -12076,668 +11169,625 @@
         <w:pStyle w:val="Ttulo2"/>
       </w:pPr>
       <w:r>
-        <w:t xml:space="preserve">5.3 </w:t>
-      </w:r>
-      <w:proofErr w:type="spellStart"/>
-      <w:r>
-        <w:t>Gestion</w:t>
-      </w:r>
-      <w:proofErr w:type="spellEnd"/>
-      <w:r>
-        <w:t xml:space="preserve"> de usuarios</w:t>
-      </w:r>
-    </w:p>
-    <w:p>
-      <w:pPr>
-        <w:pStyle w:val="Prrafodelista"/>
-        <w:numPr>
-          <w:ilvl w:val="0"/>
-          <w:numId w:val="2"/>
-        </w:numPr>
-        <w:spacing w:before="50" w:after="50"/>
-      </w:pPr>
-      <w:r>
-        <w:rPr>
-          <w:color w:val="111827"/>
-        </w:rPr>
-        <w:t xml:space="preserve">CRUD completo con rol, estado, clan, cohorte, horario, </w:t>
-      </w:r>
-      <w:proofErr w:type="spellStart"/>
-      <w:r>
-        <w:rPr>
-          <w:color w:val="111827"/>
-        </w:rPr>
-        <w:t>telefono</w:t>
-      </w:r>
-      <w:proofErr w:type="spellEnd"/>
-      <w:r>
-        <w:rPr>
-          <w:color w:val="111827"/>
-        </w:rPr>
-        <w:t xml:space="preserve"> y observaciones</w:t>
-      </w:r>
-    </w:p>
-    <w:p>
-      <w:pPr>
-        <w:pStyle w:val="Prrafodelista"/>
-        <w:numPr>
-          <w:ilvl w:val="0"/>
-          <w:numId w:val="2"/>
-        </w:numPr>
-        <w:spacing w:before="50" w:after="50"/>
-      </w:pPr>
-      <w:r>
-        <w:rPr>
-          <w:color w:val="111827"/>
-        </w:rPr>
-        <w:t xml:space="preserve">Avatar: URL externa o subida de imagen a </w:t>
-      </w:r>
-      <w:proofErr w:type="spellStart"/>
-      <w:r>
-        <w:rPr>
-          <w:color w:val="111827"/>
-        </w:rPr>
-        <w:t>Cloudinary</w:t>
-      </w:r>
-      <w:proofErr w:type="spellEnd"/>
-      <w:r>
-        <w:rPr>
-          <w:color w:val="111827"/>
-        </w:rPr>
-        <w:t xml:space="preserve"> (folder nova/</w:t>
-      </w:r>
-      <w:proofErr w:type="spellStart"/>
-      <w:r>
-        <w:rPr>
-          <w:color w:val="111827"/>
-        </w:rPr>
-        <w:t>avatars</w:t>
-      </w:r>
-      <w:proofErr w:type="spellEnd"/>
-      <w:r>
-        <w:rPr>
-          <w:color w:val="111827"/>
-        </w:rPr>
-        <w:t>)</w:t>
-      </w:r>
-    </w:p>
-    <w:p>
-      <w:pPr>
-        <w:pStyle w:val="Prrafodelista"/>
-        <w:numPr>
-          <w:ilvl w:val="0"/>
-          <w:numId w:val="2"/>
-        </w:numPr>
-        <w:spacing w:before="50" w:after="50"/>
-      </w:pPr>
-      <w:proofErr w:type="spellStart"/>
-      <w:r>
-        <w:rPr>
-          <w:color w:val="111827"/>
-        </w:rPr>
-        <w:t>Activacion</w:t>
-      </w:r>
-      <w:proofErr w:type="spellEnd"/>
-      <w:r>
-        <w:rPr>
-          <w:color w:val="111827"/>
-        </w:rPr>
-        <w:t xml:space="preserve">: email </w:t>
-      </w:r>
-      <w:proofErr w:type="spellStart"/>
-      <w:r>
-        <w:rPr>
-          <w:color w:val="111827"/>
-        </w:rPr>
-        <w:t>automatico</w:t>
-      </w:r>
-      <w:proofErr w:type="spellEnd"/>
-      <w:r>
-        <w:rPr>
-          <w:color w:val="111827"/>
-        </w:rPr>
-        <w:t xml:space="preserve"> al </w:t>
-      </w:r>
-      <w:proofErr w:type="spellStart"/>
-      <w:r>
-        <w:rPr>
-          <w:color w:val="111827"/>
-        </w:rPr>
-        <w:t>coder</w:t>
-      </w:r>
-      <w:proofErr w:type="spellEnd"/>
-      <w:r>
-        <w:rPr>
-          <w:color w:val="111827"/>
-        </w:rPr>
-        <w:t xml:space="preserve"> cuando el </w:t>
-      </w:r>
-      <w:proofErr w:type="spellStart"/>
-      <w:r>
-        <w:rPr>
-          <w:color w:val="111827"/>
-        </w:rPr>
-        <w:t>admin</w:t>
-      </w:r>
-      <w:proofErr w:type="spellEnd"/>
-      <w:r>
-        <w:rPr>
-          <w:color w:val="111827"/>
-        </w:rPr>
-        <w:t xml:space="preserve"> cambia estado a Activo</w:t>
-      </w:r>
-    </w:p>
-    <w:p>
-      <w:pPr>
-        <w:pStyle w:val="Prrafodelista"/>
-        <w:numPr>
-          <w:ilvl w:val="0"/>
-          <w:numId w:val="2"/>
-        </w:numPr>
-        <w:spacing w:before="50" w:after="50"/>
-      </w:pPr>
-      <w:proofErr w:type="spellStart"/>
-      <w:r>
-        <w:rPr>
-          <w:color w:val="111827"/>
-        </w:rPr>
-        <w:t>Importacion</w:t>
-      </w:r>
-      <w:proofErr w:type="spellEnd"/>
-      <w:r>
-        <w:rPr>
-          <w:color w:val="111827"/>
-        </w:rPr>
-        <w:t xml:space="preserve"> CSV: </w:t>
-      </w:r>
-      <w:proofErr w:type="spellStart"/>
-      <w:r>
-        <w:rPr>
-          <w:color w:val="111827"/>
-        </w:rPr>
-        <w:t>deteccion</w:t>
-      </w:r>
-      <w:proofErr w:type="spellEnd"/>
-      <w:r>
-        <w:rPr>
-          <w:color w:val="111827"/>
-        </w:rPr>
-        <w:t xml:space="preserve"> de columnas por nombre (no por </w:t>
-      </w:r>
-      <w:proofErr w:type="spellStart"/>
-      <w:r>
-        <w:rPr>
-          <w:color w:val="111827"/>
-        </w:rPr>
-        <w:t>posicion</w:t>
-      </w:r>
-      <w:proofErr w:type="spellEnd"/>
-      <w:r>
-        <w:rPr>
-          <w:color w:val="111827"/>
-        </w:rPr>
-        <w:t xml:space="preserve">), </w:t>
-      </w:r>
-      <w:proofErr w:type="spellStart"/>
-      <w:r>
-        <w:rPr>
-          <w:color w:val="111827"/>
-        </w:rPr>
-        <w:t>validacion</w:t>
-      </w:r>
-      <w:proofErr w:type="spellEnd"/>
-      <w:r>
-        <w:rPr>
-          <w:color w:val="111827"/>
-        </w:rPr>
-        <w:t xml:space="preserve"> de columnas obligatorias, vista previa de 10 filas con </w:t>
-      </w:r>
-      <w:proofErr w:type="spellStart"/>
-      <w:r>
-        <w:rPr>
-          <w:color w:val="111827"/>
-        </w:rPr>
-        <w:t>confirmacion</w:t>
-      </w:r>
-      <w:proofErr w:type="spellEnd"/>
-      <w:r>
-        <w:rPr>
-          <w:color w:val="111827"/>
-        </w:rPr>
-        <w:t xml:space="preserve"> explicita, </w:t>
-      </w:r>
-      <w:proofErr w:type="spellStart"/>
-      <w:r>
-        <w:rPr>
-          <w:color w:val="111827"/>
-        </w:rPr>
-        <w:t>skip</w:t>
-      </w:r>
-      <w:proofErr w:type="spellEnd"/>
-      <w:r>
-        <w:rPr>
-          <w:color w:val="111827"/>
-        </w:rPr>
-        <w:t xml:space="preserve"> de duplicados por correo/documento, hash </w:t>
-      </w:r>
-      <w:proofErr w:type="spellStart"/>
-      <w:r>
-        <w:rPr>
-          <w:color w:val="111827"/>
-        </w:rPr>
-        <w:t>automatico</w:t>
-      </w:r>
-      <w:proofErr w:type="spellEnd"/>
-      <w:r>
-        <w:rPr>
-          <w:color w:val="111827"/>
-        </w:rPr>
-        <w:t xml:space="preserve"> de </w:t>
-      </w:r>
-      <w:proofErr w:type="spellStart"/>
-      <w:r>
-        <w:rPr>
-          <w:color w:val="111827"/>
-        </w:rPr>
-        <w:t>contrasenas</w:t>
-      </w:r>
-      <w:proofErr w:type="spellEnd"/>
-    </w:p>
-    <w:p>
-      <w:pPr>
-        <w:pStyle w:val="Prrafodelista"/>
-        <w:numPr>
-          <w:ilvl w:val="0"/>
-          <w:numId w:val="2"/>
-        </w:numPr>
-        <w:spacing w:before="50" w:after="50"/>
-      </w:pPr>
-      <w:proofErr w:type="spellStart"/>
-      <w:r>
-        <w:rPr>
-          <w:color w:val="111827"/>
-        </w:rPr>
-        <w:t>Estadisticas</w:t>
-      </w:r>
-      <w:proofErr w:type="spellEnd"/>
-      <w:r>
-        <w:rPr>
-          <w:color w:val="111827"/>
-        </w:rPr>
-        <w:t xml:space="preserve"> en tiempo real: total de usuarios, activos e inactivos con </w:t>
-      </w:r>
-      <w:proofErr w:type="spellStart"/>
-      <w:r>
-        <w:rPr>
-          <w:color w:val="111827"/>
-        </w:rPr>
-        <w:t>badge</w:t>
-      </w:r>
-      <w:proofErr w:type="spellEnd"/>
-      <w:r>
-        <w:rPr>
-          <w:color w:val="111827"/>
-        </w:rPr>
-        <w:t xml:space="preserve"> en </w:t>
-      </w:r>
-      <w:proofErr w:type="spellStart"/>
-      <w:r>
-        <w:rPr>
-          <w:color w:val="111827"/>
-        </w:rPr>
-        <w:t>sidebar</w:t>
-      </w:r>
-      <w:proofErr w:type="spellEnd"/>
+        <w:t>5.4 Auditoria MongoDB</w:t>
+      </w:r>
     </w:p>
     <w:p>
       <w:pPr>
         <w:spacing w:before="80"/>
       </w:pPr>
     </w:p>
-    <w:p>
-      <w:pPr>
-        <w:pStyle w:val="Ttulo2"/>
-      </w:pPr>
-      <w:r>
-        <w:t xml:space="preserve">5.4 </w:t>
-      </w:r>
-      <w:proofErr w:type="spellStart"/>
-      <w:r>
-        <w:t>Catalogos</w:t>
-      </w:r>
-      <w:proofErr w:type="spellEnd"/>
-    </w:p>
-    <w:p>
-      <w:pPr>
-        <w:pStyle w:val="Prrafodelista"/>
-        <w:numPr>
-          <w:ilvl w:val="0"/>
-          <w:numId w:val="2"/>
-        </w:numPr>
-        <w:spacing w:before="50" w:after="50"/>
-      </w:pPr>
-      <w:r>
-        <w:rPr>
-          <w:color w:val="111827"/>
-        </w:rPr>
-        <w:t xml:space="preserve">Clanes: CRUD con </w:t>
-      </w:r>
-      <w:proofErr w:type="spellStart"/>
-      <w:r>
-        <w:rPr>
-          <w:color w:val="111827"/>
-        </w:rPr>
-        <w:t>edicion</w:t>
-      </w:r>
-      <w:proofErr w:type="spellEnd"/>
-      <w:r>
-        <w:rPr>
-          <w:color w:val="111827"/>
-        </w:rPr>
-        <w:t xml:space="preserve"> </w:t>
-      </w:r>
-      <w:proofErr w:type="spellStart"/>
-      <w:r>
-        <w:rPr>
-          <w:color w:val="111827"/>
-        </w:rPr>
-        <w:t>inline</w:t>
-      </w:r>
-      <w:proofErr w:type="spellEnd"/>
-      <w:r>
-        <w:rPr>
-          <w:color w:val="111827"/>
-        </w:rPr>
-        <w:t xml:space="preserve"> directamente en la lista sin modal</w:t>
-      </w:r>
-    </w:p>
-    <w:p>
-      <w:pPr>
-        <w:pStyle w:val="Prrafodelista"/>
-        <w:numPr>
-          <w:ilvl w:val="0"/>
-          <w:numId w:val="2"/>
-        </w:numPr>
-        <w:spacing w:before="50" w:after="50"/>
-      </w:pPr>
-      <w:r>
-        <w:rPr>
-          <w:color w:val="111827"/>
-        </w:rPr>
-        <w:t xml:space="preserve">Cohortes: CRUD de </w:t>
-      </w:r>
-      <w:proofErr w:type="spellStart"/>
-      <w:r>
-        <w:rPr>
-          <w:color w:val="111827"/>
-        </w:rPr>
-        <w:t>numeros</w:t>
-      </w:r>
-      <w:proofErr w:type="spellEnd"/>
-      <w:r>
-        <w:rPr>
-          <w:color w:val="111827"/>
-        </w:rPr>
-        <w:t xml:space="preserve"> enteros con </w:t>
-      </w:r>
-      <w:proofErr w:type="spellStart"/>
-      <w:r>
-        <w:rPr>
-          <w:color w:val="111827"/>
-        </w:rPr>
-        <w:t>edicion</w:t>
-      </w:r>
-      <w:proofErr w:type="spellEnd"/>
-      <w:r>
-        <w:rPr>
-          <w:color w:val="111827"/>
-        </w:rPr>
-        <w:t xml:space="preserve"> </w:t>
-      </w:r>
-      <w:proofErr w:type="spellStart"/>
-      <w:r>
-        <w:rPr>
-          <w:color w:val="111827"/>
-        </w:rPr>
-        <w:t>inline</w:t>
-      </w:r>
-      <w:proofErr w:type="spellEnd"/>
-    </w:p>
-    <w:p>
-      <w:pPr>
-        <w:pStyle w:val="Prrafodelista"/>
-        <w:numPr>
-          <w:ilvl w:val="0"/>
-          <w:numId w:val="2"/>
-        </w:numPr>
-        <w:spacing w:before="50" w:after="50"/>
-      </w:pPr>
-      <w:r>
-        <w:rPr>
-          <w:color w:val="111827"/>
-        </w:rPr>
-        <w:t xml:space="preserve">Catálogos </w:t>
-      </w:r>
-      <w:proofErr w:type="spellStart"/>
-      <w:r>
-        <w:rPr>
-          <w:color w:val="111827"/>
-        </w:rPr>
-        <w:t>estaticos</w:t>
-      </w:r>
-      <w:proofErr w:type="spellEnd"/>
-      <w:r>
-        <w:rPr>
-          <w:color w:val="111827"/>
-        </w:rPr>
-        <w:t xml:space="preserve"> (roles, estados, horarios, </w:t>
-      </w:r>
-      <w:proofErr w:type="spellStart"/>
-      <w:r>
-        <w:rPr>
-          <w:color w:val="111827"/>
-        </w:rPr>
-        <w:t>tipos_documento</w:t>
-      </w:r>
-      <w:proofErr w:type="spellEnd"/>
-      <w:r>
-        <w:rPr>
-          <w:color w:val="111827"/>
-        </w:rPr>
-        <w:t>, prioridades): datos de solo lectura usados para poblar selectores en formularios</w:t>
-      </w:r>
-    </w:p>
-    <w:p>
-      <w:pPr>
-        <w:spacing w:before="80"/>
-      </w:pPr>
-    </w:p>
-    <w:p>
-      <w:pPr>
-        <w:pStyle w:val="Ttulo2"/>
-      </w:pPr>
-      <w:r>
-        <w:t>5.5 Auditoria</w:t>
-      </w:r>
-    </w:p>
-    <w:p>
-      <w:pPr>
-        <w:pStyle w:val="Prrafodelista"/>
-        <w:numPr>
-          <w:ilvl w:val="0"/>
-          <w:numId w:val="2"/>
-        </w:numPr>
-        <w:spacing w:before="50" w:after="50"/>
-      </w:pPr>
-      <w:r>
-        <w:rPr>
-          <w:color w:val="111827"/>
-        </w:rPr>
-        <w:t xml:space="preserve">Registro </w:t>
-      </w:r>
-      <w:proofErr w:type="spellStart"/>
-      <w:r>
-        <w:rPr>
-          <w:color w:val="111827"/>
-        </w:rPr>
-        <w:t>automatico</w:t>
-      </w:r>
-      <w:proofErr w:type="spellEnd"/>
-      <w:r>
-        <w:rPr>
-          <w:color w:val="111827"/>
-        </w:rPr>
-        <w:t xml:space="preserve"> de 7 tipos de acciones (ver tabla en </w:t>
-      </w:r>
-      <w:proofErr w:type="spellStart"/>
-      <w:r>
-        <w:rPr>
-          <w:color w:val="111827"/>
-        </w:rPr>
-        <w:t>seccion</w:t>
-      </w:r>
-      <w:proofErr w:type="spellEnd"/>
-      <w:r>
-        <w:rPr>
-          <w:color w:val="111827"/>
-        </w:rPr>
-        <w:t xml:space="preserve"> 3.5)</w:t>
-      </w:r>
-    </w:p>
-    <w:p>
-      <w:pPr>
-        <w:pStyle w:val="Prrafodelista"/>
-        <w:numPr>
-          <w:ilvl w:val="0"/>
-          <w:numId w:val="2"/>
-        </w:numPr>
-        <w:spacing w:before="50" w:after="50"/>
-      </w:pPr>
-      <w:r>
-        <w:rPr>
-          <w:color w:val="111827"/>
-        </w:rPr>
-        <w:t xml:space="preserve">Almacenado en MongoDB Atlas con </w:t>
-      </w:r>
-      <w:proofErr w:type="spellStart"/>
-      <w:r>
-        <w:rPr>
-          <w:color w:val="111827"/>
-        </w:rPr>
-        <w:t>indice</w:t>
-      </w:r>
-      <w:proofErr w:type="spellEnd"/>
-      <w:r>
-        <w:rPr>
-          <w:color w:val="111827"/>
-        </w:rPr>
-        <w:t xml:space="preserve"> en </w:t>
-      </w:r>
-      <w:proofErr w:type="spellStart"/>
-      <w:r>
-        <w:rPr>
-          <w:color w:val="111827"/>
-        </w:rPr>
-        <w:t>timestamp</w:t>
-      </w:r>
-      <w:proofErr w:type="spellEnd"/>
-      <w:r>
-        <w:rPr>
-          <w:color w:val="111827"/>
-        </w:rPr>
-        <w:t xml:space="preserve"> y en </w:t>
-      </w:r>
-      <w:proofErr w:type="spellStart"/>
-      <w:r>
-        <w:rPr>
-          <w:color w:val="111827"/>
-        </w:rPr>
-        <w:t>entity+entityId</w:t>
-      </w:r>
-      <w:proofErr w:type="spellEnd"/>
-    </w:p>
-    <w:p>
-      <w:pPr>
-        <w:pStyle w:val="Prrafodelista"/>
-        <w:numPr>
-          <w:ilvl w:val="0"/>
-          <w:numId w:val="2"/>
-        </w:numPr>
-        <w:spacing w:before="50" w:after="50"/>
-      </w:pPr>
-      <w:proofErr w:type="spellStart"/>
-      <w:r>
-        <w:rPr>
-          <w:color w:val="111827"/>
-        </w:rPr>
-        <w:t>Filtrabilidad</w:t>
-      </w:r>
-      <w:proofErr w:type="spellEnd"/>
-      <w:r>
-        <w:rPr>
-          <w:color w:val="111827"/>
-        </w:rPr>
-        <w:t xml:space="preserve"> por entidad y </w:t>
-      </w:r>
-      <w:proofErr w:type="spellStart"/>
-      <w:r>
-        <w:rPr>
-          <w:color w:val="111827"/>
-        </w:rPr>
-        <w:t>busqueda</w:t>
-      </w:r>
-      <w:proofErr w:type="spellEnd"/>
-      <w:r>
-        <w:rPr>
-          <w:color w:val="111827"/>
-        </w:rPr>
-        <w:t xml:space="preserve"> full-</w:t>
-      </w:r>
-      <w:proofErr w:type="spellStart"/>
-      <w:r>
-        <w:rPr>
-          <w:color w:val="111827"/>
-        </w:rPr>
-        <w:t>text</w:t>
-      </w:r>
-      <w:proofErr w:type="spellEnd"/>
-      <w:r>
-        <w:rPr>
-          <w:color w:val="111827"/>
-        </w:rPr>
-        <w:t xml:space="preserve"> en el panel de auditoria</w:t>
-      </w:r>
-    </w:p>
-    <w:p>
-      <w:pPr>
-        <w:pStyle w:val="Prrafodelista"/>
-        <w:numPr>
-          <w:ilvl w:val="0"/>
-          <w:numId w:val="2"/>
-        </w:numPr>
-        <w:spacing w:before="50" w:after="50"/>
-      </w:pPr>
-      <w:r>
-        <w:rPr>
-          <w:color w:val="111827"/>
-        </w:rPr>
-        <w:t xml:space="preserve">Falla silenciosamente si MongoDB no </w:t>
-      </w:r>
-      <w:proofErr w:type="spellStart"/>
-      <w:r>
-        <w:rPr>
-          <w:color w:val="111827"/>
-        </w:rPr>
-        <w:t>esta</w:t>
-      </w:r>
-      <w:proofErr w:type="spellEnd"/>
-      <w:r>
-        <w:rPr>
-          <w:color w:val="111827"/>
-        </w:rPr>
-        <w:t xml:space="preserve"> disponible — sin impacto en el sistema</w:t>
-      </w:r>
-    </w:p>
+    <w:tbl>
+      <w:tblPr>
+        <w:tblW w:w="9760" w:type="dxa"/>
+        <w:tblBorders>
+          <w:top w:val="single" w:sz="4" w:space="0" w:color="auto"/>
+          <w:left w:val="single" w:sz="4" w:space="0" w:color="auto"/>
+          <w:bottom w:val="single" w:sz="4" w:space="0" w:color="auto"/>
+          <w:right w:val="single" w:sz="4" w:space="0" w:color="auto"/>
+          <w:insideH w:val="single" w:sz="4" w:space="0" w:color="auto"/>
+          <w:insideV w:val="single" w:sz="4" w:space="0" w:color="auto"/>
+        </w:tblBorders>
+        <w:tblCellMar>
+          <w:left w:w="10" w:type="dxa"/>
+          <w:right w:w="10" w:type="dxa"/>
+        </w:tblCellMar>
+        <w:tblLook w:val="04A0" w:firstRow="1" w:lastRow="0" w:firstColumn="1" w:lastColumn="0" w:noHBand="0" w:noVBand="1"/>
+      </w:tblPr>
+      <w:tblGrid>
+        <w:gridCol w:w="3092"/>
+        <w:gridCol w:w="6668"/>
+      </w:tblGrid>
+      <w:tr>
+        <w:tblPrEx>
+          <w:tblCellMar>
+            <w:top w:w="0" w:type="dxa"/>
+            <w:bottom w:w="0" w:type="dxa"/>
+          </w:tblCellMar>
+        </w:tblPrEx>
+        <w:tc>
+          <w:tcPr>
+            <w:tcW w:w="3000" w:type="dxa"/>
+            <w:tcBorders>
+              <w:top w:val="single" w:sz="1" w:space="0" w:color="D1D5DB"/>
+              <w:left w:val="single" w:sz="1" w:space="0" w:color="D1D5DB"/>
+              <w:bottom w:val="single" w:sz="1" w:space="0" w:color="D1D5DB"/>
+              <w:right w:val="single" w:sz="1" w:space="0" w:color="D1D5DB"/>
+            </w:tcBorders>
+            <w:shd w:val="clear" w:color="auto" w:fill="6D28D9"/>
+            <w:tcMar>
+              <w:top w:w="100" w:type="dxa"/>
+              <w:left w:w="140" w:type="dxa"/>
+              <w:bottom w:w="100" w:type="dxa"/>
+              <w:right w:w="140" w:type="dxa"/>
+            </w:tcMar>
+          </w:tcPr>
+          <w:p>
+            <w:proofErr w:type="spellStart"/>
+            <w:r>
+              <w:rPr>
+                <w:b/>
+                <w:bCs/>
+                <w:color w:val="FFFFFF"/>
+                <w:sz w:val="20"/>
+                <w:szCs w:val="20"/>
+              </w:rPr>
+              <w:t>Accion</w:t>
+            </w:r>
+            <w:proofErr w:type="spellEnd"/>
+          </w:p>
+        </w:tc>
+        <w:tc>
+          <w:tcPr>
+            <w:tcW w:w="6760" w:type="dxa"/>
+            <w:tcBorders>
+              <w:top w:val="single" w:sz="1" w:space="0" w:color="D1D5DB"/>
+              <w:left w:val="single" w:sz="1" w:space="0" w:color="D1D5DB"/>
+              <w:bottom w:val="single" w:sz="1" w:space="0" w:color="D1D5DB"/>
+              <w:right w:val="single" w:sz="1" w:space="0" w:color="D1D5DB"/>
+            </w:tcBorders>
+            <w:shd w:val="clear" w:color="auto" w:fill="6D28D9"/>
+            <w:tcMar>
+              <w:top w:w="100" w:type="dxa"/>
+              <w:left w:w="140" w:type="dxa"/>
+              <w:bottom w:w="100" w:type="dxa"/>
+              <w:right w:w="140" w:type="dxa"/>
+            </w:tcMar>
+          </w:tcPr>
+          <w:p>
+            <w:r>
+              <w:rPr>
+                <w:b/>
+                <w:bCs/>
+                <w:color w:val="FFFFFF"/>
+                <w:sz w:val="20"/>
+                <w:szCs w:val="20"/>
+              </w:rPr>
+              <w:t>Trigger</w:t>
+            </w:r>
+          </w:p>
+        </w:tc>
+      </w:tr>
+      <w:tr>
+        <w:tblPrEx>
+          <w:tblCellMar>
+            <w:top w:w="0" w:type="dxa"/>
+            <w:bottom w:w="0" w:type="dxa"/>
+          </w:tblCellMar>
+        </w:tblPrEx>
+        <w:tc>
+          <w:tcPr>
+            <w:tcW w:w="3000" w:type="dxa"/>
+            <w:tcBorders>
+              <w:top w:val="single" w:sz="1" w:space="0" w:color="D1D5DB"/>
+              <w:left w:val="single" w:sz="1" w:space="0" w:color="D1D5DB"/>
+              <w:bottom w:val="single" w:sz="1" w:space="0" w:color="D1D5DB"/>
+              <w:right w:val="single" w:sz="1" w:space="0" w:color="D1D5DB"/>
+            </w:tcBorders>
+            <w:shd w:val="clear" w:color="auto" w:fill="FFFFFF"/>
+            <w:tcMar>
+              <w:top w:w="100" w:type="dxa"/>
+              <w:left w:w="140" w:type="dxa"/>
+              <w:bottom w:w="100" w:type="dxa"/>
+              <w:right w:w="140" w:type="dxa"/>
+            </w:tcMar>
+          </w:tcPr>
+          <w:p>
+            <w:r>
+              <w:rPr>
+                <w:color w:val="111827"/>
+                <w:sz w:val="20"/>
+                <w:szCs w:val="20"/>
+              </w:rPr>
+              <w:t>CREATE_USER</w:t>
+            </w:r>
+          </w:p>
+        </w:tc>
+        <w:tc>
+          <w:tcPr>
+            <w:tcW w:w="6760" w:type="dxa"/>
+            <w:tcBorders>
+              <w:top w:val="single" w:sz="1" w:space="0" w:color="D1D5DB"/>
+              <w:left w:val="single" w:sz="1" w:space="0" w:color="D1D5DB"/>
+              <w:bottom w:val="single" w:sz="1" w:space="0" w:color="D1D5DB"/>
+              <w:right w:val="single" w:sz="1" w:space="0" w:color="D1D5DB"/>
+            </w:tcBorders>
+            <w:shd w:val="clear" w:color="auto" w:fill="FFFFFF"/>
+            <w:tcMar>
+              <w:top w:w="100" w:type="dxa"/>
+              <w:left w:w="140" w:type="dxa"/>
+              <w:bottom w:w="100" w:type="dxa"/>
+              <w:right w:w="140" w:type="dxa"/>
+            </w:tcMar>
+          </w:tcPr>
+          <w:p>
+            <w:proofErr w:type="spellStart"/>
+            <w:r>
+              <w:rPr>
+                <w:color w:val="111827"/>
+                <w:sz w:val="20"/>
+                <w:szCs w:val="20"/>
+              </w:rPr>
+              <w:t>Admin</w:t>
+            </w:r>
+            <w:proofErr w:type="spellEnd"/>
+            <w:r>
+              <w:rPr>
+                <w:color w:val="111827"/>
+                <w:sz w:val="20"/>
+                <w:szCs w:val="20"/>
+              </w:rPr>
+              <w:t xml:space="preserve"> crea nuevo usuario</w:t>
+            </w:r>
+          </w:p>
+        </w:tc>
+      </w:tr>
+      <w:tr>
+        <w:tblPrEx>
+          <w:tblCellMar>
+            <w:top w:w="0" w:type="dxa"/>
+            <w:bottom w:w="0" w:type="dxa"/>
+          </w:tblCellMar>
+        </w:tblPrEx>
+        <w:tc>
+          <w:tcPr>
+            <w:tcW w:w="3000" w:type="dxa"/>
+            <w:tcBorders>
+              <w:top w:val="single" w:sz="1" w:space="0" w:color="D1D5DB"/>
+              <w:left w:val="single" w:sz="1" w:space="0" w:color="D1D5DB"/>
+              <w:bottom w:val="single" w:sz="1" w:space="0" w:color="D1D5DB"/>
+              <w:right w:val="single" w:sz="1" w:space="0" w:color="D1D5DB"/>
+            </w:tcBorders>
+            <w:shd w:val="clear" w:color="auto" w:fill="F9FAFB"/>
+            <w:tcMar>
+              <w:top w:w="100" w:type="dxa"/>
+              <w:left w:w="140" w:type="dxa"/>
+              <w:bottom w:w="100" w:type="dxa"/>
+              <w:right w:w="140" w:type="dxa"/>
+            </w:tcMar>
+          </w:tcPr>
+          <w:p>
+            <w:r>
+              <w:rPr>
+                <w:color w:val="111827"/>
+                <w:sz w:val="20"/>
+                <w:szCs w:val="20"/>
+              </w:rPr>
+              <w:t>UPDATE_USER</w:t>
+            </w:r>
+          </w:p>
+        </w:tc>
+        <w:tc>
+          <w:tcPr>
+            <w:tcW w:w="6760" w:type="dxa"/>
+            <w:tcBorders>
+              <w:top w:val="single" w:sz="1" w:space="0" w:color="D1D5DB"/>
+              <w:left w:val="single" w:sz="1" w:space="0" w:color="D1D5DB"/>
+              <w:bottom w:val="single" w:sz="1" w:space="0" w:color="D1D5DB"/>
+              <w:right w:val="single" w:sz="1" w:space="0" w:color="D1D5DB"/>
+            </w:tcBorders>
+            <w:shd w:val="clear" w:color="auto" w:fill="F9FAFB"/>
+            <w:tcMar>
+              <w:top w:w="100" w:type="dxa"/>
+              <w:left w:w="140" w:type="dxa"/>
+              <w:bottom w:w="100" w:type="dxa"/>
+              <w:right w:w="140" w:type="dxa"/>
+            </w:tcMar>
+          </w:tcPr>
+          <w:p>
+            <w:proofErr w:type="spellStart"/>
+            <w:r>
+              <w:rPr>
+                <w:color w:val="111827"/>
+                <w:sz w:val="20"/>
+                <w:szCs w:val="20"/>
+              </w:rPr>
+              <w:t>Admin</w:t>
+            </w:r>
+            <w:proofErr w:type="spellEnd"/>
+            <w:r>
+              <w:rPr>
+                <w:color w:val="111827"/>
+                <w:sz w:val="20"/>
+                <w:szCs w:val="20"/>
+              </w:rPr>
+              <w:t xml:space="preserve"> edita datos de usuario</w:t>
+            </w:r>
+          </w:p>
+        </w:tc>
+      </w:tr>
+      <w:tr>
+        <w:tblPrEx>
+          <w:tblCellMar>
+            <w:top w:w="0" w:type="dxa"/>
+            <w:bottom w:w="0" w:type="dxa"/>
+          </w:tblCellMar>
+        </w:tblPrEx>
+        <w:tc>
+          <w:tcPr>
+            <w:tcW w:w="3000" w:type="dxa"/>
+            <w:tcBorders>
+              <w:top w:val="single" w:sz="1" w:space="0" w:color="D1D5DB"/>
+              <w:left w:val="single" w:sz="1" w:space="0" w:color="D1D5DB"/>
+              <w:bottom w:val="single" w:sz="1" w:space="0" w:color="D1D5DB"/>
+              <w:right w:val="single" w:sz="1" w:space="0" w:color="D1D5DB"/>
+            </w:tcBorders>
+            <w:shd w:val="clear" w:color="auto" w:fill="FFFFFF"/>
+            <w:tcMar>
+              <w:top w:w="100" w:type="dxa"/>
+              <w:left w:w="140" w:type="dxa"/>
+              <w:bottom w:w="100" w:type="dxa"/>
+              <w:right w:w="140" w:type="dxa"/>
+            </w:tcMar>
+          </w:tcPr>
+          <w:p>
+            <w:r>
+              <w:rPr>
+                <w:color w:val="111827"/>
+                <w:sz w:val="20"/>
+                <w:szCs w:val="20"/>
+              </w:rPr>
+              <w:t>DELETE_USER</w:t>
+            </w:r>
+          </w:p>
+        </w:tc>
+        <w:tc>
+          <w:tcPr>
+            <w:tcW w:w="6760" w:type="dxa"/>
+            <w:tcBorders>
+              <w:top w:val="single" w:sz="1" w:space="0" w:color="D1D5DB"/>
+              <w:left w:val="single" w:sz="1" w:space="0" w:color="D1D5DB"/>
+              <w:bottom w:val="single" w:sz="1" w:space="0" w:color="D1D5DB"/>
+              <w:right w:val="single" w:sz="1" w:space="0" w:color="D1D5DB"/>
+            </w:tcBorders>
+            <w:shd w:val="clear" w:color="auto" w:fill="FFFFFF"/>
+            <w:tcMar>
+              <w:top w:w="100" w:type="dxa"/>
+              <w:left w:w="140" w:type="dxa"/>
+              <w:bottom w:w="100" w:type="dxa"/>
+              <w:right w:w="140" w:type="dxa"/>
+            </w:tcMar>
+          </w:tcPr>
+          <w:p>
+            <w:proofErr w:type="spellStart"/>
+            <w:r>
+              <w:rPr>
+                <w:color w:val="111827"/>
+                <w:sz w:val="20"/>
+                <w:szCs w:val="20"/>
+              </w:rPr>
+              <w:t>Admin</w:t>
+            </w:r>
+            <w:proofErr w:type="spellEnd"/>
+            <w:r>
+              <w:rPr>
+                <w:color w:val="111827"/>
+                <w:sz w:val="20"/>
+                <w:szCs w:val="20"/>
+              </w:rPr>
+              <w:t xml:space="preserve"> elimina usuario</w:t>
+            </w:r>
+          </w:p>
+        </w:tc>
+      </w:tr>
+      <w:tr>
+        <w:tblPrEx>
+          <w:tblCellMar>
+            <w:top w:w="0" w:type="dxa"/>
+            <w:bottom w:w="0" w:type="dxa"/>
+          </w:tblCellMar>
+        </w:tblPrEx>
+        <w:tc>
+          <w:tcPr>
+            <w:tcW w:w="3000" w:type="dxa"/>
+            <w:tcBorders>
+              <w:top w:val="single" w:sz="1" w:space="0" w:color="D1D5DB"/>
+              <w:left w:val="single" w:sz="1" w:space="0" w:color="D1D5DB"/>
+              <w:bottom w:val="single" w:sz="1" w:space="0" w:color="D1D5DB"/>
+              <w:right w:val="single" w:sz="1" w:space="0" w:color="D1D5DB"/>
+            </w:tcBorders>
+            <w:shd w:val="clear" w:color="auto" w:fill="F9FAFB"/>
+            <w:tcMar>
+              <w:top w:w="100" w:type="dxa"/>
+              <w:left w:w="140" w:type="dxa"/>
+              <w:bottom w:w="100" w:type="dxa"/>
+              <w:right w:w="140" w:type="dxa"/>
+            </w:tcMar>
+          </w:tcPr>
+          <w:p>
+            <w:r>
+              <w:rPr>
+                <w:color w:val="111827"/>
+                <w:sz w:val="20"/>
+                <w:szCs w:val="20"/>
+              </w:rPr>
+              <w:t>REGISTER</w:t>
+            </w:r>
+          </w:p>
+        </w:tc>
+        <w:tc>
+          <w:tcPr>
+            <w:tcW w:w="6760" w:type="dxa"/>
+            <w:tcBorders>
+              <w:top w:val="single" w:sz="1" w:space="0" w:color="D1D5DB"/>
+              <w:left w:val="single" w:sz="1" w:space="0" w:color="D1D5DB"/>
+              <w:bottom w:val="single" w:sz="1" w:space="0" w:color="D1D5DB"/>
+              <w:right w:val="single" w:sz="1" w:space="0" w:color="D1D5DB"/>
+            </w:tcBorders>
+            <w:shd w:val="clear" w:color="auto" w:fill="F9FAFB"/>
+            <w:tcMar>
+              <w:top w:w="100" w:type="dxa"/>
+              <w:left w:w="140" w:type="dxa"/>
+              <w:bottom w:w="100" w:type="dxa"/>
+              <w:right w:w="140" w:type="dxa"/>
+            </w:tcMar>
+          </w:tcPr>
+          <w:p>
+            <w:r>
+              <w:rPr>
+                <w:color w:val="111827"/>
+                <w:sz w:val="20"/>
+                <w:szCs w:val="20"/>
+              </w:rPr>
+              <w:t xml:space="preserve">Usuario se registra </w:t>
+            </w:r>
+            <w:proofErr w:type="spellStart"/>
+            <w:r>
+              <w:rPr>
+                <w:color w:val="111827"/>
+                <w:sz w:val="20"/>
+                <w:szCs w:val="20"/>
+              </w:rPr>
+              <w:t>publicamente</w:t>
+            </w:r>
+            <w:proofErr w:type="spellEnd"/>
+          </w:p>
+        </w:tc>
+      </w:tr>
+      <w:tr>
+        <w:tblPrEx>
+          <w:tblCellMar>
+            <w:top w:w="0" w:type="dxa"/>
+            <w:bottom w:w="0" w:type="dxa"/>
+          </w:tblCellMar>
+        </w:tblPrEx>
+        <w:tc>
+          <w:tcPr>
+            <w:tcW w:w="3000" w:type="dxa"/>
+            <w:tcBorders>
+              <w:top w:val="single" w:sz="1" w:space="0" w:color="D1D5DB"/>
+              <w:left w:val="single" w:sz="1" w:space="0" w:color="D1D5DB"/>
+              <w:bottom w:val="single" w:sz="1" w:space="0" w:color="D1D5DB"/>
+              <w:right w:val="single" w:sz="1" w:space="0" w:color="D1D5DB"/>
+            </w:tcBorders>
+            <w:shd w:val="clear" w:color="auto" w:fill="FFFFFF"/>
+            <w:tcMar>
+              <w:top w:w="100" w:type="dxa"/>
+              <w:left w:w="140" w:type="dxa"/>
+              <w:bottom w:w="100" w:type="dxa"/>
+              <w:right w:w="140" w:type="dxa"/>
+            </w:tcMar>
+          </w:tcPr>
+          <w:p>
+            <w:r>
+              <w:rPr>
+                <w:color w:val="111827"/>
+                <w:sz w:val="20"/>
+                <w:szCs w:val="20"/>
+              </w:rPr>
+              <w:lastRenderedPageBreak/>
+              <w:t>CREATE_NOVEDAD</w:t>
+            </w:r>
+          </w:p>
+        </w:tc>
+        <w:tc>
+          <w:tcPr>
+            <w:tcW w:w="6760" w:type="dxa"/>
+            <w:tcBorders>
+              <w:top w:val="single" w:sz="1" w:space="0" w:color="D1D5DB"/>
+              <w:left w:val="single" w:sz="1" w:space="0" w:color="D1D5DB"/>
+              <w:bottom w:val="single" w:sz="1" w:space="0" w:color="D1D5DB"/>
+              <w:right w:val="single" w:sz="1" w:space="0" w:color="D1D5DB"/>
+            </w:tcBorders>
+            <w:shd w:val="clear" w:color="auto" w:fill="FFFFFF"/>
+            <w:tcMar>
+              <w:top w:w="100" w:type="dxa"/>
+              <w:left w:w="140" w:type="dxa"/>
+              <w:bottom w:w="100" w:type="dxa"/>
+              <w:right w:w="140" w:type="dxa"/>
+            </w:tcMar>
+          </w:tcPr>
+          <w:p>
+            <w:r>
+              <w:rPr>
+                <w:color w:val="111827"/>
+                <w:sz w:val="20"/>
+                <w:szCs w:val="20"/>
+              </w:rPr>
+              <w:t>Usuario registra nueva novedad</w:t>
+            </w:r>
+          </w:p>
+        </w:tc>
+      </w:tr>
+      <w:tr>
+        <w:tblPrEx>
+          <w:tblCellMar>
+            <w:top w:w="0" w:type="dxa"/>
+            <w:bottom w:w="0" w:type="dxa"/>
+          </w:tblCellMar>
+        </w:tblPrEx>
+        <w:tc>
+          <w:tcPr>
+            <w:tcW w:w="3000" w:type="dxa"/>
+            <w:tcBorders>
+              <w:top w:val="single" w:sz="1" w:space="0" w:color="D1D5DB"/>
+              <w:left w:val="single" w:sz="1" w:space="0" w:color="D1D5DB"/>
+              <w:bottom w:val="single" w:sz="1" w:space="0" w:color="D1D5DB"/>
+              <w:right w:val="single" w:sz="1" w:space="0" w:color="D1D5DB"/>
+            </w:tcBorders>
+            <w:shd w:val="clear" w:color="auto" w:fill="F9FAFB"/>
+            <w:tcMar>
+              <w:top w:w="100" w:type="dxa"/>
+              <w:left w:w="140" w:type="dxa"/>
+              <w:bottom w:w="100" w:type="dxa"/>
+              <w:right w:w="140" w:type="dxa"/>
+            </w:tcMar>
+          </w:tcPr>
+          <w:p>
+            <w:r>
+              <w:rPr>
+                <w:color w:val="111827"/>
+                <w:sz w:val="20"/>
+                <w:szCs w:val="20"/>
+              </w:rPr>
+              <w:t>UPDATE_NOVEDAD_</w:t>
+            </w:r>
+            <w:proofErr w:type="gramStart"/>
+            <w:r>
+              <w:rPr>
+                <w:color w:val="111827"/>
+                <w:sz w:val="20"/>
+                <w:szCs w:val="20"/>
+              </w:rPr>
+              <w:t>STATUS</w:t>
+            </w:r>
+            <w:proofErr w:type="gramEnd"/>
+          </w:p>
+        </w:tc>
+        <w:tc>
+          <w:tcPr>
+            <w:tcW w:w="6760" w:type="dxa"/>
+            <w:tcBorders>
+              <w:top w:val="single" w:sz="1" w:space="0" w:color="D1D5DB"/>
+              <w:left w:val="single" w:sz="1" w:space="0" w:color="D1D5DB"/>
+              <w:bottom w:val="single" w:sz="1" w:space="0" w:color="D1D5DB"/>
+              <w:right w:val="single" w:sz="1" w:space="0" w:color="D1D5DB"/>
+            </w:tcBorders>
+            <w:shd w:val="clear" w:color="auto" w:fill="F9FAFB"/>
+            <w:tcMar>
+              <w:top w:w="100" w:type="dxa"/>
+              <w:left w:w="140" w:type="dxa"/>
+              <w:bottom w:w="100" w:type="dxa"/>
+              <w:right w:w="140" w:type="dxa"/>
+            </w:tcMar>
+          </w:tcPr>
+          <w:p>
+            <w:proofErr w:type="spellStart"/>
+            <w:r>
+              <w:rPr>
+                <w:color w:val="111827"/>
+                <w:sz w:val="20"/>
+                <w:szCs w:val="20"/>
+              </w:rPr>
+              <w:t>Admin</w:t>
+            </w:r>
+            <w:proofErr w:type="spellEnd"/>
+            <w:r>
+              <w:rPr>
+                <w:color w:val="111827"/>
+                <w:sz w:val="20"/>
+                <w:szCs w:val="20"/>
+              </w:rPr>
+              <w:t xml:space="preserve"> aprueba o rechaza novedad</w:t>
+            </w:r>
+          </w:p>
+        </w:tc>
+      </w:tr>
+      <w:tr>
+        <w:tblPrEx>
+          <w:tblCellMar>
+            <w:top w:w="0" w:type="dxa"/>
+            <w:bottom w:w="0" w:type="dxa"/>
+          </w:tblCellMar>
+        </w:tblPrEx>
+        <w:tc>
+          <w:tcPr>
+            <w:tcW w:w="3000" w:type="dxa"/>
+            <w:tcBorders>
+              <w:top w:val="single" w:sz="1" w:space="0" w:color="D1D5DB"/>
+              <w:left w:val="single" w:sz="1" w:space="0" w:color="D1D5DB"/>
+              <w:bottom w:val="single" w:sz="1" w:space="0" w:color="D1D5DB"/>
+              <w:right w:val="single" w:sz="1" w:space="0" w:color="D1D5DB"/>
+            </w:tcBorders>
+            <w:shd w:val="clear" w:color="auto" w:fill="FFFFFF"/>
+            <w:tcMar>
+              <w:top w:w="100" w:type="dxa"/>
+              <w:left w:w="140" w:type="dxa"/>
+              <w:bottom w:w="100" w:type="dxa"/>
+              <w:right w:w="140" w:type="dxa"/>
+            </w:tcMar>
+          </w:tcPr>
+          <w:p>
+            <w:r>
+              <w:rPr>
+                <w:color w:val="111827"/>
+                <w:sz w:val="20"/>
+                <w:szCs w:val="20"/>
+              </w:rPr>
+              <w:t>DELETE_NOVEDAD</w:t>
+            </w:r>
+          </w:p>
+        </w:tc>
+        <w:tc>
+          <w:tcPr>
+            <w:tcW w:w="6760" w:type="dxa"/>
+            <w:tcBorders>
+              <w:top w:val="single" w:sz="1" w:space="0" w:color="D1D5DB"/>
+              <w:left w:val="single" w:sz="1" w:space="0" w:color="D1D5DB"/>
+              <w:bottom w:val="single" w:sz="1" w:space="0" w:color="D1D5DB"/>
+              <w:right w:val="single" w:sz="1" w:space="0" w:color="D1D5DB"/>
+            </w:tcBorders>
+            <w:shd w:val="clear" w:color="auto" w:fill="FFFFFF"/>
+            <w:tcMar>
+              <w:top w:w="100" w:type="dxa"/>
+              <w:left w:w="140" w:type="dxa"/>
+              <w:bottom w:w="100" w:type="dxa"/>
+              <w:right w:w="140" w:type="dxa"/>
+            </w:tcMar>
+          </w:tcPr>
+          <w:p>
+            <w:proofErr w:type="spellStart"/>
+            <w:r>
+              <w:rPr>
+                <w:color w:val="111827"/>
+                <w:sz w:val="20"/>
+                <w:szCs w:val="20"/>
+              </w:rPr>
+              <w:t>Admin</w:t>
+            </w:r>
+            <w:proofErr w:type="spellEnd"/>
+            <w:r>
+              <w:rPr>
+                <w:color w:val="111827"/>
+                <w:sz w:val="20"/>
+                <w:szCs w:val="20"/>
+              </w:rPr>
+              <w:t xml:space="preserve"> elimina novedad</w:t>
+            </w:r>
+          </w:p>
+        </w:tc>
+      </w:tr>
+    </w:tbl>
     <w:p>
       <w:pPr>
         <w:spacing w:before="80"/>
@@ -12756,8 +11806,7 @@
         <w:pStyle w:val="Ttulo1"/>
       </w:pPr>
       <w:r>
-        <w:lastRenderedPageBreak/>
-        <w:t>6. Integraciones con servicios externos</w:t>
+        <w:t>6. Integraciones externas</w:t>
       </w:r>
     </w:p>
     <w:p>
@@ -12784,10 +11833,10 @@
       </w:tblPr>
       <w:tblGrid>
         <w:gridCol w:w="1800"/>
-        <w:gridCol w:w="1600"/>
+        <w:gridCol w:w="1400"/>
         <w:gridCol w:w="2200"/>
         <w:gridCol w:w="2360"/>
-        <w:gridCol w:w="1800"/>
+        <w:gridCol w:w="2000"/>
       </w:tblGrid>
       <w:tr>
         <w:tblPrEx>
@@ -12828,7 +11877,7 @@
         </w:tc>
         <w:tc>
           <w:tcPr>
-            <w:tcW w:w="1600" w:type="dxa"/>
+            <w:tcW w:w="1400" w:type="dxa"/>
             <w:tcBorders>
               <w:top w:val="single" w:sz="1" w:space="0" w:color="D1D5DB"/>
               <w:left w:val="single" w:sz="1" w:space="0" w:color="D1D5DB"/>
@@ -12852,7 +11901,7 @@
                 <w:sz w:val="20"/>
                 <w:szCs w:val="20"/>
               </w:rPr>
-              <w:t>Plan</w:t>
+              <w:t>Costo</w:t>
             </w:r>
           </w:p>
         </w:tc>
@@ -12882,7 +11931,7 @@
                 <w:sz w:val="20"/>
                 <w:szCs w:val="20"/>
               </w:rPr>
-              <w:t>Limite gratuito</w:t>
+              <w:t>Limite</w:t>
             </w:r>
           </w:p>
         </w:tc>
@@ -12912,13 +11961,13 @@
                 <w:sz w:val="20"/>
                 <w:szCs w:val="20"/>
               </w:rPr>
-              <w:t>Uso en NOVA</w:t>
-            </w:r>
-          </w:p>
-        </w:tc>
-        <w:tc>
-          <w:tcPr>
-            <w:tcW w:w="1800" w:type="dxa"/>
+              <w:t>Uso</w:t>
+            </w:r>
+          </w:p>
+        </w:tc>
+        <w:tc>
+          <w:tcPr>
+            <w:tcW w:w="2000" w:type="dxa"/>
             <w:tcBorders>
               <w:top w:val="single" w:sz="1" w:space="0" w:color="D1D5DB"/>
               <w:left w:val="single" w:sz="1" w:space="0" w:color="D1D5DB"/>
@@ -12946,16 +11995,6 @@
               <w:t>Fallback</w:t>
             </w:r>
             <w:proofErr w:type="spellEnd"/>
-            <w:r>
-              <w:rPr>
-                <w:b/>
-                <w:bCs/>
-                <w:color w:val="FFFFFF"/>
-                <w:sz w:val="20"/>
-                <w:szCs w:val="20"/>
-              </w:rPr>
-              <w:t xml:space="preserve"> si no esta</w:t>
-            </w:r>
           </w:p>
         </w:tc>
       </w:tr>
@@ -12990,13 +12029,13 @@
                 <w:sz w:val="20"/>
                 <w:szCs w:val="20"/>
               </w:rPr>
-              <w:t>Render</w:t>
-            </w:r>
-          </w:p>
-        </w:tc>
-        <w:tc>
-          <w:tcPr>
-            <w:tcW w:w="1600" w:type="dxa"/>
+              <w:t>Render Starter</w:t>
+            </w:r>
+          </w:p>
+        </w:tc>
+        <w:tc>
+          <w:tcPr>
+            <w:tcW w:w="1400" w:type="dxa"/>
             <w:tcBorders>
               <w:top w:val="single" w:sz="1" w:space="0" w:color="D1D5DB"/>
               <w:left w:val="single" w:sz="1" w:space="0" w:color="D1D5DB"/>
@@ -13018,7 +12057,7 @@
                 <w:sz w:val="20"/>
                 <w:szCs w:val="20"/>
               </w:rPr>
-              <w:t>Free</w:t>
+              <w:t>$7/mes</w:t>
             </w:r>
           </w:p>
         </w:tc>
@@ -13040,39 +12079,31 @@
             </w:tcMar>
           </w:tcPr>
           <w:p>
-            <w:pPr>
-              <w:rPr>
-                <w:lang w:val="en-US"/>
-              </w:rPr>
-            </w:pPr>
-            <w:r>
-              <w:rPr>
-                <w:color w:val="111827"/>
-                <w:sz w:val="20"/>
-                <w:szCs w:val="20"/>
-                <w:lang w:val="en-US"/>
-              </w:rPr>
-              <w:t>750h/</w:t>
-            </w:r>
-            <w:proofErr w:type="spellStart"/>
-            <w:r>
-              <w:rPr>
-                <w:color w:val="111827"/>
-                <w:sz w:val="20"/>
-                <w:szCs w:val="20"/>
-                <w:lang w:val="en-US"/>
-              </w:rPr>
-              <w:t>mes</w:t>
-            </w:r>
-            <w:proofErr w:type="spellEnd"/>
-            <w:r>
-              <w:rPr>
-                <w:color w:val="111827"/>
-                <w:sz w:val="20"/>
-                <w:szCs w:val="20"/>
-                <w:lang w:val="en-US"/>
-              </w:rPr>
-              <w:t>, spin-down 15min</w:t>
+            <w:r>
+              <w:rPr>
+                <w:color w:val="111827"/>
+                <w:sz w:val="20"/>
+                <w:szCs w:val="20"/>
+              </w:rPr>
+              <w:t xml:space="preserve">Sin </w:t>
+            </w:r>
+            <w:proofErr w:type="spellStart"/>
+            <w:r>
+              <w:rPr>
+                <w:color w:val="111827"/>
+                <w:sz w:val="20"/>
+                <w:szCs w:val="20"/>
+              </w:rPr>
+              <w:t>limite</w:t>
+            </w:r>
+            <w:proofErr w:type="spellEnd"/>
+            <w:r>
+              <w:rPr>
+                <w:color w:val="111827"/>
+                <w:sz w:val="20"/>
+                <w:szCs w:val="20"/>
+              </w:rPr>
+              <w:t xml:space="preserve"> horas</w:t>
             </w:r>
           </w:p>
         </w:tc>
@@ -13100,31 +12131,13 @@
                 <w:sz w:val="20"/>
                 <w:szCs w:val="20"/>
               </w:rPr>
-              <w:t xml:space="preserve">Hosting </w:t>
-            </w:r>
-            <w:proofErr w:type="spellStart"/>
-            <w:r>
-              <w:rPr>
-                <w:color w:val="111827"/>
-                <w:sz w:val="20"/>
-                <w:szCs w:val="20"/>
-              </w:rPr>
-              <w:t>backend</w:t>
-            </w:r>
-            <w:proofErr w:type="spellEnd"/>
-            <w:r>
-              <w:rPr>
-                <w:color w:val="111827"/>
-                <w:sz w:val="20"/>
-                <w:szCs w:val="20"/>
-              </w:rPr>
-              <w:t xml:space="preserve"> Node.js</w:t>
-            </w:r>
-          </w:p>
-        </w:tc>
-        <w:tc>
-          <w:tcPr>
-            <w:tcW w:w="1800" w:type="dxa"/>
+              <w:t>Hosting, puertos SMTP abiertos</w:t>
+            </w:r>
+          </w:p>
+        </w:tc>
+        <w:tc>
+          <w:tcPr>
+            <w:tcW w:w="2000" w:type="dxa"/>
             <w:tcBorders>
               <w:top w:val="single" w:sz="1" w:space="0" w:color="D1D5DB"/>
               <w:left w:val="single" w:sz="1" w:space="0" w:color="D1D5DB"/>
@@ -13188,7 +12201,7 @@
         </w:tc>
         <w:tc>
           <w:tcPr>
-            <w:tcW w:w="1600" w:type="dxa"/>
+            <w:tcW w:w="1400" w:type="dxa"/>
             <w:tcBorders>
               <w:top w:val="single" w:sz="1" w:space="0" w:color="D1D5DB"/>
               <w:left w:val="single" w:sz="1" w:space="0" w:color="D1D5DB"/>
@@ -13292,7 +12305,7 @@
         </w:tc>
         <w:tc>
           <w:tcPr>
-            <w:tcW w:w="1800" w:type="dxa"/>
+            <w:tcW w:w="2000" w:type="dxa"/>
             <w:tcBorders>
               <w:top w:val="single" w:sz="1" w:space="0" w:color="D1D5DB"/>
               <w:left w:val="single" w:sz="1" w:space="0" w:color="D1D5DB"/>
@@ -13356,7 +12369,7 @@
         </w:tc>
         <w:tc>
           <w:tcPr>
-            <w:tcW w:w="1600" w:type="dxa"/>
+            <w:tcW w:w="1400" w:type="dxa"/>
             <w:tcBorders>
               <w:top w:val="single" w:sz="1" w:space="0" w:color="D1D5DB"/>
               <w:left w:val="single" w:sz="1" w:space="0" w:color="D1D5DB"/>
@@ -13378,7 +12391,7 @@
                 <w:sz w:val="20"/>
                 <w:szCs w:val="20"/>
               </w:rPr>
-              <w:t>M0 Free</w:t>
+              <w:t>$0/mes</w:t>
             </w:r>
           </w:p>
         </w:tc>
@@ -13406,18 +12419,8 @@
                 <w:sz w:val="20"/>
                 <w:szCs w:val="20"/>
               </w:rPr>
-              <w:t xml:space="preserve">512 MB, sin </w:t>
-            </w:r>
-            <w:proofErr w:type="spellStart"/>
-            <w:r>
-              <w:rPr>
-                <w:color w:val="111827"/>
-                <w:sz w:val="20"/>
-                <w:szCs w:val="20"/>
-              </w:rPr>
-              <w:t>expiracion</w:t>
-            </w:r>
-            <w:proofErr w:type="spellEnd"/>
+              <w:t>512 MB M0 Free</w:t>
+            </w:r>
           </w:p>
         </w:tc>
         <w:tc>
@@ -13450,7 +12453,7 @@
         </w:tc>
         <w:tc>
           <w:tcPr>
-            <w:tcW w:w="1800" w:type="dxa"/>
+            <w:tcW w:w="2000" w:type="dxa"/>
             <w:tcBorders>
               <w:top w:val="single" w:sz="1" w:space="0" w:color="D1D5DB"/>
               <w:left w:val="single" w:sz="1" w:space="0" w:color="D1D5DB"/>
@@ -13472,7 +12475,7 @@
                 <w:sz w:val="20"/>
                 <w:szCs w:val="20"/>
               </w:rPr>
-              <w:t>Auditoria desactivada</w:t>
+              <w:t>Desactivada</w:t>
             </w:r>
           </w:p>
         </w:tc>
@@ -13516,7 +12519,7 @@
         </w:tc>
         <w:tc>
           <w:tcPr>
-            <w:tcW w:w="1600" w:type="dxa"/>
+            <w:tcW w:w="1400" w:type="dxa"/>
             <w:tcBorders>
               <w:top w:val="single" w:sz="1" w:space="0" w:color="D1D5DB"/>
               <w:left w:val="single" w:sz="1" w:space="0" w:color="D1D5DB"/>
@@ -13538,7 +12541,7 @@
                 <w:sz w:val="20"/>
                 <w:szCs w:val="20"/>
               </w:rPr>
-              <w:t>Free</w:t>
+              <w:t>$0/mes</w:t>
             </w:r>
           </w:p>
         </w:tc>
@@ -13566,25 +12569,7 @@
                 <w:sz w:val="20"/>
                 <w:szCs w:val="20"/>
               </w:rPr>
-              <w:t xml:space="preserve">25 GB, 25 </w:t>
-            </w:r>
-            <w:proofErr w:type="spellStart"/>
-            <w:r>
-              <w:rPr>
-                <w:color w:val="111827"/>
-                <w:sz w:val="20"/>
-                <w:szCs w:val="20"/>
-              </w:rPr>
-              <w:t>creditos</w:t>
-            </w:r>
-            <w:proofErr w:type="spellEnd"/>
-            <w:r>
-              <w:rPr>
-                <w:color w:val="111827"/>
-                <w:sz w:val="20"/>
-                <w:szCs w:val="20"/>
-              </w:rPr>
-              <w:t>/mes</w:t>
+              <w:t>25 GB free</w:t>
             </w:r>
           </w:p>
         </w:tc>
@@ -13612,13 +12597,13 @@
                 <w:sz w:val="20"/>
                 <w:szCs w:val="20"/>
               </w:rPr>
-              <w:t>Avatares y adjuntos de novedades</w:t>
-            </w:r>
-          </w:p>
-        </w:tc>
-        <w:tc>
-          <w:tcPr>
-            <w:tcW w:w="1800" w:type="dxa"/>
+              <w:t>Avatares y adjuntos</w:t>
+            </w:r>
+          </w:p>
+        </w:tc>
+        <w:tc>
+          <w:tcPr>
+            <w:tcW w:w="2000" w:type="dxa"/>
             <w:tcBorders>
               <w:top w:val="single" w:sz="1" w:space="0" w:color="D1D5DB"/>
               <w:left w:val="single" w:sz="1" w:space="0" w:color="D1D5DB"/>
@@ -13640,7 +12625,7 @@
                 <w:sz w:val="20"/>
                 <w:szCs w:val="20"/>
               </w:rPr>
-              <w:t>Adjuntos desactivados</w:t>
+              <w:t>Sin adjuntos</w:t>
             </w:r>
           </w:p>
         </w:tc>
@@ -13670,21 +12655,19 @@
             </w:tcMar>
           </w:tcPr>
           <w:p>
-            <w:proofErr w:type="spellStart"/>
-            <w:r>
-              <w:rPr>
-                <w:color w:val="111827"/>
-                <w:sz w:val="20"/>
-                <w:szCs w:val="20"/>
-              </w:rPr>
-              <w:t>Resend</w:t>
-            </w:r>
-            <w:proofErr w:type="spellEnd"/>
-          </w:p>
-        </w:tc>
-        <w:tc>
-          <w:tcPr>
-            <w:tcW w:w="1600" w:type="dxa"/>
+            <w:r>
+              <w:rPr>
+                <w:color w:val="111827"/>
+                <w:sz w:val="20"/>
+                <w:szCs w:val="20"/>
+              </w:rPr>
+              <w:t>Gmail SMTP</w:t>
+            </w:r>
+          </w:p>
+        </w:tc>
+        <w:tc>
+          <w:tcPr>
+            <w:tcW w:w="1400" w:type="dxa"/>
             <w:tcBorders>
               <w:top w:val="single" w:sz="1" w:space="0" w:color="D1D5DB"/>
               <w:left w:val="single" w:sz="1" w:space="0" w:color="D1D5DB"/>
@@ -13706,7 +12689,7 @@
                 <w:sz w:val="20"/>
                 <w:szCs w:val="20"/>
               </w:rPr>
-              <w:t>Free</w:t>
+              <w:t>$0</w:t>
             </w:r>
           </w:p>
         </w:tc>
@@ -13734,8 +12717,18 @@
                 <w:sz w:val="20"/>
                 <w:szCs w:val="20"/>
               </w:rPr>
-              <w:t>3.000 emails/mes</w:t>
-            </w:r>
+              <w:t>500 emails/</w:t>
+            </w:r>
+            <w:proofErr w:type="spellStart"/>
+            <w:r>
+              <w:rPr>
+                <w:color w:val="111827"/>
+                <w:sz w:val="20"/>
+                <w:szCs w:val="20"/>
+              </w:rPr>
+              <w:t>dia</w:t>
+            </w:r>
+            <w:proofErr w:type="spellEnd"/>
           </w:p>
         </w:tc>
         <w:tc>
@@ -13778,7 +12771,7 @@
         </w:tc>
         <w:tc>
           <w:tcPr>
-            <w:tcW w:w="1800" w:type="dxa"/>
+            <w:tcW w:w="2000" w:type="dxa"/>
             <w:tcBorders>
               <w:top w:val="single" w:sz="1" w:space="0" w:color="D1D5DB"/>
               <w:left w:val="single" w:sz="1" w:space="0" w:color="D1D5DB"/>
@@ -13852,7 +12845,7 @@
         </w:tc>
         <w:tc>
           <w:tcPr>
-            <w:tcW w:w="1600" w:type="dxa"/>
+            <w:tcW w:w="1400" w:type="dxa"/>
             <w:tcBorders>
               <w:top w:val="single" w:sz="1" w:space="0" w:color="D1D5DB"/>
               <w:left w:val="single" w:sz="1" w:space="0" w:color="D1D5DB"/>
@@ -13874,7 +12867,7 @@
                 <w:sz w:val="20"/>
                 <w:szCs w:val="20"/>
               </w:rPr>
-              <w:t>Free</w:t>
+              <w:t>$0/mes</w:t>
             </w:r>
           </w:p>
         </w:tc>
@@ -13932,24 +12925,6 @@
               <w:t>dia</w:t>
             </w:r>
             <w:proofErr w:type="spellEnd"/>
-            <w:r>
-              <w:rPr>
-                <w:color w:val="111827"/>
-                <w:sz w:val="20"/>
-                <w:szCs w:val="20"/>
-              </w:rPr>
-              <w:t xml:space="preserve"> </w:t>
-            </w:r>
-            <w:proofErr w:type="spellStart"/>
-            <w:r>
-              <w:rPr>
-                <w:color w:val="111827"/>
-                <w:sz w:val="20"/>
-                <w:szCs w:val="20"/>
-              </w:rPr>
-              <w:t>LLaMA</w:t>
-            </w:r>
-            <w:proofErr w:type="spellEnd"/>
           </w:p>
         </w:tc>
         <w:tc>
@@ -14000,7 +12975,7 @@
         </w:tc>
         <w:tc>
           <w:tcPr>
-            <w:tcW w:w="1800" w:type="dxa"/>
+            <w:tcW w:w="2000" w:type="dxa"/>
             <w:tcBorders>
               <w:top w:val="single" w:sz="1" w:space="0" w:color="D1D5DB"/>
               <w:left w:val="single" w:sz="1" w:space="0" w:color="D1D5DB"/>
@@ -14022,7 +12997,7 @@
                 <w:sz w:val="20"/>
                 <w:szCs w:val="20"/>
               </w:rPr>
-              <w:t>Prioridad Media fija</w:t>
+              <w:t>Prioridad Media</w:t>
             </w:r>
           </w:p>
         </w:tc>
@@ -14070,7 +13045,7 @@
         <w:rPr>
           <w:color w:val="111827"/>
         </w:rPr>
-        <w:t xml:space="preserve">: hash </w:t>
+        <w:t xml:space="preserve">: </w:t>
       </w:r>
       <w:proofErr w:type="spellStart"/>
       <w:r>
@@ -14084,7 +13059,7 @@
         <w:rPr>
           <w:color w:val="111827"/>
         </w:rPr>
-        <w:t xml:space="preserve"> con </w:t>
+        <w:t xml:space="preserve"> </w:t>
       </w:r>
       <w:proofErr w:type="spellStart"/>
       <w:r>
@@ -14098,7 +13073,7 @@
         <w:rPr>
           <w:color w:val="111827"/>
         </w:rPr>
-        <w:t xml:space="preserve"> factor 12 — nunca almacenadas en texto plano. </w:t>
+        <w:t xml:space="preserve"> 12, nunca en texto plano. </w:t>
       </w:r>
       <w:proofErr w:type="spellStart"/>
       <w:r>
@@ -14169,8 +13144,15 @@
       <w:r>
         <w:rPr>
           <w:color w:val="111827"/>
-        </w:rPr>
-        <w:t>JWT: firmado con HS256 y JWT_SECRET configurable. El cambio de JWT_SECRET invalida todos los tokens activos inmediatamente</w:t>
+          <w:lang w:val="en-US"/>
+        </w:rPr>
+        <w:t xml:space="preserve">JWT HS256 con JWT_SECRET configurable. </w:t>
+      </w:r>
+      <w:r>
+        <w:rPr>
+          <w:color w:val="111827"/>
+        </w:rPr>
+        <w:t>Cambiar JWT_SECRET invalida todos los tokens activos</w:t>
       </w:r>
     </w:p>
     <w:p>
@@ -14186,7 +13168,7 @@
         <w:rPr>
           <w:color w:val="111827"/>
         </w:rPr>
-        <w:t xml:space="preserve">CORS: lista blanca de </w:t>
+        <w:t xml:space="preserve">CORS con lista blanca de </w:t>
       </w:r>
       <w:proofErr w:type="spellStart"/>
       <w:r>
@@ -14200,21 +13182,7 @@
         <w:rPr>
           <w:color w:val="111827"/>
         </w:rPr>
-        <w:t xml:space="preserve"> (localhost + FRONTEND_URL). Rechaza peticiones de </w:t>
-      </w:r>
-      <w:proofErr w:type="spellStart"/>
-      <w:r>
-        <w:rPr>
-          <w:color w:val="111827"/>
-        </w:rPr>
-        <w:t>origenes</w:t>
-      </w:r>
-      <w:proofErr w:type="spellEnd"/>
-      <w:r>
-        <w:rPr>
-          <w:color w:val="111827"/>
-        </w:rPr>
-        <w:t xml:space="preserve"> no registrados con error explicito</w:t>
+        <w:t>. Rechaza peticiones no autorizadas con error explicito</w:t>
       </w:r>
     </w:p>
     <w:p>
@@ -14260,7 +13228,7 @@
         <w:rPr>
           <w:color w:val="111827"/>
         </w:rPr>
-        <w:t xml:space="preserve">(32) — 256 bits de </w:t>
+        <w:t xml:space="preserve">(32), 256 bits de </w:t>
       </w:r>
       <w:proofErr w:type="spellStart"/>
       <w:r>
@@ -14274,7 +13242,7 @@
         <w:rPr>
           <w:color w:val="111827"/>
         </w:rPr>
-        <w:t>, expiran en 1 hora, se limpian tras el uso exitoso</w:t>
+        <w:t>, expiran en 1 hora, se eliminan tras uso exitoso</w:t>
       </w:r>
     </w:p>
     <w:p>
@@ -14287,18 +13255,26 @@
         <w:spacing w:before="50" w:after="50"/>
       </w:pPr>
       <w:proofErr w:type="spellStart"/>
-      <w:r>
-        <w:rPr>
-          <w:color w:val="111827"/>
-        </w:rPr>
-        <w:t>Autorizacion</w:t>
+      <w:proofErr w:type="gramStart"/>
+      <w:r>
+        <w:rPr>
+          <w:color w:val="111827"/>
+        </w:rPr>
+        <w:t>requireAdmin</w:t>
       </w:r>
       <w:proofErr w:type="spellEnd"/>
       <w:r>
         <w:rPr>
           <w:color w:val="111827"/>
         </w:rPr>
-        <w:t xml:space="preserve"> por ruta: cada </w:t>
+        <w:t>(</w:t>
+      </w:r>
+      <w:proofErr w:type="gramEnd"/>
+      <w:r>
+        <w:rPr>
+          <w:color w:val="111827"/>
+        </w:rPr>
+        <w:t xml:space="preserve">) en cada </w:t>
       </w:r>
       <w:proofErr w:type="spellStart"/>
       <w:r>
@@ -14312,29 +13288,7 @@
         <w:rPr>
           <w:color w:val="111827"/>
         </w:rPr>
-        <w:t xml:space="preserve"> sensible tiene el middleware </w:t>
-      </w:r>
-      <w:proofErr w:type="spellStart"/>
-      <w:proofErr w:type="gramStart"/>
-      <w:r>
-        <w:rPr>
-          <w:color w:val="111827"/>
-        </w:rPr>
-        <w:t>requireAdmin</w:t>
-      </w:r>
-      <w:proofErr w:type="spellEnd"/>
-      <w:r>
-        <w:rPr>
-          <w:color w:val="111827"/>
-        </w:rPr>
-        <w:t>(</w:t>
-      </w:r>
-      <w:proofErr w:type="gramEnd"/>
-      <w:r>
-        <w:rPr>
-          <w:color w:val="111827"/>
-        </w:rPr>
-        <w:t xml:space="preserve">). El rol se extrae del JWT, no de la base de datos en cada </w:t>
+        <w:t xml:space="preserve"> sensible. El rol se verifica desde el JWT, no desde la BD en cada </w:t>
       </w:r>
       <w:proofErr w:type="spellStart"/>
       <w:r>
@@ -14359,7 +13313,7 @@
         <w:rPr>
           <w:color w:val="111827"/>
         </w:rPr>
-        <w:t>Limites</w:t>
+        <w:t>Contrasena</w:t>
       </w:r>
       <w:proofErr w:type="spellEnd"/>
       <w:r>
@@ -14373,28 +13327,28 @@
         <w:rPr>
           <w:color w:val="111827"/>
         </w:rPr>
-        <w:t>payload</w:t>
+        <w:t>aplicacion</w:t>
       </w:r>
       <w:proofErr w:type="spellEnd"/>
       <w:r>
         <w:rPr>
           <w:color w:val="111827"/>
         </w:rPr>
-        <w:t xml:space="preserve">: 10 MB en JSON y archivos para prevenir ataques de </w:t>
+        <w:t xml:space="preserve"> Gmail: no expone la </w:t>
       </w:r>
       <w:proofErr w:type="spellStart"/>
       <w:r>
         <w:rPr>
           <w:color w:val="111827"/>
         </w:rPr>
-        <w:t>payload</w:t>
+        <w:t>contrasena</w:t>
       </w:r>
       <w:proofErr w:type="spellEnd"/>
       <w:r>
         <w:rPr>
           <w:color w:val="111827"/>
         </w:rPr>
-        <w:t xml:space="preserve"> masivo</w:t>
+        <w:t xml:space="preserve"> real de la cuenta de Google</w:t>
       </w:r>
     </w:p>
     <w:p>
@@ -14406,68 +13360,28 @@
         </w:numPr>
         <w:spacing w:before="50" w:after="50"/>
       </w:pPr>
-      <w:r>
-        <w:rPr>
-          <w:color w:val="111827"/>
-        </w:rPr>
-        <w:t xml:space="preserve">Variables de entorno: </w:t>
-      </w:r>
       <w:proofErr w:type="spellStart"/>
       <w:r>
         <w:rPr>
           <w:color w:val="111827"/>
         </w:rPr>
-        <w:t>ningun</w:t>
+        <w:t>Limite</w:t>
       </w:r>
       <w:proofErr w:type="spellEnd"/>
       <w:r>
         <w:rPr>
           <w:color w:val="111827"/>
         </w:rPr>
-        <w:t xml:space="preserve"> secreto en el </w:t>
+        <w:t xml:space="preserve"> de 10 MB en JSON y archivos para prevenir ataques de </w:t>
       </w:r>
       <w:proofErr w:type="spellStart"/>
       <w:r>
         <w:rPr>
           <w:color w:val="111827"/>
         </w:rPr>
-        <w:t>codigo</w:t>
+        <w:t>payload</w:t>
       </w:r>
       <w:proofErr w:type="spellEnd"/>
-      <w:r>
-        <w:rPr>
-          <w:color w:val="111827"/>
-        </w:rPr>
-        <w:t xml:space="preserve"> fuente. Todos los tokens, claves y </w:t>
-      </w:r>
-      <w:proofErr w:type="spellStart"/>
-      <w:r>
-        <w:rPr>
-          <w:color w:val="111827"/>
-        </w:rPr>
-        <w:t>URIs</w:t>
-      </w:r>
-      <w:proofErr w:type="spellEnd"/>
-      <w:r>
-        <w:rPr>
-          <w:color w:val="111827"/>
-        </w:rPr>
-        <w:t xml:space="preserve"> se inyectan </w:t>
-      </w:r>
-      <w:proofErr w:type="spellStart"/>
-      <w:r>
-        <w:rPr>
-          <w:color w:val="111827"/>
-        </w:rPr>
-        <w:t>via</w:t>
-      </w:r>
-      <w:proofErr w:type="spellEnd"/>
-      <w:r>
-        <w:rPr>
-          <w:color w:val="111827"/>
-        </w:rPr>
-        <w:t xml:space="preserve"> variables de entorno</w:t>
-      </w:r>
     </w:p>
     <w:p>
       <w:pPr>
@@ -14478,67 +13392,47 @@
         </w:numPr>
         <w:spacing w:before="50" w:after="50"/>
       </w:pPr>
-      <w:r>
-        <w:rPr>
-          <w:color w:val="111827"/>
-        </w:rPr>
-        <w:t xml:space="preserve">Archivos: </w:t>
-      </w:r>
       <w:proofErr w:type="spellStart"/>
       <w:r>
         <w:rPr>
           <w:color w:val="111827"/>
         </w:rPr>
-        <w:t>validacion</w:t>
+        <w:t>Ningun</w:t>
       </w:r>
       <w:proofErr w:type="spellEnd"/>
       <w:r>
         <w:rPr>
           <w:color w:val="111827"/>
         </w:rPr>
-        <w:t xml:space="preserve"> de </w:t>
+        <w:t xml:space="preserve"> secreto en el </w:t>
       </w:r>
       <w:proofErr w:type="spellStart"/>
       <w:r>
         <w:rPr>
           <w:color w:val="111827"/>
         </w:rPr>
-        <w:t>mimetype</w:t>
+        <w:t>codigo</w:t>
       </w:r>
       <w:proofErr w:type="spellEnd"/>
       <w:r>
         <w:rPr>
           <w:color w:val="111827"/>
         </w:rPr>
-        <w:t xml:space="preserve"> antes de subir a </w:t>
+        <w:t xml:space="preserve"> fuente — todo </w:t>
       </w:r>
       <w:proofErr w:type="spellStart"/>
       <w:r>
         <w:rPr>
           <w:color w:val="111827"/>
         </w:rPr>
-        <w:t>Cloudinary</w:t>
+        <w:t>via</w:t>
       </w:r>
       <w:proofErr w:type="spellEnd"/>
       <w:r>
         <w:rPr>
           <w:color w:val="111827"/>
         </w:rPr>
-        <w:t xml:space="preserve">. Solo se permiten JPG, PNG, </w:t>
-      </w:r>
-      <w:proofErr w:type="spellStart"/>
-      <w:r>
-        <w:rPr>
-          <w:color w:val="111827"/>
-        </w:rPr>
-        <w:t>WebP</w:t>
-      </w:r>
-      <w:proofErr w:type="spellEnd"/>
-      <w:r>
-        <w:rPr>
-          <w:color w:val="111827"/>
-        </w:rPr>
-        <w:t>, GIF y PDF</w:t>
+        <w:t xml:space="preserve"> variables de entorno</w:t>
       </w:r>
     </w:p>
     <w:p>
@@ -14559,8 +13453,169 @@
         <w:pStyle w:val="Ttulo1"/>
       </w:pPr>
       <w:r>
-        <w:lastRenderedPageBreak/>
         <w:t>8. Limitaciones conocidas</w:t>
+      </w:r>
+    </w:p>
+    <w:p>
+      <w:pPr>
+        <w:pStyle w:val="Prrafodelista"/>
+        <w:numPr>
+          <w:ilvl w:val="0"/>
+          <w:numId w:val="2"/>
+        </w:numPr>
+        <w:spacing w:before="50" w:after="50"/>
+      </w:pPr>
+      <w:r>
+        <w:rPr>
+          <w:color w:val="111827"/>
+        </w:rPr>
+        <w:t xml:space="preserve">Render Starter: el servidor esta siempre </w:t>
+      </w:r>
+      <w:proofErr w:type="gramStart"/>
+      <w:r>
+        <w:rPr>
+          <w:color w:val="111827"/>
+        </w:rPr>
+        <w:t>activo</w:t>
+      </w:r>
+      <w:proofErr w:type="gramEnd"/>
+      <w:r>
+        <w:rPr>
+          <w:color w:val="111827"/>
+        </w:rPr>
+        <w:t xml:space="preserve"> pero tiene </w:t>
+      </w:r>
+      <w:proofErr w:type="spellStart"/>
+      <w:r>
+        <w:rPr>
+          <w:color w:val="111827"/>
+        </w:rPr>
+        <w:t>limites</w:t>
+      </w:r>
+      <w:proofErr w:type="spellEnd"/>
+      <w:r>
+        <w:rPr>
+          <w:color w:val="111827"/>
+        </w:rPr>
+        <w:t xml:space="preserve"> de CPU/RAM compartidos</w:t>
+      </w:r>
+    </w:p>
+    <w:p>
+      <w:pPr>
+        <w:pStyle w:val="Prrafodelista"/>
+        <w:numPr>
+          <w:ilvl w:val="0"/>
+          <w:numId w:val="2"/>
+        </w:numPr>
+        <w:spacing w:before="50" w:after="50"/>
+      </w:pPr>
+      <w:r>
+        <w:rPr>
+          <w:color w:val="111827"/>
+        </w:rPr>
+        <w:t xml:space="preserve">Gmail SMTP: </w:t>
+      </w:r>
+      <w:proofErr w:type="spellStart"/>
+      <w:r>
+        <w:rPr>
+          <w:color w:val="111827"/>
+        </w:rPr>
+        <w:t>limite</w:t>
+      </w:r>
+      <w:proofErr w:type="spellEnd"/>
+      <w:r>
+        <w:rPr>
+          <w:color w:val="111827"/>
+        </w:rPr>
+        <w:t xml:space="preserve"> de 500 emails/</w:t>
+      </w:r>
+      <w:proofErr w:type="spellStart"/>
+      <w:r>
+        <w:rPr>
+          <w:color w:val="111827"/>
+        </w:rPr>
+        <w:t>dia</w:t>
+      </w:r>
+      <w:proofErr w:type="spellEnd"/>
+      <w:r>
+        <w:rPr>
+          <w:color w:val="111827"/>
+        </w:rPr>
+        <w:t xml:space="preserve">. Para </w:t>
+      </w:r>
+      <w:proofErr w:type="spellStart"/>
+      <w:r>
+        <w:rPr>
+          <w:color w:val="111827"/>
+        </w:rPr>
+        <w:t>volumenes</w:t>
+      </w:r>
+      <w:proofErr w:type="spellEnd"/>
+      <w:r>
+        <w:rPr>
+          <w:color w:val="111827"/>
+        </w:rPr>
+        <w:t xml:space="preserve"> mayores considerar un servicio dedicado</w:t>
+      </w:r>
+    </w:p>
+    <w:p>
+      <w:pPr>
+        <w:pStyle w:val="Prrafodelista"/>
+        <w:numPr>
+          <w:ilvl w:val="0"/>
+          <w:numId w:val="2"/>
+        </w:numPr>
+        <w:spacing w:before="50" w:after="50"/>
+      </w:pPr>
+      <w:r>
+        <w:rPr>
+          <w:color w:val="111827"/>
+        </w:rPr>
+        <w:t xml:space="preserve">Sin </w:t>
+      </w:r>
+      <w:proofErr w:type="spellStart"/>
+      <w:r>
+        <w:rPr>
+          <w:color w:val="111827"/>
+        </w:rPr>
+        <w:t>WebSockets</w:t>
+      </w:r>
+      <w:proofErr w:type="spellEnd"/>
+      <w:r>
+        <w:rPr>
+          <w:color w:val="111827"/>
+        </w:rPr>
+        <w:t>: actualizaciones de estado no son en tiempo real en el navegador</w:t>
+      </w:r>
+    </w:p>
+    <w:p>
+      <w:pPr>
+        <w:pStyle w:val="Prrafodelista"/>
+        <w:numPr>
+          <w:ilvl w:val="0"/>
+          <w:numId w:val="2"/>
+        </w:numPr>
+        <w:spacing w:before="50" w:after="50"/>
+      </w:pPr>
+      <w:r>
+        <w:rPr>
+          <w:color w:val="111827"/>
+        </w:rPr>
+        <w:t xml:space="preserve">Sin </w:t>
+      </w:r>
+      <w:proofErr w:type="spellStart"/>
+      <w:r>
+        <w:rPr>
+          <w:color w:val="111827"/>
+        </w:rPr>
+        <w:t>paginacion</w:t>
+      </w:r>
+      <w:proofErr w:type="spellEnd"/>
+      <w:r>
+        <w:rPr>
+          <w:color w:val="111827"/>
+        </w:rPr>
+        <w:t>: todos los registros se cargan en memoria del navegador</w:t>
       </w:r>
     </w:p>
     <w:p>
@@ -14577,7 +13632,7 @@
         <w:rPr>
           <w:color w:val="111827"/>
         </w:rPr>
-        <w:t>Cold</w:t>
+        <w:t>Frontend</w:t>
       </w:r>
       <w:proofErr w:type="spellEnd"/>
       <w:r>
@@ -14591,28 +13646,28 @@
         <w:rPr>
           <w:color w:val="111827"/>
         </w:rPr>
-        <w:t>start</w:t>
+        <w:t>vanilla</w:t>
       </w:r>
       <w:proofErr w:type="spellEnd"/>
       <w:r>
         <w:rPr>
           <w:color w:val="111827"/>
         </w:rPr>
-        <w:t xml:space="preserve"> en Render plan gratuito: el servidor se apaga tras 15 minutos de inactividad. La primera </w:t>
+        <w:t xml:space="preserve">: </w:t>
       </w:r>
       <w:proofErr w:type="spellStart"/>
       <w:r>
         <w:rPr>
           <w:color w:val="111827"/>
         </w:rPr>
-        <w:t>peticion</w:t>
+        <w:t>navegacion</w:t>
       </w:r>
       <w:proofErr w:type="spellEnd"/>
       <w:r>
         <w:rPr>
           <w:color w:val="111827"/>
         </w:rPr>
-        <w:t xml:space="preserve"> puede tardar 30-60 segundos en despertar el proceso Node.js</w:t>
+        <w:t xml:space="preserve"> entre paginas implica carga completa de HTML</w:t>
       </w:r>
     </w:p>
     <w:p>
@@ -14635,296 +13690,42 @@
         <w:rPr>
           <w:color w:val="111827"/>
         </w:rPr>
-        <w:t>WebSockets</w:t>
+        <w:t>rate</w:t>
       </w:r>
       <w:proofErr w:type="spellEnd"/>
       <w:r>
         <w:rPr>
           <w:color w:val="111827"/>
         </w:rPr>
-        <w:t>: las actualizaciones de estado (</w:t>
+        <w:t xml:space="preserve"> </w:t>
       </w:r>
       <w:proofErr w:type="spellStart"/>
       <w:r>
         <w:rPr>
           <w:color w:val="111827"/>
         </w:rPr>
-        <w:t>aprobacion</w:t>
+        <w:t>limiting</w:t>
       </w:r>
       <w:proofErr w:type="spellEnd"/>
       <w:r>
         <w:rPr>
           <w:color w:val="111827"/>
         </w:rPr>
-        <w:t xml:space="preserve">/rechazo) no se reflejan en tiempo real en el navegador del </w:t>
+        <w:t xml:space="preserve"> en </w:t>
       </w:r>
       <w:proofErr w:type="spellStart"/>
       <w:r>
         <w:rPr>
           <w:color w:val="111827"/>
         </w:rPr>
-        <w:t>coder</w:t>
+        <w:t>login</w:t>
       </w:r>
       <w:proofErr w:type="spellEnd"/>
       <w:r>
         <w:rPr>
           <w:color w:val="111827"/>
         </w:rPr>
-        <w:t xml:space="preserve"> — requieren recarga manual o nueva carga del historial</w:t>
-      </w:r>
-    </w:p>
-    <w:p>
-      <w:pPr>
-        <w:pStyle w:val="Prrafodelista"/>
-        <w:numPr>
-          <w:ilvl w:val="0"/>
-          <w:numId w:val="2"/>
-        </w:numPr>
-        <w:spacing w:before="50" w:after="50"/>
-      </w:pPr>
-      <w:r>
-        <w:rPr>
-          <w:color w:val="111827"/>
-        </w:rPr>
-        <w:t xml:space="preserve">Sin </w:t>
-      </w:r>
-      <w:proofErr w:type="spellStart"/>
-      <w:r>
-        <w:rPr>
-          <w:color w:val="111827"/>
-        </w:rPr>
-        <w:t>paginacion</w:t>
-      </w:r>
-      <w:proofErr w:type="spellEnd"/>
-      <w:r>
-        <w:rPr>
-          <w:color w:val="111827"/>
-        </w:rPr>
-        <w:t xml:space="preserve">: todos los registros se cargan en memoria del navegador. Con </w:t>
-      </w:r>
-      <w:proofErr w:type="spellStart"/>
-      <w:r>
-        <w:rPr>
-          <w:color w:val="111827"/>
-        </w:rPr>
-        <w:t>volumenes</w:t>
-      </w:r>
-      <w:proofErr w:type="spellEnd"/>
-      <w:r>
-        <w:rPr>
-          <w:color w:val="111827"/>
-        </w:rPr>
-        <w:t xml:space="preserve"> altos de novedades o usuarios el rendimiento del </w:t>
-      </w:r>
-      <w:proofErr w:type="spellStart"/>
-      <w:r>
-        <w:rPr>
-          <w:color w:val="111827"/>
-        </w:rPr>
-        <w:t>frontend</w:t>
-      </w:r>
-      <w:proofErr w:type="spellEnd"/>
-      <w:r>
-        <w:rPr>
-          <w:color w:val="111827"/>
-        </w:rPr>
-        <w:t xml:space="preserve"> puede degradarse</w:t>
-      </w:r>
-    </w:p>
-    <w:p>
-      <w:pPr>
-        <w:pStyle w:val="Prrafodelista"/>
-        <w:numPr>
-          <w:ilvl w:val="0"/>
-          <w:numId w:val="2"/>
-        </w:numPr>
-        <w:spacing w:before="50" w:after="50"/>
-      </w:pPr>
-      <w:proofErr w:type="spellStart"/>
-      <w:r>
-        <w:rPr>
-          <w:color w:val="111827"/>
-        </w:rPr>
-        <w:t>Frontend</w:t>
-      </w:r>
-      <w:proofErr w:type="spellEnd"/>
-      <w:r>
-        <w:rPr>
-          <w:color w:val="111827"/>
-        </w:rPr>
-        <w:t xml:space="preserve"> sin </w:t>
-      </w:r>
-      <w:proofErr w:type="spellStart"/>
-      <w:r>
-        <w:rPr>
-          <w:color w:val="111827"/>
-        </w:rPr>
-        <w:t>framework</w:t>
-      </w:r>
-      <w:proofErr w:type="spellEnd"/>
-      <w:r>
-        <w:rPr>
-          <w:color w:val="111827"/>
-        </w:rPr>
-        <w:t xml:space="preserve"> SPA: la </w:t>
-      </w:r>
-      <w:proofErr w:type="spellStart"/>
-      <w:r>
-        <w:rPr>
-          <w:color w:val="111827"/>
-        </w:rPr>
-        <w:t>navegacion</w:t>
-      </w:r>
-      <w:proofErr w:type="spellEnd"/>
-      <w:r>
-        <w:rPr>
-          <w:color w:val="111827"/>
-        </w:rPr>
-        <w:t xml:space="preserve"> entre paginas implica una carga completa de HTML. No hay enrutamiento del lado del cliente</w:t>
-      </w:r>
-    </w:p>
-    <w:p>
-      <w:pPr>
-        <w:pStyle w:val="Prrafodelista"/>
-        <w:numPr>
-          <w:ilvl w:val="0"/>
-          <w:numId w:val="2"/>
-        </w:numPr>
-        <w:spacing w:before="50" w:after="50"/>
-      </w:pPr>
-      <w:r>
-        <w:rPr>
-          <w:color w:val="111827"/>
-        </w:rPr>
-        <w:t xml:space="preserve">MongoDB opcional: si no </w:t>
-      </w:r>
-      <w:proofErr w:type="spellStart"/>
-      <w:r>
-        <w:rPr>
-          <w:color w:val="111827"/>
-        </w:rPr>
-        <w:t>esta</w:t>
-      </w:r>
-      <w:proofErr w:type="spellEnd"/>
-      <w:r>
-        <w:rPr>
-          <w:color w:val="111827"/>
-        </w:rPr>
-        <w:t xml:space="preserve"> configurado no existe historial de </w:t>
-      </w:r>
-      <w:proofErr w:type="spellStart"/>
-      <w:r>
-        <w:rPr>
-          <w:color w:val="111827"/>
-        </w:rPr>
-        <w:t>auditoria</w:t>
-      </w:r>
-      <w:proofErr w:type="spellEnd"/>
-      <w:r>
-        <w:rPr>
-          <w:color w:val="111827"/>
-        </w:rPr>
-        <w:t xml:space="preserve">, aunque el sistema funciona con normalidad en todos los </w:t>
-      </w:r>
-      <w:proofErr w:type="spellStart"/>
-      <w:r>
-        <w:rPr>
-          <w:color w:val="111827"/>
-        </w:rPr>
-        <w:t>demas</w:t>
-      </w:r>
-      <w:proofErr w:type="spellEnd"/>
-      <w:r>
-        <w:rPr>
-          <w:color w:val="111827"/>
-        </w:rPr>
-        <w:t xml:space="preserve"> aspectos</w:t>
-      </w:r>
-    </w:p>
-    <w:p>
-      <w:pPr>
-        <w:pStyle w:val="Prrafodelista"/>
-        <w:numPr>
-          <w:ilvl w:val="0"/>
-          <w:numId w:val="2"/>
-        </w:numPr>
-        <w:spacing w:before="50" w:after="50"/>
-      </w:pPr>
-      <w:r>
-        <w:rPr>
-          <w:color w:val="111827"/>
-        </w:rPr>
-        <w:t xml:space="preserve">Sin </w:t>
-      </w:r>
-      <w:proofErr w:type="spellStart"/>
-      <w:r>
-        <w:rPr>
-          <w:color w:val="111827"/>
-        </w:rPr>
-        <w:t>rate</w:t>
-      </w:r>
-      <w:proofErr w:type="spellEnd"/>
-      <w:r>
-        <w:rPr>
-          <w:color w:val="111827"/>
-        </w:rPr>
-        <w:t xml:space="preserve"> </w:t>
-      </w:r>
-      <w:proofErr w:type="spellStart"/>
-      <w:r>
-        <w:rPr>
-          <w:color w:val="111827"/>
-        </w:rPr>
-        <w:t>limiting</w:t>
-      </w:r>
-      <w:proofErr w:type="spellEnd"/>
-      <w:r>
-        <w:rPr>
-          <w:color w:val="111827"/>
-        </w:rPr>
-        <w:t xml:space="preserve">: no hay </w:t>
-      </w:r>
-      <w:proofErr w:type="spellStart"/>
-      <w:r>
-        <w:rPr>
-          <w:color w:val="111827"/>
-        </w:rPr>
-        <w:t>proteccion</w:t>
-      </w:r>
-      <w:proofErr w:type="spellEnd"/>
-      <w:r>
-        <w:rPr>
-          <w:color w:val="111827"/>
-        </w:rPr>
-        <w:t xml:space="preserve"> contra fuerza bruta en los </w:t>
-      </w:r>
-      <w:proofErr w:type="spellStart"/>
-      <w:r>
-        <w:rPr>
-          <w:color w:val="111827"/>
-        </w:rPr>
-        <w:t>endpoints</w:t>
-      </w:r>
-      <w:proofErr w:type="spellEnd"/>
-      <w:r>
-        <w:rPr>
-          <w:color w:val="111827"/>
-        </w:rPr>
-        <w:t xml:space="preserve"> de </w:t>
-      </w:r>
-      <w:proofErr w:type="spellStart"/>
-      <w:r>
-        <w:rPr>
-          <w:color w:val="111827"/>
-        </w:rPr>
-        <w:t>login</w:t>
-      </w:r>
-      <w:proofErr w:type="spellEnd"/>
-      <w:r>
-        <w:rPr>
-          <w:color w:val="111827"/>
-        </w:rPr>
-        <w:t xml:space="preserve"> o </w:t>
+        <w:t>/</w:t>
       </w:r>
       <w:proofErr w:type="spellStart"/>
       <w:r>
@@ -14946,21 +13747,21 @@
         <w:rPr>
           <w:color w:val="111827"/>
         </w:rPr>
-        <w:t xml:space="preserve"> en la </w:t>
+        <w:t xml:space="preserve">: sin </w:t>
       </w:r>
       <w:proofErr w:type="spellStart"/>
       <w:r>
         <w:rPr>
           <w:color w:val="111827"/>
         </w:rPr>
-        <w:t>implementacion</w:t>
+        <w:t>proteccion</w:t>
       </w:r>
       <w:proofErr w:type="spellEnd"/>
       <w:r>
         <w:rPr>
           <w:color w:val="111827"/>
         </w:rPr>
-        <w:t xml:space="preserve"> actual</w:t>
+        <w:t xml:space="preserve"> contra fuerza bruta</w:t>
       </w:r>
     </w:p>
     <w:sectPr>
@@ -15093,10 +13894,64 @@
 <file path=word/numbering.xml><?xml version="1.0" encoding="utf-8"?>
 <w:numbering xmlns:wpc="http://schemas.microsoft.com/office/word/2010/wordprocessingCanvas" xmlns:cx="http://schemas.microsoft.com/office/drawing/2014/chartex" xmlns:cx1="http://schemas.microsoft.com/office/drawing/2015/9/8/chartex" xmlns:cx2="http://schemas.microsoft.com/office/drawing/2015/10/21/chartex" xmlns:cx3="http://schemas.microsoft.com/office/drawing/2016/5/9/chartex" xmlns:cx4="http://schemas.microsoft.com/office/drawing/2016/5/10/chartex" xmlns:cx5="http://schemas.microsoft.com/office/drawing/2016/5/11/chartex" xmlns:cx6="http://schemas.microsoft.com/office/drawing/2016/5/12/chartex" xmlns:cx7="http://schemas.microsoft.com/office/drawing/2016/5/13/chartex" xmlns:cx8="http://schemas.microsoft.com/office/drawing/2016/5/14/chartex" xmlns:mc="http://schemas.openxmlformats.org/markup-compatibility/2006" xmlns:aink="http://schemas.microsoft.com/office/drawing/2016/ink" xmlns:am3d="http://schemas.microsoft.com/office/drawing/2017/model3d" xmlns:o="urn:schemas-microsoft-com:office:office" xmlns:oel="http://schemas.microsoft.com/office/2019/extlst" xmlns:r="http://schemas.openxmlformats.org/officeDocument/2006/relationships" xmlns:m="http://schemas.openxmlformats.org/officeDocument/2006/math" xmlns:v="urn:schemas-microsoft-com:vml" xmlns:wp14="http://schemas.microsoft.com/office/word/2010/wordprocessingDrawing" xmlns:wp="http://schemas.openxmlformats.org/drawingml/2006/wordprocessingDrawing" xmlns:w10="urn:schemas-microsoft-com:office:word" xmlns:w="http://schemas.openxmlformats.org/wordprocessingml/2006/main" xmlns:w14="http://schemas.microsoft.com/office/word/2010/wordml" xmlns:w15="http://schemas.microsoft.com/office/word/2012/wordml" xmlns:w16cex="http://schemas.microsoft.com/office/word/2018/wordml/cex" xmlns:w16cid="http://schemas.microsoft.com/office/word/2016/wordml/cid" xmlns:w16="http://schemas.microsoft.com/office/word/2018/wordml" xmlns:w16du="http://schemas.microsoft.com/office/word/2023/wordml/word16du" xmlns:w16sdtdh="http://schemas.microsoft.com/office/word/2020/wordml/sdtdatahash" xmlns:w16sdtfl="http://schemas.microsoft.com/office/word/2024/wordml/sdtformatlock" xmlns:w16se="http://schemas.microsoft.com/office/word/2015/wordml/symex" xmlns:wpg="http://schemas.microsoft.com/office/word/2010/wordprocessingGroup" xmlns:wpi="http://schemas.microsoft.com/office/word/2010/wordprocessingInk" xmlns:wne="http://schemas.microsoft.com/office/word/2006/wordml" xmlns:wps="http://schemas.microsoft.com/office/word/2010/wordprocessingShape" mc:Ignorable="w14 w15 w16se w16cid w16 w16cex w16sdtdh w16sdtfl w16du wp14">
   <w:abstractNum w:abstractNumId="0" w15:restartNumberingAfterBreak="0">
-    <w:nsid w:val="26E55C2C"/>
+    <w:nsid w:val="0832082A"/>
     <w:multiLevelType w:val="hybridMultilevel"/>
-    <w:tmpl w:val="7F520E44"/>
-    <w:lvl w:ilvl="0" w:tplc="A7B8EC36">
+    <w:tmpl w:val="DB3052F2"/>
+    <w:lvl w:ilvl="0" w:tplc="6876FC3C">
+      <w:start w:val="1"/>
+      <w:numFmt w:val="decimal"/>
+      <w:lvlText w:val="%1."/>
+      <w:lvlJc w:val="left"/>
+      <w:pPr>
+        <w:ind w:left="720" w:hanging="360"/>
+      </w:pPr>
+    </w:lvl>
+    <w:lvl w:ilvl="1" w:tplc="1156696E">
+      <w:numFmt w:val="decimal"/>
+      <w:lvlText w:val=""/>
+      <w:lvlJc w:val="left"/>
+    </w:lvl>
+    <w:lvl w:ilvl="2" w:tplc="14546060">
+      <w:numFmt w:val="decimal"/>
+      <w:lvlText w:val=""/>
+      <w:lvlJc w:val="left"/>
+    </w:lvl>
+    <w:lvl w:ilvl="3" w:tplc="9A9A95D0">
+      <w:numFmt w:val="decimal"/>
+      <w:lvlText w:val=""/>
+      <w:lvlJc w:val="left"/>
+    </w:lvl>
+    <w:lvl w:ilvl="4" w:tplc="F8649950">
+      <w:numFmt w:val="decimal"/>
+      <w:lvlText w:val=""/>
+      <w:lvlJc w:val="left"/>
+    </w:lvl>
+    <w:lvl w:ilvl="5" w:tplc="23723710">
+      <w:numFmt w:val="decimal"/>
+      <w:lvlText w:val=""/>
+      <w:lvlJc w:val="left"/>
+    </w:lvl>
+    <w:lvl w:ilvl="6" w:tplc="DC10058E">
+      <w:numFmt w:val="decimal"/>
+      <w:lvlText w:val=""/>
+      <w:lvlJc w:val="left"/>
+    </w:lvl>
+    <w:lvl w:ilvl="7" w:tplc="885E12E2">
+      <w:numFmt w:val="decimal"/>
+      <w:lvlText w:val=""/>
+      <w:lvlJc w:val="left"/>
+    </w:lvl>
+    <w:lvl w:ilvl="8" w:tplc="E7E4A720">
+      <w:numFmt w:val="decimal"/>
+      <w:lvlText w:val=""/>
+      <w:lvlJc w:val="left"/>
+    </w:lvl>
+  </w:abstractNum>
+  <w:abstractNum w:abstractNumId="1" w15:restartNumberingAfterBreak="0">
+    <w:nsid w:val="4DA86157"/>
+    <w:multiLevelType w:val="hybridMultilevel"/>
+    <w:tmpl w:val="3A9E4E76"/>
+    <w:lvl w:ilvl="0" w:tplc="8C727D88">
       <w:start w:val="1"/>
       <w:numFmt w:val="bullet"/>
       <w:lvlText w:val="◦"/>
@@ -15105,106 +13960,106 @@
         <w:ind w:left="1080" w:hanging="360"/>
       </w:pPr>
     </w:lvl>
-    <w:lvl w:ilvl="1" w:tplc="878A1A3C">
+    <w:lvl w:ilvl="1" w:tplc="588E9630">
       <w:numFmt w:val="decimal"/>
       <w:lvlText w:val=""/>
       <w:lvlJc w:val="left"/>
     </w:lvl>
-    <w:lvl w:ilvl="2" w:tplc="E8524D68">
+    <w:lvl w:ilvl="2" w:tplc="5BA40412">
       <w:numFmt w:val="decimal"/>
       <w:lvlText w:val=""/>
       <w:lvlJc w:val="left"/>
     </w:lvl>
-    <w:lvl w:ilvl="3" w:tplc="DD9896A8">
+    <w:lvl w:ilvl="3" w:tplc="676C0572">
       <w:numFmt w:val="decimal"/>
       <w:lvlText w:val=""/>
       <w:lvlJc w:val="left"/>
     </w:lvl>
-    <w:lvl w:ilvl="4" w:tplc="3FAE4EEC">
+    <w:lvl w:ilvl="4" w:tplc="4FE2EC18">
       <w:numFmt w:val="decimal"/>
       <w:lvlText w:val=""/>
       <w:lvlJc w:val="left"/>
     </w:lvl>
-    <w:lvl w:ilvl="5" w:tplc="03D6AB12">
+    <w:lvl w:ilvl="5" w:tplc="19CC009E">
       <w:numFmt w:val="decimal"/>
       <w:lvlText w:val=""/>
       <w:lvlJc w:val="left"/>
     </w:lvl>
-    <w:lvl w:ilvl="6" w:tplc="5716766A">
+    <w:lvl w:ilvl="6" w:tplc="F6C2F0E6">
       <w:numFmt w:val="decimal"/>
       <w:lvlText w:val=""/>
       <w:lvlJc w:val="left"/>
     </w:lvl>
-    <w:lvl w:ilvl="7" w:tplc="46EE8836">
+    <w:lvl w:ilvl="7" w:tplc="296A164A">
       <w:numFmt w:val="decimal"/>
       <w:lvlText w:val=""/>
       <w:lvlJc w:val="left"/>
     </w:lvl>
-    <w:lvl w:ilvl="8" w:tplc="1452DFE8">
-      <w:numFmt w:val="decimal"/>
-      <w:lvlText w:val=""/>
-      <w:lvlJc w:val="left"/>
-    </w:lvl>
-  </w:abstractNum>
-  <w:abstractNum w:abstractNumId="1" w15:restartNumberingAfterBreak="0">
-    <w:nsid w:val="270A5A98"/>
-    <w:multiLevelType w:val="hybridMultilevel"/>
-    <w:tmpl w:val="6F1276F6"/>
-    <w:lvl w:ilvl="0" w:tplc="20DABFC6">
-      <w:start w:val="1"/>
-      <w:numFmt w:val="decimal"/>
-      <w:lvlText w:val="%1."/>
-      <w:lvlJc w:val="left"/>
-      <w:pPr>
-        <w:ind w:left="720" w:hanging="360"/>
-      </w:pPr>
-    </w:lvl>
-    <w:lvl w:ilvl="1" w:tplc="B2060984">
-      <w:numFmt w:val="decimal"/>
-      <w:lvlText w:val=""/>
-      <w:lvlJc w:val="left"/>
-    </w:lvl>
-    <w:lvl w:ilvl="2" w:tplc="8562A652">
-      <w:numFmt w:val="decimal"/>
-      <w:lvlText w:val=""/>
-      <w:lvlJc w:val="left"/>
-    </w:lvl>
-    <w:lvl w:ilvl="3" w:tplc="2FD4639E">
-      <w:numFmt w:val="decimal"/>
-      <w:lvlText w:val=""/>
-      <w:lvlJc w:val="left"/>
-    </w:lvl>
-    <w:lvl w:ilvl="4" w:tplc="3968C89E">
-      <w:numFmt w:val="decimal"/>
-      <w:lvlText w:val=""/>
-      <w:lvlJc w:val="left"/>
-    </w:lvl>
-    <w:lvl w:ilvl="5" w:tplc="D6E81E3A">
-      <w:numFmt w:val="decimal"/>
-      <w:lvlText w:val=""/>
-      <w:lvlJc w:val="left"/>
-    </w:lvl>
-    <w:lvl w:ilvl="6" w:tplc="D7E88C08">
-      <w:numFmt w:val="decimal"/>
-      <w:lvlText w:val=""/>
-      <w:lvlJc w:val="left"/>
-    </w:lvl>
-    <w:lvl w:ilvl="7" w:tplc="9F3C581E">
-      <w:numFmt w:val="decimal"/>
-      <w:lvlText w:val=""/>
-      <w:lvlJc w:val="left"/>
-    </w:lvl>
-    <w:lvl w:ilvl="8" w:tplc="CC22F0D4">
+    <w:lvl w:ilvl="8" w:tplc="64663C66">
       <w:numFmt w:val="decimal"/>
       <w:lvlText w:val=""/>
       <w:lvlJc w:val="left"/>
     </w:lvl>
   </w:abstractNum>
   <w:abstractNum w:abstractNumId="2" w15:restartNumberingAfterBreak="0">
-    <w:nsid w:val="38B0790F"/>
+    <w:nsid w:val="718C6858"/>
     <w:multiLevelType w:val="hybridMultilevel"/>
-    <w:tmpl w:val="7D00DF30"/>
-    <w:lvl w:ilvl="0" w:tplc="F64C87E0">
+    <w:tmpl w:val="96D85FF4"/>
+    <w:lvl w:ilvl="0" w:tplc="A7C497B0">
+      <w:start w:val="1"/>
+      <w:numFmt w:val="bullet"/>
+      <w:lvlText w:val="•"/>
+      <w:lvlJc w:val="left"/>
+      <w:pPr>
+        <w:ind w:left="720" w:hanging="360"/>
+      </w:pPr>
+    </w:lvl>
+    <w:lvl w:ilvl="1" w:tplc="C116E666">
+      <w:numFmt w:val="decimal"/>
+      <w:lvlText w:val=""/>
+      <w:lvlJc w:val="left"/>
+    </w:lvl>
+    <w:lvl w:ilvl="2" w:tplc="56DCB2A4">
+      <w:numFmt w:val="decimal"/>
+      <w:lvlText w:val=""/>
+      <w:lvlJc w:val="left"/>
+    </w:lvl>
+    <w:lvl w:ilvl="3" w:tplc="D26612D6">
+      <w:numFmt w:val="decimal"/>
+      <w:lvlText w:val=""/>
+      <w:lvlJc w:val="left"/>
+    </w:lvl>
+    <w:lvl w:ilvl="4" w:tplc="EDB27862">
+      <w:numFmt w:val="decimal"/>
+      <w:lvlText w:val=""/>
+      <w:lvlJc w:val="left"/>
+    </w:lvl>
+    <w:lvl w:ilvl="5" w:tplc="B81802C0">
+      <w:numFmt w:val="decimal"/>
+      <w:lvlText w:val=""/>
+      <w:lvlJc w:val="left"/>
+    </w:lvl>
+    <w:lvl w:ilvl="6" w:tplc="C5A49B8E">
+      <w:numFmt w:val="decimal"/>
+      <w:lvlText w:val=""/>
+      <w:lvlJc w:val="left"/>
+    </w:lvl>
+    <w:lvl w:ilvl="7" w:tplc="3962CE46">
+      <w:numFmt w:val="decimal"/>
+      <w:lvlText w:val=""/>
+      <w:lvlJc w:val="left"/>
+    </w:lvl>
+    <w:lvl w:ilvl="8" w:tplc="13FE5020">
+      <w:numFmt w:val="decimal"/>
+      <w:lvlText w:val=""/>
+      <w:lvlJc w:val="left"/>
+    </w:lvl>
+  </w:abstractNum>
+  <w:abstractNum w:abstractNumId="3" w15:restartNumberingAfterBreak="0">
+    <w:nsid w:val="7A2826AC"/>
+    <w:multiLevelType w:val="hybridMultilevel"/>
+    <w:tmpl w:val="60CAAF4C"/>
+    <w:lvl w:ilvl="0" w:tplc="85CA4008">
       <w:start w:val="1"/>
       <w:numFmt w:val="bullet"/>
       <w:lvlText w:val="●"/>
@@ -15213,7 +14068,7 @@
         <w:ind w:left="720" w:hanging="360"/>
       </w:pPr>
     </w:lvl>
-    <w:lvl w:ilvl="1" w:tplc="3EFE0FEA">
+    <w:lvl w:ilvl="1" w:tplc="DFDA3392">
       <w:start w:val="1"/>
       <w:numFmt w:val="bullet"/>
       <w:lvlText w:val="○"/>
@@ -15222,7 +14077,7 @@
         <w:ind w:left="1440" w:hanging="360"/>
       </w:pPr>
     </w:lvl>
-    <w:lvl w:ilvl="2" w:tplc="0840C890">
+    <w:lvl w:ilvl="2" w:tplc="CB94AC46">
       <w:start w:val="1"/>
       <w:numFmt w:val="bullet"/>
       <w:lvlText w:val="■"/>
@@ -15231,7 +14086,7 @@
         <w:ind w:left="2160" w:hanging="360"/>
       </w:pPr>
     </w:lvl>
-    <w:lvl w:ilvl="3" w:tplc="E77040B2">
+    <w:lvl w:ilvl="3" w:tplc="86726AD2">
       <w:start w:val="1"/>
       <w:numFmt w:val="bullet"/>
       <w:lvlText w:val="●"/>
@@ -15240,7 +14095,7 @@
         <w:ind w:left="2880" w:hanging="360"/>
       </w:pPr>
     </w:lvl>
-    <w:lvl w:ilvl="4" w:tplc="47201580">
+    <w:lvl w:ilvl="4" w:tplc="860279D6">
       <w:start w:val="1"/>
       <w:numFmt w:val="bullet"/>
       <w:lvlText w:val="○"/>
@@ -15249,7 +14104,7 @@
         <w:ind w:left="3600" w:hanging="360"/>
       </w:pPr>
     </w:lvl>
-    <w:lvl w:ilvl="5" w:tplc="1474EFFA">
+    <w:lvl w:ilvl="5" w:tplc="9FA29384">
       <w:start w:val="1"/>
       <w:numFmt w:val="bullet"/>
       <w:lvlText w:val="■"/>
@@ -15258,7 +14113,7 @@
         <w:ind w:left="4320" w:hanging="360"/>
       </w:pPr>
     </w:lvl>
-    <w:lvl w:ilvl="6" w:tplc="0A248AFE">
+    <w:lvl w:ilvl="6" w:tplc="A04CFF74">
       <w:start w:val="1"/>
       <w:numFmt w:val="bullet"/>
       <w:lvlText w:val="●"/>
@@ -15267,7 +14122,7 @@
         <w:ind w:left="5040" w:hanging="360"/>
       </w:pPr>
     </w:lvl>
-    <w:lvl w:ilvl="7" w:tplc="B9322CE2">
+    <w:lvl w:ilvl="7" w:tplc="C6F8A538">
       <w:start w:val="1"/>
       <w:numFmt w:val="bullet"/>
       <w:lvlText w:val="●"/>
@@ -15276,7 +14131,7 @@
         <w:ind w:left="5760" w:hanging="360"/>
       </w:pPr>
     </w:lvl>
-    <w:lvl w:ilvl="8" w:tplc="26DACB34">
+    <w:lvl w:ilvl="8" w:tplc="D690ECFE">
       <w:start w:val="1"/>
       <w:numFmt w:val="bullet"/>
       <w:lvlText w:val="●"/>
@@ -15286,80 +14141,26 @@
       </w:pPr>
     </w:lvl>
   </w:abstractNum>
-  <w:abstractNum w:abstractNumId="3" w15:restartNumberingAfterBreak="0">
-    <w:nsid w:val="67EF11F6"/>
-    <w:multiLevelType w:val="hybridMultilevel"/>
-    <w:tmpl w:val="8992193E"/>
-    <w:lvl w:ilvl="0" w:tplc="9EE66B7A">
-      <w:start w:val="1"/>
-      <w:numFmt w:val="bullet"/>
-      <w:lvlText w:val="•"/>
-      <w:lvlJc w:val="left"/>
-      <w:pPr>
-        <w:ind w:left="720" w:hanging="360"/>
-      </w:pPr>
-    </w:lvl>
-    <w:lvl w:ilvl="1" w:tplc="BDC240C6">
-      <w:numFmt w:val="decimal"/>
-      <w:lvlText w:val=""/>
-      <w:lvlJc w:val="left"/>
-    </w:lvl>
-    <w:lvl w:ilvl="2" w:tplc="5858BC28">
-      <w:numFmt w:val="decimal"/>
-      <w:lvlText w:val=""/>
-      <w:lvlJc w:val="left"/>
-    </w:lvl>
-    <w:lvl w:ilvl="3" w:tplc="E0AA72E4">
-      <w:numFmt w:val="decimal"/>
-      <w:lvlText w:val=""/>
-      <w:lvlJc w:val="left"/>
-    </w:lvl>
-    <w:lvl w:ilvl="4" w:tplc="1D721124">
-      <w:numFmt w:val="decimal"/>
-      <w:lvlText w:val=""/>
-      <w:lvlJc w:val="left"/>
-    </w:lvl>
-    <w:lvl w:ilvl="5" w:tplc="F154E6A6">
-      <w:numFmt w:val="decimal"/>
-      <w:lvlText w:val=""/>
-      <w:lvlJc w:val="left"/>
-    </w:lvl>
-    <w:lvl w:ilvl="6" w:tplc="20E8D578">
-      <w:numFmt w:val="decimal"/>
-      <w:lvlText w:val=""/>
-      <w:lvlJc w:val="left"/>
-    </w:lvl>
-    <w:lvl w:ilvl="7" w:tplc="F8267CCC">
-      <w:numFmt w:val="decimal"/>
-      <w:lvlText w:val=""/>
-      <w:lvlJc w:val="left"/>
-    </w:lvl>
-    <w:lvl w:ilvl="8" w:tplc="0652D24E">
-      <w:numFmt w:val="decimal"/>
-      <w:lvlText w:val=""/>
-      <w:lvlJc w:val="left"/>
-    </w:lvl>
-  </w:abstractNum>
-  <w:num w:numId="1" w16cid:durableId="1137183500">
+  <w:num w:numId="1" w16cid:durableId="1066342051">
+    <w:abstractNumId w:val="3"/>
+    <w:lvlOverride w:ilvl="0">
+      <w:startOverride w:val="1"/>
+    </w:lvlOverride>
+  </w:num>
+  <w:num w:numId="2" w16cid:durableId="1031687959">
     <w:abstractNumId w:val="2"/>
     <w:lvlOverride w:ilvl="0">
       <w:startOverride w:val="1"/>
     </w:lvlOverride>
   </w:num>
-  <w:num w:numId="2" w16cid:durableId="1529371426">
-    <w:abstractNumId w:val="3"/>
+  <w:num w:numId="3" w16cid:durableId="956760367">
+    <w:abstractNumId w:val="0"/>
     <w:lvlOverride w:ilvl="0">
       <w:startOverride w:val="1"/>
     </w:lvlOverride>
   </w:num>
-  <w:num w:numId="3" w16cid:durableId="929967822">
+  <w:num w:numId="4" w16cid:durableId="1869683049">
     <w:abstractNumId w:val="1"/>
-    <w:lvlOverride w:ilvl="0">
-      <w:startOverride w:val="1"/>
-    </w:lvlOverride>
-  </w:num>
-  <w:num w:numId="4" w16cid:durableId="1982734941">
-    <w:abstractNumId w:val="0"/>
     <w:lvlOverride w:ilvl="0">
       <w:startOverride w:val="1"/>
     </w:lvlOverride>
